--- a/3-能力管理/流程制度规范类文件/030102-运维服务改进制度.docx
+++ b/3-能力管理/流程制度规范类文件/030102-运维服务改进制度.docx
@@ -1,20 +1,19 @@
 
 <file path=word/document.xml><?xml version="1.0" encoding="utf-8"?>
-<w:document xmlns:wpc="http://schemas.microsoft.com/office/word/2010/wordprocessingCanvas" xmlns:mc="http://schemas.openxmlformats.org/markup-compatibility/2006" xmlns:o="urn:schemas-microsoft-com:office:office" xmlns:r="http://schemas.openxmlformats.org/officeDocument/2006/relationships" xmlns:m="http://schemas.openxmlformats.org/officeDocument/2006/math" xmlns:v="urn:schemas-microsoft-com:vml" xmlns:wp14="http://schemas.microsoft.com/office/word/2010/wordprocessingDrawing" xmlns:wp="http://schemas.openxmlformats.org/drawingml/2006/wordprocessingDrawing" xmlns:w10="urn:schemas-microsoft-com:office:word" xmlns:w="http://schemas.openxmlformats.org/wordprocessingml/2006/main" xmlns:w14="http://schemas.microsoft.com/office/word/2010/wordml" xmlns:w15="http://schemas.microsoft.com/office/word/2012/wordml" xmlns:wne="http://schemas.microsoft.com/office/word/2006/wordml" xmlns:wpg="http://schemas.microsoft.com/office/word/2010/wordprocessingGroup" xmlns:wpi="http://schemas.microsoft.com/office/word/2010/wordprocessingInk" xmlns:wps="http://schemas.microsoft.com/office/word/2010/wordprocessingShape" mc:Ignorable="w14 w15 wp14">
-  <!-- Generated by Aspose.Words for .NET 13.3.0.1 -->
+<w:document xmlns:wpc="http://schemas.microsoft.com/office/word/2010/wordprocessingCanvas" xmlns:mc="http://schemas.openxmlformats.org/markup-compatibility/2006" xmlns:o="urn:schemas-microsoft-com:office:office" xmlns:r="http://schemas.openxmlformats.org/officeDocument/2006/relationships" xmlns:m="http://schemas.openxmlformats.org/officeDocument/2006/math" xmlns:v="urn:schemas-microsoft-com:vml" xmlns:wp14="http://schemas.microsoft.com/office/word/2010/wordprocessingDrawing" xmlns:wp="http://schemas.openxmlformats.org/drawingml/2006/wordprocessingDrawing" xmlns:w="http://schemas.openxmlformats.org/wordprocessingml/2006/main" xmlns:w14="http://schemas.microsoft.com/office/word/2010/wordml" xmlns:w10="urn:schemas-microsoft-com:office:word" xmlns:w15="http://schemas.microsoft.com/office/word/2012/wordml" xmlns:wpg="http://schemas.microsoft.com/office/word/2010/wordprocessingGroup" xmlns:wpi="http://schemas.microsoft.com/office/word/2010/wordprocessingInk" xmlns:wne="http://schemas.microsoft.com/office/word/2006/wordml" xmlns:wps="http://schemas.microsoft.com/office/word/2010/wordprocessingShape" xmlns:wpsCustomData="http://www.wps.cn/officeDocument/2013/wpsCustomData" mc:Ignorable="w14 w15 wp14">
   <w:body>
     <w:p>
       <w:pPr>
-        <w:pStyle w:val="a1"/>
+        <w:pStyle w:val="31"/>
         <w:bidi w:val="0"/>
       </w:pPr>
-      <w:bookmarkStart w:id="0" w:name="_Toc23114"/>
-    </w:p>
-    <w:p>
-      <w:pPr>
-        <w:pStyle w:val="a1"/>
+    </w:p>
+    <w:p>
+      <w:pPr>
+        <w:pStyle w:val="31"/>
         <w:bidi w:val="0"/>
       </w:pPr>
+      <w:bookmarkStart w:id="0" w:name="_Toc30851"/>
       <w:r>
         <w:t>运维服务改进制度</w:t>
       </w:r>
@@ -22,10 +21,10 @@
     </w:p>
     <w:p>
       <w:pPr>
-        <w:pStyle w:val="a2"/>
+        <w:pStyle w:val="32"/>
         <w:bidi w:val="0"/>
       </w:pPr>
-      <w:bookmarkStart w:id="1" w:name="_Toc15890"/>
+      <w:bookmarkStart w:id="1" w:name="_Toc25542"/>
       <w:r>
         <w:t>江苏云储智能科技有限公司</w:t>
       </w:r>
@@ -33,12 +32,12 @@
     </w:p>
     <w:p>
       <w:pPr>
-        <w:pStyle w:val="BodyText"/>
+        <w:pStyle w:val="12"/>
         <w:spacing w:line="363" w:lineRule="auto"/>
-        <w:ind w:left="0" w:right="0" w:firstLine="0" w:leftChars="0" w:rightChars="0" w:firstLineChars="0"/>
+        <w:ind w:left="0" w:leftChars="0" w:right="0" w:rightChars="0" w:firstLine="0" w:firstLineChars="0"/>
         <w:jc w:val="center"/>
         <w:rPr>
-          <w:rFonts w:ascii="宋体" w:eastAsia="宋体" w:hAnsi="宋体" w:cs="宋体" w:hint="eastAsia"/>
+          <w:rFonts w:hint="eastAsia" w:ascii="宋体" w:hAnsi="宋体" w:eastAsia="宋体" w:cs="宋体"/>
           <w:sz w:val="36"/>
           <w:szCs w:val="36"/>
           <w:lang w:val="en-US" w:eastAsia="zh-CN"/>
@@ -46,7 +45,7 @@
       </w:pPr>
       <w:r>
         <w:rPr>
-          <w:rFonts w:ascii="宋体" w:eastAsia="宋体" w:hAnsi="宋体" w:cs="宋体" w:hint="eastAsia"/>
+          <w:rFonts w:hint="eastAsia" w:ascii="宋体" w:hAnsi="宋体" w:eastAsia="宋体" w:cs="宋体"/>
           <w:sz w:val="36"/>
           <w:szCs w:val="36"/>
           <w:lang w:val="en-US" w:eastAsia="zh-CN"/>
@@ -57,7 +56,7 @@
     <w:p>
       <w:pPr>
         <w:rPr>
-          <w:rFonts w:ascii="宋体" w:eastAsia="宋体" w:hAnsi="宋体" w:cs="宋体" w:hint="eastAsia"/>
+          <w:rFonts w:hint="eastAsia" w:ascii="宋体" w:hAnsi="宋体" w:eastAsia="宋体" w:cs="宋体"/>
           <w:sz w:val="36"/>
           <w:szCs w:val="36"/>
           <w:lang w:val="en-US" w:eastAsia="zh-CN"/>
@@ -65,7 +64,7 @@
       </w:pPr>
       <w:r>
         <w:rPr>
-          <w:rFonts w:ascii="宋体" w:eastAsia="宋体" w:hAnsi="宋体" w:cs="宋体" w:hint="eastAsia"/>
+          <w:rFonts w:hint="eastAsia" w:ascii="宋体" w:hAnsi="宋体" w:eastAsia="宋体" w:cs="宋体"/>
           <w:sz w:val="36"/>
           <w:szCs w:val="36"/>
           <w:lang w:val="en-US" w:eastAsia="zh-CN"/>
@@ -79,15 +78,15 @@
         <w:ind w:left="3710"/>
         <w:outlineLvl w:val="0"/>
         <w:rPr>
-          <w:rFonts w:ascii="宋体" w:eastAsia="宋体" w:hAnsi="宋体" w:cs="宋体"/>
+          <w:rFonts w:ascii="宋体" w:hAnsi="宋体" w:eastAsia="宋体" w:cs="宋体"/>
           <w:sz w:val="28"/>
           <w:szCs w:val="28"/>
         </w:rPr>
       </w:pPr>
-      <w:bookmarkStart w:id="2" w:name="_Toc23109"/>
+      <w:bookmarkStart w:id="2" w:name="_Toc15958"/>
       <w:r>
         <w:rPr>
-          <w:rFonts w:ascii="宋体" w:eastAsia="宋体" w:hAnsi="宋体" w:cs="宋体"/>
+          <w:rFonts w:ascii="宋体" w:hAnsi="宋体" w:eastAsia="宋体" w:cs="宋体"/>
           <w:spacing w:val="-3"/>
           <w:sz w:val="28"/>
           <w:szCs w:val="28"/>
@@ -98,16 +97,16 @@
     </w:p>
     <w:tbl>
       <w:tblPr>
-        <w:tblStyle w:val="TableNormal0"/>
+        <w:tblStyle w:val="24"/>
         <w:tblW w:w="9072" w:type="dxa"/>
         <w:tblInd w:w="5" w:type="dxa"/>
         <w:tblBorders>
-          <w:top w:val="single" w:sz="4" w:space="0" w:color="000000"/>
-          <w:left w:val="single" w:sz="4" w:space="0" w:color="000000"/>
-          <w:bottom w:val="single" w:sz="4" w:space="0" w:color="000000"/>
-          <w:right w:val="single" w:sz="4" w:space="0" w:color="000000"/>
-          <w:insideH w:val="single" w:sz="4" w:space="0" w:color="000000"/>
-          <w:insideV w:val="single" w:sz="4" w:space="0" w:color="000000"/>
+          <w:top w:val="single" w:color="000000" w:sz="4" w:space="0"/>
+          <w:left w:val="single" w:color="000000" w:sz="4" w:space="0"/>
+          <w:bottom w:val="single" w:color="000000" w:sz="4" w:space="0"/>
+          <w:right w:val="single" w:color="000000" w:sz="4" w:space="0"/>
+          <w:insideH w:val="single" w:color="000000" w:sz="4" w:space="0"/>
+          <w:insideV w:val="single" w:color="000000" w:sz="4" w:space="0"/>
         </w:tblBorders>
         <w:tblLayout w:type="fixed"/>
         <w:tblCellMar>
@@ -126,17 +125,14 @@
       </w:tblGrid>
       <w:tr>
         <w:tblPrEx>
-          <w:tblW w:w="9072" w:type="dxa"/>
-          <w:tblInd w:w="5" w:type="dxa"/>
           <w:tblBorders>
-            <w:top w:val="single" w:sz="4" w:space="0" w:color="000000"/>
-            <w:left w:val="single" w:sz="4" w:space="0" w:color="000000"/>
-            <w:bottom w:val="single" w:sz="4" w:space="0" w:color="000000"/>
-            <w:right w:val="single" w:sz="4" w:space="0" w:color="000000"/>
-            <w:insideH w:val="single" w:sz="4" w:space="0" w:color="000000"/>
-            <w:insideV w:val="single" w:sz="4" w:space="0" w:color="000000"/>
+            <w:top w:val="single" w:color="000000" w:sz="4" w:space="0"/>
+            <w:left w:val="single" w:color="000000" w:sz="4" w:space="0"/>
+            <w:bottom w:val="single" w:color="000000" w:sz="4" w:space="0"/>
+            <w:right w:val="single" w:color="000000" w:sz="4" w:space="0"/>
+            <w:insideH w:val="single" w:color="000000" w:sz="4" w:space="0"/>
+            <w:insideV w:val="single" w:color="000000" w:sz="4" w:space="0"/>
           </w:tblBorders>
-          <w:tblLayout w:type="fixed"/>
           <w:tblCellMar>
             <w:top w:w="0" w:type="dxa"/>
             <w:left w:w="0" w:type="dxa"/>
@@ -145,7 +141,7 @@
           </w:tblCellMar>
         </w:tblPrEx>
         <w:trPr>
-          <w:trHeight w:val="611"/>
+          <w:trHeight w:val="611" w:hRule="atLeast"/>
         </w:trPr>
         <w:tc>
           <w:tcPr>
@@ -156,14 +152,14 @@
               <w:spacing w:before="185" w:line="220" w:lineRule="auto"/>
               <w:ind w:left="207"/>
               <w:rPr>
-                <w:rFonts w:ascii="宋体" w:eastAsia="宋体" w:hAnsi="宋体" w:cs="宋体"/>
+                <w:rFonts w:ascii="宋体" w:hAnsi="宋体" w:eastAsia="宋体" w:cs="宋体"/>
                 <w:sz w:val="24"/>
                 <w:szCs w:val="24"/>
               </w:rPr>
             </w:pPr>
             <w:r>
               <w:rPr>
-                <w:rFonts w:ascii="宋体" w:eastAsia="宋体" w:hAnsi="宋体" w:cs="宋体"/>
+                <w:rFonts w:ascii="宋体" w:hAnsi="宋体" w:eastAsia="宋体" w:cs="宋体"/>
                 <w:spacing w:val="-2"/>
                 <w:sz w:val="24"/>
                 <w:szCs w:val="24"/>
@@ -179,21 +175,14 @@
           </w:tcPr>
           <w:p>
             <w:pPr>
-              <w:spacing w:before="185" w:line="218" w:lineRule="auto"/>
-              <w:ind w:left="109"/>
+              <w:pStyle w:val="27"/>
+              <w:bidi w:val="0"/>
               <w:rPr>
-                <w:rFonts w:ascii="宋体" w:eastAsia="宋体" w:hAnsi="宋体" w:cs="宋体"/>
-                <w:sz w:val="24"/>
+                <w:rFonts w:ascii="宋体" w:hAnsi="宋体" w:eastAsia="宋体" w:cs="宋体"/>
                 <w:szCs w:val="24"/>
               </w:rPr>
             </w:pPr>
             <w:r>
-              <w:rPr>
-                <w:rFonts w:ascii="宋体" w:eastAsia="宋体" w:hAnsi="宋体" w:cs="宋体"/>
-                <w:spacing w:val="-1"/>
-                <w:sz w:val="24"/>
-                <w:szCs w:val="24"/>
-              </w:rPr>
               <w:t>运维服务改进制度（JSYC-ITSS-YWFWGJ）</w:t>
             </w:r>
           </w:p>
@@ -201,9 +190,14 @@
       </w:tr>
       <w:tr>
         <w:tblPrEx>
-          <w:tblW w:w="9072" w:type="dxa"/>
-          <w:tblInd w:w="5" w:type="dxa"/>
-          <w:tblLayout w:type="fixed"/>
+          <w:tblBorders>
+            <w:top w:val="single" w:color="000000" w:sz="4" w:space="0"/>
+            <w:left w:val="single" w:color="000000" w:sz="4" w:space="0"/>
+            <w:bottom w:val="single" w:color="000000" w:sz="4" w:space="0"/>
+            <w:right w:val="single" w:color="000000" w:sz="4" w:space="0"/>
+            <w:insideH w:val="single" w:color="000000" w:sz="4" w:space="0"/>
+            <w:insideV w:val="single" w:color="000000" w:sz="4" w:space="0"/>
+          </w:tblBorders>
           <w:tblCellMar>
             <w:top w:w="0" w:type="dxa"/>
             <w:left w:w="0" w:type="dxa"/>
@@ -212,7 +206,7 @@
           </w:tblCellMar>
         </w:tblPrEx>
         <w:trPr>
-          <w:trHeight w:val="607"/>
+          <w:trHeight w:val="607" w:hRule="atLeast"/>
         </w:trPr>
         <w:tc>
           <w:tcPr>
@@ -223,14 +217,14 @@
               <w:spacing w:before="182" w:line="220" w:lineRule="auto"/>
               <w:ind w:left="447"/>
               <w:rPr>
-                <w:rFonts w:ascii="宋体" w:eastAsia="宋体" w:hAnsi="宋体" w:cs="宋体"/>
+                <w:rFonts w:ascii="宋体" w:hAnsi="宋体" w:eastAsia="宋体" w:cs="宋体"/>
                 <w:sz w:val="24"/>
                 <w:szCs w:val="24"/>
               </w:rPr>
             </w:pPr>
             <w:r>
               <w:rPr>
-                <w:rFonts w:ascii="宋体" w:eastAsia="宋体" w:hAnsi="宋体" w:cs="宋体"/>
+                <w:rFonts w:ascii="宋体" w:hAnsi="宋体" w:eastAsia="宋体" w:cs="宋体"/>
                 <w:spacing w:val="-3"/>
                 <w:sz w:val="24"/>
                 <w:szCs w:val="24"/>
@@ -246,21 +240,14 @@
           </w:tcPr>
           <w:p>
             <w:pPr>
-              <w:spacing w:before="182" w:line="219" w:lineRule="auto"/>
-              <w:ind w:left="109"/>
+              <w:pStyle w:val="27"/>
+              <w:bidi w:val="0"/>
               <w:rPr>
-                <w:rFonts w:ascii="宋体" w:eastAsia="宋体" w:hAnsi="宋体" w:cs="宋体"/>
-                <w:sz w:val="24"/>
+                <w:rFonts w:ascii="宋体" w:hAnsi="宋体" w:eastAsia="宋体" w:cs="宋体"/>
                 <w:szCs w:val="24"/>
               </w:rPr>
             </w:pPr>
             <w:r>
-              <w:rPr>
-                <w:rFonts w:ascii="宋体" w:eastAsia="宋体" w:hAnsi="宋体" w:cs="宋体"/>
-                <w:spacing w:val="-1"/>
-                <w:sz w:val="24"/>
-                <w:szCs w:val="24"/>
-              </w:rPr>
               <w:t>江苏云储智能科技有限公司</w:t>
             </w:r>
           </w:p>
@@ -268,9 +255,14 @@
       </w:tr>
       <w:tr>
         <w:tblPrEx>
-          <w:tblW w:w="9072" w:type="dxa"/>
-          <w:tblInd w:w="5" w:type="dxa"/>
-          <w:tblLayout w:type="fixed"/>
+          <w:tblBorders>
+            <w:top w:val="single" w:color="000000" w:sz="4" w:space="0"/>
+            <w:left w:val="single" w:color="000000" w:sz="4" w:space="0"/>
+            <w:bottom w:val="single" w:color="000000" w:sz="4" w:space="0"/>
+            <w:right w:val="single" w:color="000000" w:sz="4" w:space="0"/>
+            <w:insideH w:val="single" w:color="000000" w:sz="4" w:space="0"/>
+            <w:insideV w:val="single" w:color="000000" w:sz="4" w:space="0"/>
+          </w:tblBorders>
           <w:tblCellMar>
             <w:top w:w="0" w:type="dxa"/>
             <w:left w:w="0" w:type="dxa"/>
@@ -279,7 +271,7 @@
           </w:tblCellMar>
         </w:tblPrEx>
         <w:trPr>
-          <w:trHeight w:val="607"/>
+          <w:trHeight w:val="607" w:hRule="atLeast"/>
         </w:trPr>
         <w:tc>
           <w:tcPr>
@@ -290,14 +282,14 @@
               <w:spacing w:before="183" w:line="219" w:lineRule="auto"/>
               <w:ind w:left="447"/>
               <w:rPr>
-                <w:rFonts w:ascii="宋体" w:eastAsia="宋体" w:hAnsi="宋体" w:cs="宋体"/>
+                <w:rFonts w:ascii="宋体" w:hAnsi="宋体" w:eastAsia="宋体" w:cs="宋体"/>
                 <w:sz w:val="24"/>
                 <w:szCs w:val="24"/>
               </w:rPr>
             </w:pPr>
             <w:r>
               <w:rPr>
-                <w:rFonts w:ascii="宋体" w:eastAsia="宋体" w:hAnsi="宋体" w:cs="宋体"/>
+                <w:rFonts w:ascii="宋体" w:hAnsi="宋体" w:eastAsia="宋体" w:cs="宋体"/>
                 <w:spacing w:val="-3"/>
                 <w:sz w:val="24"/>
                 <w:szCs w:val="24"/>
@@ -315,14 +307,14 @@
               <w:spacing w:before="183" w:line="219" w:lineRule="auto"/>
               <w:ind w:left="229"/>
               <w:rPr>
-                <w:rFonts w:ascii="宋体" w:eastAsia="宋体" w:hAnsi="宋体" w:cs="宋体"/>
+                <w:rFonts w:ascii="宋体" w:hAnsi="宋体" w:eastAsia="宋体" w:cs="宋体"/>
                 <w:sz w:val="24"/>
                 <w:szCs w:val="24"/>
               </w:rPr>
             </w:pPr>
             <w:r>
               <w:rPr>
-                <w:rFonts w:ascii="宋体" w:eastAsia="宋体" w:hAnsi="宋体" w:cs="宋体"/>
+                <w:rFonts w:ascii="宋体" w:hAnsi="宋体" w:eastAsia="宋体" w:cs="宋体"/>
                 <w:spacing w:val="-2"/>
                 <w:sz w:val="24"/>
                 <w:szCs w:val="24"/>
@@ -340,14 +332,14 @@
               <w:spacing w:before="183" w:line="219" w:lineRule="auto"/>
               <w:ind w:left="676"/>
               <w:rPr>
-                <w:rFonts w:ascii="宋体" w:eastAsia="宋体" w:hAnsi="宋体" w:cs="宋体"/>
+                <w:rFonts w:ascii="宋体" w:hAnsi="宋体" w:eastAsia="宋体" w:cs="宋体"/>
                 <w:sz w:val="24"/>
                 <w:szCs w:val="24"/>
               </w:rPr>
             </w:pPr>
             <w:r>
               <w:rPr>
-                <w:rFonts w:ascii="宋体" w:eastAsia="宋体" w:hAnsi="宋体" w:cs="宋体"/>
+                <w:rFonts w:ascii="宋体" w:hAnsi="宋体" w:eastAsia="宋体" w:cs="宋体"/>
                 <w:spacing w:val="-2"/>
                 <w:sz w:val="24"/>
                 <w:szCs w:val="24"/>
@@ -365,14 +357,14 @@
               <w:spacing w:before="184" w:line="220" w:lineRule="auto"/>
               <w:ind w:left="545"/>
               <w:rPr>
-                <w:rFonts w:ascii="宋体" w:eastAsia="宋体" w:hAnsi="宋体" w:cs="宋体"/>
+                <w:rFonts w:ascii="宋体" w:hAnsi="宋体" w:eastAsia="宋体" w:cs="宋体"/>
                 <w:sz w:val="24"/>
                 <w:szCs w:val="24"/>
               </w:rPr>
             </w:pPr>
             <w:r>
               <w:rPr>
-                <w:rFonts w:ascii="宋体" w:eastAsia="宋体" w:hAnsi="宋体" w:cs="宋体"/>
+                <w:rFonts w:ascii="宋体" w:hAnsi="宋体" w:eastAsia="宋体" w:cs="宋体"/>
                 <w:spacing w:val="-3"/>
                 <w:sz w:val="24"/>
                 <w:szCs w:val="24"/>
@@ -390,14 +382,14 @@
               <w:spacing w:before="184" w:line="220" w:lineRule="auto"/>
               <w:ind w:left="754"/>
               <w:rPr>
-                <w:rFonts w:ascii="宋体" w:eastAsia="宋体" w:hAnsi="宋体" w:cs="宋体"/>
+                <w:rFonts w:ascii="宋体" w:hAnsi="宋体" w:eastAsia="宋体" w:cs="宋体"/>
                 <w:sz w:val="24"/>
                 <w:szCs w:val="24"/>
               </w:rPr>
             </w:pPr>
             <w:r>
               <w:rPr>
-                <w:rFonts w:ascii="宋体" w:eastAsia="宋体" w:hAnsi="宋体" w:cs="宋体"/>
+                <w:rFonts w:ascii="宋体" w:hAnsi="宋体" w:eastAsia="宋体" w:cs="宋体"/>
                 <w:spacing w:val="-6"/>
                 <w:sz w:val="24"/>
                 <w:szCs w:val="24"/>
@@ -409,9 +401,14 @@
       </w:tr>
       <w:tr>
         <w:tblPrEx>
-          <w:tblW w:w="9072" w:type="dxa"/>
-          <w:tblInd w:w="5" w:type="dxa"/>
-          <w:tblLayout w:type="fixed"/>
+          <w:tblBorders>
+            <w:top w:val="single" w:color="000000" w:sz="4" w:space="0"/>
+            <w:left w:val="single" w:color="000000" w:sz="4" w:space="0"/>
+            <w:bottom w:val="single" w:color="000000" w:sz="4" w:space="0"/>
+            <w:right w:val="single" w:color="000000" w:sz="4" w:space="0"/>
+            <w:insideH w:val="single" w:color="000000" w:sz="4" w:space="0"/>
+            <w:insideV w:val="single" w:color="000000" w:sz="4" w:space="0"/>
+          </w:tblBorders>
           <w:tblCellMar>
             <w:top w:w="0" w:type="dxa"/>
             <w:left w:w="0" w:type="dxa"/>
@@ -420,7 +417,7 @@
           </w:tblCellMar>
         </w:tblPrEx>
         <w:trPr>
-          <w:trHeight w:val="474"/>
+          <w:trHeight w:val="474" w:hRule="atLeast"/>
         </w:trPr>
         <w:tc>
           <w:tcPr>
@@ -431,14 +428,14 @@
               <w:spacing w:before="162" w:line="239" w:lineRule="auto"/>
               <w:ind w:left="709"/>
               <w:rPr>
-                <w:rFonts w:ascii="宋体" w:eastAsia="宋体" w:hAnsi="宋体" w:cs="宋体"/>
+                <w:rFonts w:ascii="宋体" w:hAnsi="宋体" w:eastAsia="宋体" w:cs="宋体"/>
                 <w:sz w:val="21"/>
                 <w:szCs w:val="21"/>
               </w:rPr>
             </w:pPr>
             <w:r>
               <w:rPr>
-                <w:rFonts w:ascii="宋体" w:eastAsia="宋体" w:hAnsi="宋体" w:cs="宋体"/>
+                <w:rFonts w:ascii="宋体" w:hAnsi="宋体" w:eastAsia="宋体" w:cs="宋体"/>
                 <w:spacing w:val="-1"/>
                 <w:sz w:val="21"/>
                 <w:szCs w:val="21"/>
@@ -456,14 +453,14 @@
               <w:spacing w:before="162"/>
               <w:ind w:left="290"/>
               <w:rPr>
-                <w:rFonts w:ascii="宋体" w:eastAsia="宋体" w:hAnsi="宋体" w:cs="宋体"/>
+                <w:rFonts w:ascii="宋体" w:hAnsi="宋体" w:eastAsia="宋体" w:cs="宋体"/>
                 <w:sz w:val="21"/>
                 <w:szCs w:val="21"/>
               </w:rPr>
             </w:pPr>
             <w:r>
               <w:rPr>
-                <w:rFonts w:ascii="宋体" w:eastAsia="宋体" w:hAnsi="宋体" w:cs="宋体"/>
+                <w:rFonts w:ascii="宋体" w:hAnsi="宋体" w:eastAsia="宋体" w:cs="宋体"/>
                 <w:spacing w:val="-2"/>
                 <w:sz w:val="21"/>
                 <w:szCs w:val="21"/>
@@ -481,14 +478,14 @@
               <w:spacing w:before="132" w:line="219" w:lineRule="auto"/>
               <w:ind w:left="738"/>
               <w:rPr>
-                <w:rFonts w:ascii="宋体" w:eastAsia="宋体" w:hAnsi="宋体" w:cs="宋体"/>
+                <w:rFonts w:ascii="宋体" w:hAnsi="宋体" w:eastAsia="宋体" w:cs="宋体"/>
                 <w:sz w:val="21"/>
                 <w:szCs w:val="21"/>
               </w:rPr>
             </w:pPr>
             <w:r>
               <w:rPr>
-                <w:rFonts w:ascii="宋体" w:eastAsia="宋体" w:hAnsi="宋体" w:cs="宋体"/>
+                <w:rFonts w:ascii="宋体" w:hAnsi="宋体" w:eastAsia="宋体" w:cs="宋体"/>
                 <w:spacing w:val="-3"/>
                 <w:sz w:val="21"/>
                 <w:szCs w:val="21"/>
@@ -506,7 +503,7 @@
               <w:spacing w:before="132" w:line="220" w:lineRule="auto"/>
               <w:ind w:left="470"/>
               <w:rPr>
-                <w:rFonts w:ascii="宋体" w:eastAsia="宋体" w:hAnsi="宋体" w:cs="宋体" w:hint="eastAsia"/>
+                <w:rFonts w:hint="eastAsia" w:ascii="宋体" w:hAnsi="宋体" w:eastAsia="宋体" w:cs="宋体"/>
                 <w:sz w:val="21"/>
                 <w:szCs w:val="21"/>
                 <w:lang w:eastAsia="zh-CN"/>
@@ -514,7 +511,7 @@
             </w:pPr>
             <w:r>
               <w:rPr>
-                <w:rFonts w:ascii="宋体" w:eastAsia="宋体" w:hAnsi="宋体" w:cs="宋体" w:hint="eastAsia"/>
+                <w:rFonts w:hint="eastAsia" w:ascii="宋体" w:hAnsi="宋体" w:eastAsia="宋体" w:cs="宋体"/>
                 <w:spacing w:val="-3"/>
                 <w:sz w:val="21"/>
                 <w:szCs w:val="21"/>
@@ -533,7 +530,7 @@
               <w:spacing w:before="133" w:line="220" w:lineRule="auto"/>
               <w:ind w:left="676"/>
               <w:rPr>
-                <w:rFonts w:ascii="宋体" w:eastAsia="宋体" w:hAnsi="宋体" w:cs="宋体" w:hint="eastAsia"/>
+                <w:rFonts w:hint="eastAsia" w:ascii="宋体" w:hAnsi="宋体" w:eastAsia="宋体" w:cs="宋体"/>
                 <w:sz w:val="21"/>
                 <w:szCs w:val="21"/>
                 <w:lang w:val="en-US" w:eastAsia="zh-CN"/>
@@ -541,7 +538,7 @@
             </w:pPr>
             <w:r>
               <w:rPr>
-                <w:rFonts w:ascii="宋体" w:eastAsia="宋体" w:hAnsi="宋体" w:cs="宋体" w:hint="eastAsia"/>
+                <w:rFonts w:hint="eastAsia" w:ascii="宋体" w:hAnsi="宋体" w:eastAsia="宋体" w:cs="宋体"/>
                 <w:sz w:val="21"/>
                 <w:szCs w:val="21"/>
                 <w:lang w:val="en-US" w:eastAsia="zh-CN"/>
@@ -553,9 +550,14 @@
       </w:tr>
       <w:tr>
         <w:tblPrEx>
-          <w:tblW w:w="9072" w:type="dxa"/>
-          <w:tblInd w:w="5" w:type="dxa"/>
-          <w:tblLayout w:type="fixed"/>
+          <w:tblBorders>
+            <w:top w:val="single" w:color="000000" w:sz="4" w:space="0"/>
+            <w:left w:val="single" w:color="000000" w:sz="4" w:space="0"/>
+            <w:bottom w:val="single" w:color="000000" w:sz="4" w:space="0"/>
+            <w:right w:val="single" w:color="000000" w:sz="4" w:space="0"/>
+            <w:insideH w:val="single" w:color="000000" w:sz="4" w:space="0"/>
+            <w:insideV w:val="single" w:color="000000" w:sz="4" w:space="0"/>
+          </w:tblBorders>
           <w:tblCellMar>
             <w:top w:w="0" w:type="dxa"/>
             <w:left w:w="0" w:type="dxa"/>
@@ -564,7 +566,7 @@
           </w:tblCellMar>
         </w:tblPrEx>
         <w:trPr>
-          <w:trHeight w:val="474"/>
+          <w:trHeight w:val="474" w:hRule="atLeast"/>
         </w:trPr>
         <w:tc>
           <w:tcPr>
@@ -572,7 +574,7 @@
           </w:tcPr>
           <w:p>
             <w:pPr>
-              <w:pStyle w:val="TableText"/>
+              <w:pStyle w:val="25"/>
             </w:pPr>
           </w:p>
         </w:tc>
@@ -582,7 +584,7 @@
           </w:tcPr>
           <w:p>
             <w:pPr>
-              <w:pStyle w:val="TableText"/>
+              <w:pStyle w:val="25"/>
             </w:pPr>
           </w:p>
         </w:tc>
@@ -592,7 +594,7 @@
           </w:tcPr>
           <w:p>
             <w:pPr>
-              <w:pStyle w:val="TableText"/>
+              <w:pStyle w:val="25"/>
             </w:pPr>
           </w:p>
         </w:tc>
@@ -602,7 +604,7 @@
           </w:tcPr>
           <w:p>
             <w:pPr>
-              <w:pStyle w:val="TableText"/>
+              <w:pStyle w:val="25"/>
             </w:pPr>
           </w:p>
         </w:tc>
@@ -612,16 +614,21 @@
           </w:tcPr>
           <w:p>
             <w:pPr>
-              <w:pStyle w:val="TableText"/>
+              <w:pStyle w:val="25"/>
             </w:pPr>
           </w:p>
         </w:tc>
       </w:tr>
       <w:tr>
         <w:tblPrEx>
-          <w:tblW w:w="9072" w:type="dxa"/>
-          <w:tblInd w:w="5" w:type="dxa"/>
-          <w:tblLayout w:type="fixed"/>
+          <w:tblBorders>
+            <w:top w:val="single" w:color="000000" w:sz="4" w:space="0"/>
+            <w:left w:val="single" w:color="000000" w:sz="4" w:space="0"/>
+            <w:bottom w:val="single" w:color="000000" w:sz="4" w:space="0"/>
+            <w:right w:val="single" w:color="000000" w:sz="4" w:space="0"/>
+            <w:insideH w:val="single" w:color="000000" w:sz="4" w:space="0"/>
+            <w:insideV w:val="single" w:color="000000" w:sz="4" w:space="0"/>
+          </w:tblBorders>
           <w:tblCellMar>
             <w:top w:w="0" w:type="dxa"/>
             <w:left w:w="0" w:type="dxa"/>
@@ -630,7 +637,7 @@
           </w:tblCellMar>
         </w:tblPrEx>
         <w:trPr>
-          <w:trHeight w:val="474"/>
+          <w:trHeight w:val="474" w:hRule="atLeast"/>
         </w:trPr>
         <w:tc>
           <w:tcPr>
@@ -638,7 +645,7 @@
           </w:tcPr>
           <w:p>
             <w:pPr>
-              <w:pStyle w:val="TableText"/>
+              <w:pStyle w:val="25"/>
             </w:pPr>
           </w:p>
         </w:tc>
@@ -648,7 +655,7 @@
           </w:tcPr>
           <w:p>
             <w:pPr>
-              <w:pStyle w:val="TableText"/>
+              <w:pStyle w:val="25"/>
             </w:pPr>
           </w:p>
         </w:tc>
@@ -658,7 +665,7 @@
           </w:tcPr>
           <w:p>
             <w:pPr>
-              <w:pStyle w:val="TableText"/>
+              <w:pStyle w:val="25"/>
             </w:pPr>
           </w:p>
         </w:tc>
@@ -668,7 +675,7 @@
           </w:tcPr>
           <w:p>
             <w:pPr>
-              <w:pStyle w:val="TableText"/>
+              <w:pStyle w:val="25"/>
             </w:pPr>
           </w:p>
         </w:tc>
@@ -678,16 +685,21 @@
           </w:tcPr>
           <w:p>
             <w:pPr>
-              <w:pStyle w:val="TableText"/>
+              <w:pStyle w:val="25"/>
             </w:pPr>
           </w:p>
         </w:tc>
       </w:tr>
       <w:tr>
         <w:tblPrEx>
-          <w:tblW w:w="9072" w:type="dxa"/>
-          <w:tblInd w:w="5" w:type="dxa"/>
-          <w:tblLayout w:type="fixed"/>
+          <w:tblBorders>
+            <w:top w:val="single" w:color="000000" w:sz="4" w:space="0"/>
+            <w:left w:val="single" w:color="000000" w:sz="4" w:space="0"/>
+            <w:bottom w:val="single" w:color="000000" w:sz="4" w:space="0"/>
+            <w:right w:val="single" w:color="000000" w:sz="4" w:space="0"/>
+            <w:insideH w:val="single" w:color="000000" w:sz="4" w:space="0"/>
+            <w:insideV w:val="single" w:color="000000" w:sz="4" w:space="0"/>
+          </w:tblBorders>
           <w:tblCellMar>
             <w:top w:w="0" w:type="dxa"/>
             <w:left w:w="0" w:type="dxa"/>
@@ -696,7 +708,7 @@
           </w:tblCellMar>
         </w:tblPrEx>
         <w:trPr>
-          <w:trHeight w:val="474"/>
+          <w:trHeight w:val="474" w:hRule="atLeast"/>
         </w:trPr>
         <w:tc>
           <w:tcPr>
@@ -704,7 +716,7 @@
           </w:tcPr>
           <w:p>
             <w:pPr>
-              <w:pStyle w:val="TableText"/>
+              <w:pStyle w:val="25"/>
             </w:pPr>
           </w:p>
         </w:tc>
@@ -714,7 +726,7 @@
           </w:tcPr>
           <w:p>
             <w:pPr>
-              <w:pStyle w:val="TableText"/>
+              <w:pStyle w:val="25"/>
             </w:pPr>
           </w:p>
         </w:tc>
@@ -724,7 +736,7 @@
           </w:tcPr>
           <w:p>
             <w:pPr>
-              <w:pStyle w:val="TableText"/>
+              <w:pStyle w:val="25"/>
             </w:pPr>
           </w:p>
         </w:tc>
@@ -734,7 +746,7 @@
           </w:tcPr>
           <w:p>
             <w:pPr>
-              <w:pStyle w:val="TableText"/>
+              <w:pStyle w:val="25"/>
             </w:pPr>
           </w:p>
         </w:tc>
@@ -744,16 +756,21 @@
           </w:tcPr>
           <w:p>
             <w:pPr>
-              <w:pStyle w:val="TableText"/>
+              <w:pStyle w:val="25"/>
             </w:pPr>
           </w:p>
         </w:tc>
       </w:tr>
       <w:tr>
         <w:tblPrEx>
-          <w:tblW w:w="9072" w:type="dxa"/>
-          <w:tblInd w:w="5" w:type="dxa"/>
-          <w:tblLayout w:type="fixed"/>
+          <w:tblBorders>
+            <w:top w:val="single" w:color="000000" w:sz="4" w:space="0"/>
+            <w:left w:val="single" w:color="000000" w:sz="4" w:space="0"/>
+            <w:bottom w:val="single" w:color="000000" w:sz="4" w:space="0"/>
+            <w:right w:val="single" w:color="000000" w:sz="4" w:space="0"/>
+            <w:insideH w:val="single" w:color="000000" w:sz="4" w:space="0"/>
+            <w:insideV w:val="single" w:color="000000" w:sz="4" w:space="0"/>
+          </w:tblBorders>
           <w:tblCellMar>
             <w:top w:w="0" w:type="dxa"/>
             <w:left w:w="0" w:type="dxa"/>
@@ -762,7 +779,7 @@
           </w:tblCellMar>
         </w:tblPrEx>
         <w:trPr>
-          <w:trHeight w:val="474"/>
+          <w:trHeight w:val="474" w:hRule="atLeast"/>
         </w:trPr>
         <w:tc>
           <w:tcPr>
@@ -770,7 +787,7 @@
           </w:tcPr>
           <w:p>
             <w:pPr>
-              <w:pStyle w:val="TableText"/>
+              <w:pStyle w:val="25"/>
             </w:pPr>
           </w:p>
         </w:tc>
@@ -780,7 +797,7 @@
           </w:tcPr>
           <w:p>
             <w:pPr>
-              <w:pStyle w:val="TableText"/>
+              <w:pStyle w:val="25"/>
             </w:pPr>
           </w:p>
         </w:tc>
@@ -790,7 +807,7 @@
           </w:tcPr>
           <w:p>
             <w:pPr>
-              <w:pStyle w:val="TableText"/>
+              <w:pStyle w:val="25"/>
             </w:pPr>
           </w:p>
         </w:tc>
@@ -800,7 +817,7 @@
           </w:tcPr>
           <w:p>
             <w:pPr>
-              <w:pStyle w:val="TableText"/>
+              <w:pStyle w:val="25"/>
             </w:pPr>
           </w:p>
         </w:tc>
@@ -810,16 +827,21 @@
           </w:tcPr>
           <w:p>
             <w:pPr>
-              <w:pStyle w:val="TableText"/>
+              <w:pStyle w:val="25"/>
             </w:pPr>
           </w:p>
         </w:tc>
       </w:tr>
       <w:tr>
         <w:tblPrEx>
-          <w:tblW w:w="9072" w:type="dxa"/>
-          <w:tblInd w:w="5" w:type="dxa"/>
-          <w:tblLayout w:type="fixed"/>
+          <w:tblBorders>
+            <w:top w:val="single" w:color="000000" w:sz="4" w:space="0"/>
+            <w:left w:val="single" w:color="000000" w:sz="4" w:space="0"/>
+            <w:bottom w:val="single" w:color="000000" w:sz="4" w:space="0"/>
+            <w:right w:val="single" w:color="000000" w:sz="4" w:space="0"/>
+            <w:insideH w:val="single" w:color="000000" w:sz="4" w:space="0"/>
+            <w:insideV w:val="single" w:color="000000" w:sz="4" w:space="0"/>
+          </w:tblBorders>
           <w:tblCellMar>
             <w:top w:w="0" w:type="dxa"/>
             <w:left w:w="0" w:type="dxa"/>
@@ -828,7 +850,7 @@
           </w:tblCellMar>
         </w:tblPrEx>
         <w:trPr>
-          <w:trHeight w:val="589"/>
+          <w:trHeight w:val="589" w:hRule="atLeast"/>
         </w:trPr>
         <w:tc>
           <w:tcPr>
@@ -836,7 +858,7 @@
           </w:tcPr>
           <w:p>
             <w:pPr>
-              <w:pStyle w:val="TableText"/>
+              <w:pStyle w:val="25"/>
             </w:pPr>
           </w:p>
         </w:tc>
@@ -846,7 +868,7 @@
           </w:tcPr>
           <w:p>
             <w:pPr>
-              <w:pStyle w:val="TableText"/>
+              <w:pStyle w:val="25"/>
             </w:pPr>
           </w:p>
         </w:tc>
@@ -856,7 +878,7 @@
           </w:tcPr>
           <w:p>
             <w:pPr>
-              <w:pStyle w:val="TableText"/>
+              <w:pStyle w:val="25"/>
             </w:pPr>
           </w:p>
         </w:tc>
@@ -866,7 +888,7 @@
           </w:tcPr>
           <w:p>
             <w:pPr>
-              <w:pStyle w:val="TableText"/>
+              <w:pStyle w:val="25"/>
             </w:pPr>
           </w:p>
         </w:tc>
@@ -876,7 +898,7 @@
           </w:tcPr>
           <w:p>
             <w:pPr>
-              <w:pStyle w:val="TableText"/>
+              <w:pStyle w:val="25"/>
             </w:pPr>
           </w:p>
         </w:tc>
@@ -884,7 +906,7 @@
     </w:tbl>
     <w:p>
       <w:pPr>
-        <w:pStyle w:val="BodyText"/>
+        <w:pStyle w:val="12"/>
       </w:pPr>
     </w:p>
     <w:p>
@@ -892,14 +914,14 @@
         <w:sectPr>
           <w:pgSz w:w="11906" w:h="16839"/>
           <w:pgMar w:top="1431" w:right="1127" w:bottom="0" w:left="1696" w:header="0" w:footer="0" w:gutter="0"/>
-          <w:cols w:num="1" w:space="720"/>
+          <w:cols w:space="720" w:num="1"/>
         </w:sectPr>
       </w:pPr>
     </w:p>
     <w:sdt>
       <w:sdtPr>
         <w:rPr>
-          <w:rFonts w:ascii="宋体" w:eastAsia="宋体" w:hAnsi="宋体" w:cs="Arial"/>
+          <w:rFonts w:ascii="宋体" w:hAnsi="宋体" w:eastAsia="宋体" w:cs="Arial"/>
           <w:snapToGrid w:val="0"/>
           <w:color w:val="000000"/>
           <w:kern w:val="0"/>
@@ -915,7 +937,7 @@
       </w:sdtPr>
       <w:sdtEndPr>
         <w:rPr>
-          <w:rFonts w:ascii="Microsoft JhengHei" w:eastAsia="Microsoft JhengHei" w:hAnsi="Microsoft JhengHei" w:cs="Microsoft JhengHei" w:hint="eastAsia"/>
+          <w:rFonts w:hint="eastAsia" w:ascii="Microsoft JhengHei" w:hAnsi="Microsoft JhengHei" w:eastAsia="Microsoft JhengHei" w:cs="Microsoft JhengHei"/>
           <w:snapToGrid w:val="0"/>
           <w:color w:val="000000"/>
           <w:kern w:val="0"/>
@@ -928,12 +950,12 @@
         <w:p>
           <w:pPr>
             <w:spacing w:before="0" w:beforeLines="0" w:after="0" w:afterLines="0" w:line="240" w:lineRule="auto"/>
-            <w:ind w:left="0" w:right="0" w:firstLine="0" w:leftChars="0" w:rightChars="0" w:firstLineChars="0"/>
+            <w:ind w:left="0" w:leftChars="0" w:right="0" w:rightChars="0" w:firstLine="0" w:firstLineChars="0"/>
             <w:jc w:val="center"/>
           </w:pPr>
           <w:r>
             <w:rPr>
-              <w:rFonts w:ascii="宋体" w:eastAsia="宋体" w:hAnsi="宋体"/>
+              <w:rFonts w:ascii="宋体" w:hAnsi="宋体" w:eastAsia="宋体"/>
               <w:sz w:val="21"/>
             </w:rPr>
             <w:t>目录</w:t>
@@ -941,14 +963,16 @@
         </w:p>
         <w:p>
           <w:pPr>
-            <w:pStyle w:val="TOC1"/>
+            <w:pStyle w:val="16"/>
             <w:tabs>
               <w:tab w:val="right" w:leader="dot" w:pos="8497"/>
             </w:tabs>
           </w:pPr>
-          <w:r>
-            <w:rPr>
-              <w:rFonts w:ascii="Microsoft JhengHei" w:eastAsia="Microsoft JhengHei" w:hAnsi="Microsoft JhengHei" w:cs="Microsoft JhengHei" w:hint="eastAsia"/>
+          <w:bookmarkStart w:id="22" w:name="_GoBack"/>
+          <w:bookmarkEnd w:id="22"/>
+          <w:r>
+            <w:rPr>
+              <w:rFonts w:hint="eastAsia" w:ascii="Microsoft JhengHei" w:hAnsi="Microsoft JhengHei" w:eastAsia="Microsoft JhengHei" w:cs="Microsoft JhengHei"/>
               <w:sz w:val="24"/>
               <w:szCs w:val="24"/>
             </w:rPr>
@@ -956,7 +980,7 @@
           </w:r>
           <w:r>
             <w:rPr>
-              <w:rFonts w:ascii="Microsoft JhengHei" w:eastAsia="Microsoft JhengHei" w:hAnsi="Microsoft JhengHei" w:cs="Microsoft JhengHei" w:hint="eastAsia"/>
+              <w:rFonts w:hint="eastAsia" w:ascii="Microsoft JhengHei" w:hAnsi="Microsoft JhengHei" w:eastAsia="Microsoft JhengHei" w:cs="Microsoft JhengHei"/>
               <w:sz w:val="24"/>
               <w:szCs w:val="24"/>
             </w:rPr>
@@ -964,7 +988,7 @@
           </w:r>
           <w:r>
             <w:rPr>
-              <w:rFonts w:ascii="Microsoft JhengHei" w:eastAsia="Microsoft JhengHei" w:hAnsi="Microsoft JhengHei" w:cs="Microsoft JhengHei" w:hint="eastAsia"/>
+              <w:rFonts w:hint="eastAsia" w:ascii="Microsoft JhengHei" w:hAnsi="Microsoft JhengHei" w:eastAsia="Microsoft JhengHei" w:cs="Microsoft JhengHei"/>
               <w:sz w:val="24"/>
               <w:szCs w:val="24"/>
             </w:rPr>
@@ -972,21 +996,21 @@
           </w:r>
           <w:r>
             <w:rPr>
-              <w:rFonts w:ascii="Microsoft JhengHei" w:eastAsia="Microsoft JhengHei" w:hAnsi="Microsoft JhengHei" w:cs="Microsoft JhengHei" w:hint="eastAsia"/>
+              <w:rFonts w:hint="eastAsia" w:ascii="Microsoft JhengHei" w:hAnsi="Microsoft JhengHei" w:eastAsia="Microsoft JhengHei" w:cs="Microsoft JhengHei"/>
               <w:szCs w:val="24"/>
             </w:rPr>
             <w:fldChar w:fldCharType="begin"/>
           </w:r>
           <w:r>
             <w:rPr>
-              <w:rFonts w:ascii="Microsoft JhengHei" w:eastAsia="Microsoft JhengHei" w:hAnsi="Microsoft JhengHei" w:cs="Microsoft JhengHei" w:hint="eastAsia"/>
-              <w:szCs w:val="24"/>
-            </w:rPr>
-            <w:instrText xml:space="preserve"> HYPERLINK \l _Toc23114 </w:instrText>
-          </w:r>
-          <w:r>
-            <w:rPr>
-              <w:rFonts w:ascii="Microsoft JhengHei" w:eastAsia="Microsoft JhengHei" w:hAnsi="Microsoft JhengHei" w:cs="Microsoft JhengHei" w:hint="eastAsia"/>
+              <w:rFonts w:hint="eastAsia" w:ascii="Microsoft JhengHei" w:hAnsi="Microsoft JhengHei" w:eastAsia="Microsoft JhengHei" w:cs="Microsoft JhengHei"/>
+              <w:szCs w:val="24"/>
+            </w:rPr>
+            <w:instrText xml:space="preserve"> HYPERLINK \l _Toc30851 </w:instrText>
+          </w:r>
+          <w:r>
+            <w:rPr>
+              <w:rFonts w:hint="eastAsia" w:ascii="Microsoft JhengHei" w:hAnsi="Microsoft JhengHei" w:eastAsia="Microsoft JhengHei" w:cs="Microsoft JhengHei"/>
               <w:szCs w:val="24"/>
             </w:rPr>
             <w:fldChar w:fldCharType="separate"/>
@@ -1001,7 +1025,7 @@
             <w:fldChar w:fldCharType="begin"/>
           </w:r>
           <w:r>
-            <w:instrText xml:space="preserve"> PAGEREF _Toc23114 \h </w:instrText>
+            <w:instrText xml:space="preserve"> PAGEREF _Toc30851 \h </w:instrText>
           </w:r>
           <w:r>
             <w:fldChar w:fldCharType="separate"/>
@@ -1014,7 +1038,7 @@
           </w:r>
           <w:r>
             <w:rPr>
-              <w:rFonts w:ascii="Microsoft JhengHei" w:eastAsia="Microsoft JhengHei" w:hAnsi="Microsoft JhengHei" w:cs="Microsoft JhengHei" w:hint="eastAsia"/>
+              <w:rFonts w:hint="eastAsia" w:ascii="Microsoft JhengHei" w:hAnsi="Microsoft JhengHei" w:eastAsia="Microsoft JhengHei" w:cs="Microsoft JhengHei"/>
               <w:szCs w:val="24"/>
             </w:rPr>
             <w:fldChar w:fldCharType="end"/>
@@ -1022,28 +1046,28 @@
         </w:p>
         <w:p>
           <w:pPr>
-            <w:pStyle w:val="TOC1"/>
+            <w:pStyle w:val="16"/>
             <w:tabs>
               <w:tab w:val="right" w:leader="dot" w:pos="8497"/>
             </w:tabs>
           </w:pPr>
           <w:r>
             <w:rPr>
-              <w:rFonts w:ascii="Microsoft JhengHei" w:eastAsia="Microsoft JhengHei" w:hAnsi="Microsoft JhengHei" w:cs="Microsoft JhengHei" w:hint="eastAsia"/>
+              <w:rFonts w:hint="eastAsia" w:ascii="Microsoft JhengHei" w:hAnsi="Microsoft JhengHei" w:eastAsia="Microsoft JhengHei" w:cs="Microsoft JhengHei"/>
               <w:szCs w:val="24"/>
             </w:rPr>
             <w:fldChar w:fldCharType="begin"/>
           </w:r>
           <w:r>
             <w:rPr>
-              <w:rFonts w:ascii="Microsoft JhengHei" w:eastAsia="Microsoft JhengHei" w:hAnsi="Microsoft JhengHei" w:cs="Microsoft JhengHei" w:hint="eastAsia"/>
-              <w:szCs w:val="24"/>
-            </w:rPr>
-            <w:instrText xml:space="preserve"> HYPERLINK \l _Toc15890 </w:instrText>
-          </w:r>
-          <w:r>
-            <w:rPr>
-              <w:rFonts w:ascii="Microsoft JhengHei" w:eastAsia="Microsoft JhengHei" w:hAnsi="Microsoft JhengHei" w:cs="Microsoft JhengHei" w:hint="eastAsia"/>
+              <w:rFonts w:hint="eastAsia" w:ascii="Microsoft JhengHei" w:hAnsi="Microsoft JhengHei" w:eastAsia="Microsoft JhengHei" w:cs="Microsoft JhengHei"/>
+              <w:szCs w:val="24"/>
+            </w:rPr>
+            <w:instrText xml:space="preserve"> HYPERLINK \l _Toc25542 </w:instrText>
+          </w:r>
+          <w:r>
+            <w:rPr>
+              <w:rFonts w:hint="eastAsia" w:ascii="Microsoft JhengHei" w:hAnsi="Microsoft JhengHei" w:eastAsia="Microsoft JhengHei" w:cs="Microsoft JhengHei"/>
               <w:szCs w:val="24"/>
             </w:rPr>
             <w:fldChar w:fldCharType="separate"/>
@@ -1058,7 +1082,7 @@
             <w:fldChar w:fldCharType="begin"/>
           </w:r>
           <w:r>
-            <w:instrText xml:space="preserve"> PAGEREF _Toc15890 \h </w:instrText>
+            <w:instrText xml:space="preserve"> PAGEREF _Toc25542 \h </w:instrText>
           </w:r>
           <w:r>
             <w:fldChar w:fldCharType="separate"/>
@@ -1071,7 +1095,7 @@
           </w:r>
           <w:r>
             <w:rPr>
-              <w:rFonts w:ascii="Microsoft JhengHei" w:eastAsia="Microsoft JhengHei" w:hAnsi="Microsoft JhengHei" w:cs="Microsoft JhengHei" w:hint="eastAsia"/>
+              <w:rFonts w:hint="eastAsia" w:ascii="Microsoft JhengHei" w:hAnsi="Microsoft JhengHei" w:eastAsia="Microsoft JhengHei" w:cs="Microsoft JhengHei"/>
               <w:szCs w:val="24"/>
             </w:rPr>
             <w:fldChar w:fldCharType="end"/>
@@ -1079,35 +1103,35 @@
         </w:p>
         <w:p>
           <w:pPr>
-            <w:pStyle w:val="TOC1"/>
+            <w:pStyle w:val="16"/>
             <w:tabs>
               <w:tab w:val="right" w:leader="dot" w:pos="8497"/>
             </w:tabs>
           </w:pPr>
           <w:r>
             <w:rPr>
-              <w:rFonts w:ascii="Microsoft JhengHei" w:eastAsia="Microsoft JhengHei" w:hAnsi="Microsoft JhengHei" w:cs="Microsoft JhengHei" w:hint="eastAsia"/>
+              <w:rFonts w:hint="eastAsia" w:ascii="Microsoft JhengHei" w:hAnsi="Microsoft JhengHei" w:eastAsia="Microsoft JhengHei" w:cs="Microsoft JhengHei"/>
               <w:szCs w:val="24"/>
             </w:rPr>
             <w:fldChar w:fldCharType="begin"/>
           </w:r>
           <w:r>
             <w:rPr>
-              <w:rFonts w:ascii="Microsoft JhengHei" w:eastAsia="Microsoft JhengHei" w:hAnsi="Microsoft JhengHei" w:cs="Microsoft JhengHei" w:hint="eastAsia"/>
-              <w:szCs w:val="24"/>
-            </w:rPr>
-            <w:instrText xml:space="preserve"> HYPERLINK \l _Toc23109 </w:instrText>
-          </w:r>
-          <w:r>
-            <w:rPr>
-              <w:rFonts w:ascii="Microsoft JhengHei" w:eastAsia="Microsoft JhengHei" w:hAnsi="Microsoft JhengHei" w:cs="Microsoft JhengHei" w:hint="eastAsia"/>
+              <w:rFonts w:hint="eastAsia" w:ascii="Microsoft JhengHei" w:hAnsi="Microsoft JhengHei" w:eastAsia="Microsoft JhengHei" w:cs="Microsoft JhengHei"/>
+              <w:szCs w:val="24"/>
+            </w:rPr>
+            <w:instrText xml:space="preserve"> HYPERLINK \l _Toc15958 </w:instrText>
+          </w:r>
+          <w:r>
+            <w:rPr>
+              <w:rFonts w:hint="eastAsia" w:ascii="Microsoft JhengHei" w:hAnsi="Microsoft JhengHei" w:eastAsia="Microsoft JhengHei" w:cs="Microsoft JhengHei"/>
               <w:szCs w:val="24"/>
             </w:rPr>
             <w:fldChar w:fldCharType="separate"/>
           </w:r>
           <w:r>
             <w:rPr>
-              <w:rFonts w:ascii="宋体" w:eastAsia="宋体" w:hAnsi="宋体" w:cs="宋体"/>
+              <w:rFonts w:ascii="宋体" w:hAnsi="宋体" w:eastAsia="宋体" w:cs="宋体"/>
               <w:spacing w:val="-3"/>
               <w:szCs w:val="28"/>
             </w:rPr>
@@ -1120,7 +1144,7 @@
             <w:fldChar w:fldCharType="begin"/>
           </w:r>
           <w:r>
-            <w:instrText xml:space="preserve"> PAGEREF _Toc23109 \h </w:instrText>
+            <w:instrText xml:space="preserve"> PAGEREF _Toc15958 \h </w:instrText>
           </w:r>
           <w:r>
             <w:fldChar w:fldCharType="separate"/>
@@ -1133,7 +1157,7 @@
           </w:r>
           <w:r>
             <w:rPr>
-              <w:rFonts w:ascii="Microsoft JhengHei" w:eastAsia="Microsoft JhengHei" w:hAnsi="Microsoft JhengHei" w:cs="Microsoft JhengHei" w:hint="eastAsia"/>
+              <w:rFonts w:hint="eastAsia" w:ascii="Microsoft JhengHei" w:hAnsi="Microsoft JhengHei" w:eastAsia="Microsoft JhengHei" w:cs="Microsoft JhengHei"/>
               <w:szCs w:val="24"/>
             </w:rPr>
             <w:fldChar w:fldCharType="end"/>
@@ -1141,28 +1165,28 @@
         </w:p>
         <w:p>
           <w:pPr>
-            <w:pStyle w:val="TOC1"/>
+            <w:pStyle w:val="16"/>
             <w:tabs>
               <w:tab w:val="right" w:leader="dot" w:pos="8497"/>
             </w:tabs>
           </w:pPr>
           <w:r>
             <w:rPr>
-              <w:rFonts w:ascii="Microsoft JhengHei" w:eastAsia="Microsoft JhengHei" w:hAnsi="Microsoft JhengHei" w:cs="Microsoft JhengHei" w:hint="eastAsia"/>
+              <w:rFonts w:hint="eastAsia" w:ascii="Microsoft JhengHei" w:hAnsi="Microsoft JhengHei" w:eastAsia="Microsoft JhengHei" w:cs="Microsoft JhengHei"/>
               <w:szCs w:val="24"/>
             </w:rPr>
             <w:fldChar w:fldCharType="begin"/>
           </w:r>
           <w:r>
             <w:rPr>
-              <w:rFonts w:ascii="Microsoft JhengHei" w:eastAsia="Microsoft JhengHei" w:hAnsi="Microsoft JhengHei" w:cs="Microsoft JhengHei" w:hint="eastAsia"/>
-              <w:szCs w:val="24"/>
-            </w:rPr>
-            <w:instrText xml:space="preserve"> HYPERLINK \l _Toc10294 </w:instrText>
-          </w:r>
-          <w:r>
-            <w:rPr>
-              <w:rFonts w:ascii="Microsoft JhengHei" w:eastAsia="Microsoft JhengHei" w:hAnsi="Microsoft JhengHei" w:cs="Microsoft JhengHei" w:hint="eastAsia"/>
+              <w:rFonts w:hint="eastAsia" w:ascii="Microsoft JhengHei" w:hAnsi="Microsoft JhengHei" w:eastAsia="Microsoft JhengHei" w:cs="Microsoft JhengHei"/>
+              <w:szCs w:val="24"/>
+            </w:rPr>
+            <w:instrText xml:space="preserve"> HYPERLINK \l _Toc14736 </w:instrText>
+          </w:r>
+          <w:r>
+            <w:rPr>
+              <w:rFonts w:hint="eastAsia" w:ascii="Microsoft JhengHei" w:hAnsi="Microsoft JhengHei" w:eastAsia="Microsoft JhengHei" w:cs="Microsoft JhengHei"/>
               <w:szCs w:val="24"/>
             </w:rPr>
             <w:fldChar w:fldCharType="separate"/>
@@ -1183,7 +1207,7 @@
             <w:fldChar w:fldCharType="begin"/>
           </w:r>
           <w:r>
-            <w:instrText xml:space="preserve"> PAGEREF _Toc10294 \h </w:instrText>
+            <w:instrText xml:space="preserve"> PAGEREF _Toc14736 \h </w:instrText>
           </w:r>
           <w:r>
             <w:fldChar w:fldCharType="separate"/>
@@ -1196,7 +1220,7 @@
           </w:r>
           <w:r>
             <w:rPr>
-              <w:rFonts w:ascii="Microsoft JhengHei" w:eastAsia="Microsoft JhengHei" w:hAnsi="Microsoft JhengHei" w:cs="Microsoft JhengHei" w:hint="eastAsia"/>
+              <w:rFonts w:hint="eastAsia" w:ascii="Microsoft JhengHei" w:hAnsi="Microsoft JhengHei" w:eastAsia="Microsoft JhengHei" w:cs="Microsoft JhengHei"/>
               <w:szCs w:val="24"/>
             </w:rPr>
             <w:fldChar w:fldCharType="end"/>
@@ -1204,28 +1228,28 @@
         </w:p>
         <w:p>
           <w:pPr>
-            <w:pStyle w:val="TOC1"/>
+            <w:pStyle w:val="16"/>
             <w:tabs>
               <w:tab w:val="right" w:leader="dot" w:pos="8497"/>
             </w:tabs>
           </w:pPr>
           <w:r>
             <w:rPr>
-              <w:rFonts w:ascii="Microsoft JhengHei" w:eastAsia="Microsoft JhengHei" w:hAnsi="Microsoft JhengHei" w:cs="Microsoft JhengHei" w:hint="eastAsia"/>
+              <w:rFonts w:hint="eastAsia" w:ascii="Microsoft JhengHei" w:hAnsi="Microsoft JhengHei" w:eastAsia="Microsoft JhengHei" w:cs="Microsoft JhengHei"/>
               <w:szCs w:val="24"/>
             </w:rPr>
             <w:fldChar w:fldCharType="begin"/>
           </w:r>
           <w:r>
             <w:rPr>
-              <w:rFonts w:ascii="Microsoft JhengHei" w:eastAsia="Microsoft JhengHei" w:hAnsi="Microsoft JhengHei" w:cs="Microsoft JhengHei" w:hint="eastAsia"/>
-              <w:szCs w:val="24"/>
-            </w:rPr>
-            <w:instrText xml:space="preserve"> HYPERLINK \l _Toc11059 </w:instrText>
-          </w:r>
-          <w:r>
-            <w:rPr>
-              <w:rFonts w:ascii="Microsoft JhengHei" w:eastAsia="Microsoft JhengHei" w:hAnsi="Microsoft JhengHei" w:cs="Microsoft JhengHei" w:hint="eastAsia"/>
+              <w:rFonts w:hint="eastAsia" w:ascii="Microsoft JhengHei" w:hAnsi="Microsoft JhengHei" w:eastAsia="Microsoft JhengHei" w:cs="Microsoft JhengHei"/>
+              <w:szCs w:val="24"/>
+            </w:rPr>
+            <w:instrText xml:space="preserve"> HYPERLINK \l _Toc18260 </w:instrText>
+          </w:r>
+          <w:r>
+            <w:rPr>
+              <w:rFonts w:hint="eastAsia" w:ascii="Microsoft JhengHei" w:hAnsi="Microsoft JhengHei" w:eastAsia="Microsoft JhengHei" w:cs="Microsoft JhengHei"/>
               <w:szCs w:val="24"/>
             </w:rPr>
             <w:fldChar w:fldCharType="separate"/>
@@ -1246,7 +1270,7 @@
             <w:fldChar w:fldCharType="begin"/>
           </w:r>
           <w:r>
-            <w:instrText xml:space="preserve"> PAGEREF _Toc11059 \h </w:instrText>
+            <w:instrText xml:space="preserve"> PAGEREF _Toc18260 \h </w:instrText>
           </w:r>
           <w:r>
             <w:fldChar w:fldCharType="separate"/>
@@ -1259,7 +1283,7 @@
           </w:r>
           <w:r>
             <w:rPr>
-              <w:rFonts w:ascii="Microsoft JhengHei" w:eastAsia="Microsoft JhengHei" w:hAnsi="Microsoft JhengHei" w:cs="Microsoft JhengHei" w:hint="eastAsia"/>
+              <w:rFonts w:hint="eastAsia" w:ascii="Microsoft JhengHei" w:hAnsi="Microsoft JhengHei" w:eastAsia="Microsoft JhengHei" w:cs="Microsoft JhengHei"/>
               <w:szCs w:val="24"/>
             </w:rPr>
             <w:fldChar w:fldCharType="end"/>
@@ -1267,28 +1291,28 @@
         </w:p>
         <w:p>
           <w:pPr>
-            <w:pStyle w:val="TOC1"/>
+            <w:pStyle w:val="16"/>
             <w:tabs>
               <w:tab w:val="right" w:leader="dot" w:pos="8497"/>
             </w:tabs>
           </w:pPr>
           <w:r>
             <w:rPr>
-              <w:rFonts w:ascii="Microsoft JhengHei" w:eastAsia="Microsoft JhengHei" w:hAnsi="Microsoft JhengHei" w:cs="Microsoft JhengHei" w:hint="eastAsia"/>
+              <w:rFonts w:hint="eastAsia" w:ascii="Microsoft JhengHei" w:hAnsi="Microsoft JhengHei" w:eastAsia="Microsoft JhengHei" w:cs="Microsoft JhengHei"/>
               <w:szCs w:val="24"/>
             </w:rPr>
             <w:fldChar w:fldCharType="begin"/>
           </w:r>
           <w:r>
             <w:rPr>
-              <w:rFonts w:ascii="Microsoft JhengHei" w:eastAsia="Microsoft JhengHei" w:hAnsi="Microsoft JhengHei" w:cs="Microsoft JhengHei" w:hint="eastAsia"/>
-              <w:szCs w:val="24"/>
-            </w:rPr>
-            <w:instrText xml:space="preserve"> HYPERLINK \l _Toc7801 </w:instrText>
-          </w:r>
-          <w:r>
-            <w:rPr>
-              <w:rFonts w:ascii="Microsoft JhengHei" w:eastAsia="Microsoft JhengHei" w:hAnsi="Microsoft JhengHei" w:cs="Microsoft JhengHei" w:hint="eastAsia"/>
+              <w:rFonts w:hint="eastAsia" w:ascii="Microsoft JhengHei" w:hAnsi="Microsoft JhengHei" w:eastAsia="Microsoft JhengHei" w:cs="Microsoft JhengHei"/>
+              <w:szCs w:val="24"/>
+            </w:rPr>
+            <w:instrText xml:space="preserve"> HYPERLINK \l _Toc32547 </w:instrText>
+          </w:r>
+          <w:r>
+            <w:rPr>
+              <w:rFonts w:hint="eastAsia" w:ascii="Microsoft JhengHei" w:hAnsi="Microsoft JhengHei" w:eastAsia="Microsoft JhengHei" w:cs="Microsoft JhengHei"/>
               <w:szCs w:val="24"/>
             </w:rPr>
             <w:fldChar w:fldCharType="separate"/>
@@ -1309,7 +1333,7 @@
             <w:fldChar w:fldCharType="begin"/>
           </w:r>
           <w:r>
-            <w:instrText xml:space="preserve"> PAGEREF _Toc7801 \h </w:instrText>
+            <w:instrText xml:space="preserve"> PAGEREF _Toc32547 \h </w:instrText>
           </w:r>
           <w:r>
             <w:fldChar w:fldCharType="separate"/>
@@ -1322,7 +1346,7 @@
           </w:r>
           <w:r>
             <w:rPr>
-              <w:rFonts w:ascii="Microsoft JhengHei" w:eastAsia="Microsoft JhengHei" w:hAnsi="Microsoft JhengHei" w:cs="Microsoft JhengHei" w:hint="eastAsia"/>
+              <w:rFonts w:hint="eastAsia" w:ascii="Microsoft JhengHei" w:hAnsi="Microsoft JhengHei" w:eastAsia="Microsoft JhengHei" w:cs="Microsoft JhengHei"/>
               <w:szCs w:val="24"/>
             </w:rPr>
             <w:fldChar w:fldCharType="end"/>
@@ -1330,28 +1354,28 @@
         </w:p>
         <w:p>
           <w:pPr>
-            <w:pStyle w:val="TOC1"/>
+            <w:pStyle w:val="16"/>
             <w:tabs>
               <w:tab w:val="right" w:leader="dot" w:pos="8497"/>
             </w:tabs>
           </w:pPr>
           <w:r>
             <w:rPr>
-              <w:rFonts w:ascii="Microsoft JhengHei" w:eastAsia="Microsoft JhengHei" w:hAnsi="Microsoft JhengHei" w:cs="Microsoft JhengHei" w:hint="eastAsia"/>
+              <w:rFonts w:hint="eastAsia" w:ascii="Microsoft JhengHei" w:hAnsi="Microsoft JhengHei" w:eastAsia="Microsoft JhengHei" w:cs="Microsoft JhengHei"/>
               <w:szCs w:val="24"/>
             </w:rPr>
             <w:fldChar w:fldCharType="begin"/>
           </w:r>
           <w:r>
             <w:rPr>
-              <w:rFonts w:ascii="Microsoft JhengHei" w:eastAsia="Microsoft JhengHei" w:hAnsi="Microsoft JhengHei" w:cs="Microsoft JhengHei" w:hint="eastAsia"/>
-              <w:szCs w:val="24"/>
-            </w:rPr>
-            <w:instrText xml:space="preserve"> HYPERLINK \l _Toc18400 </w:instrText>
-          </w:r>
-          <w:r>
-            <w:rPr>
-              <w:rFonts w:ascii="Microsoft JhengHei" w:eastAsia="Microsoft JhengHei" w:hAnsi="Microsoft JhengHei" w:cs="Microsoft JhengHei" w:hint="eastAsia"/>
+              <w:rFonts w:hint="eastAsia" w:ascii="Microsoft JhengHei" w:hAnsi="Microsoft JhengHei" w:eastAsia="Microsoft JhengHei" w:cs="Microsoft JhengHei"/>
+              <w:szCs w:val="24"/>
+            </w:rPr>
+            <w:instrText xml:space="preserve"> HYPERLINK \l _Toc22031 </w:instrText>
+          </w:r>
+          <w:r>
+            <w:rPr>
+              <w:rFonts w:hint="eastAsia" w:ascii="Microsoft JhengHei" w:hAnsi="Microsoft JhengHei" w:eastAsia="Microsoft JhengHei" w:cs="Microsoft JhengHei"/>
               <w:szCs w:val="24"/>
             </w:rPr>
             <w:fldChar w:fldCharType="separate"/>
@@ -1372,7 +1396,7 @@
             <w:fldChar w:fldCharType="begin"/>
           </w:r>
           <w:r>
-            <w:instrText xml:space="preserve"> PAGEREF _Toc18400 \h </w:instrText>
+            <w:instrText xml:space="preserve"> PAGEREF _Toc22031 \h </w:instrText>
           </w:r>
           <w:r>
             <w:fldChar w:fldCharType="separate"/>
@@ -1385,7 +1409,7 @@
           </w:r>
           <w:r>
             <w:rPr>
-              <w:rFonts w:ascii="Microsoft JhengHei" w:eastAsia="Microsoft JhengHei" w:hAnsi="Microsoft JhengHei" w:cs="Microsoft JhengHei" w:hint="eastAsia"/>
+              <w:rFonts w:hint="eastAsia" w:ascii="Microsoft JhengHei" w:hAnsi="Microsoft JhengHei" w:eastAsia="Microsoft JhengHei" w:cs="Microsoft JhengHei"/>
               <w:szCs w:val="24"/>
             </w:rPr>
             <w:fldChar w:fldCharType="end"/>
@@ -1393,28 +1417,28 @@
         </w:p>
         <w:p>
           <w:pPr>
-            <w:pStyle w:val="TOC1"/>
+            <w:pStyle w:val="16"/>
             <w:tabs>
               <w:tab w:val="right" w:leader="dot" w:pos="8497"/>
             </w:tabs>
           </w:pPr>
           <w:r>
             <w:rPr>
-              <w:rFonts w:ascii="Microsoft JhengHei" w:eastAsia="Microsoft JhengHei" w:hAnsi="Microsoft JhengHei" w:cs="Microsoft JhengHei" w:hint="eastAsia"/>
+              <w:rFonts w:hint="eastAsia" w:ascii="Microsoft JhengHei" w:hAnsi="Microsoft JhengHei" w:eastAsia="Microsoft JhengHei" w:cs="Microsoft JhengHei"/>
               <w:szCs w:val="24"/>
             </w:rPr>
             <w:fldChar w:fldCharType="begin"/>
           </w:r>
           <w:r>
             <w:rPr>
-              <w:rFonts w:ascii="Microsoft JhengHei" w:eastAsia="Microsoft JhengHei" w:hAnsi="Microsoft JhengHei" w:cs="Microsoft JhengHei" w:hint="eastAsia"/>
-              <w:szCs w:val="24"/>
-            </w:rPr>
-            <w:instrText xml:space="preserve"> HYPERLINK \l _Toc6708 </w:instrText>
-          </w:r>
-          <w:r>
-            <w:rPr>
-              <w:rFonts w:ascii="Microsoft JhengHei" w:eastAsia="Microsoft JhengHei" w:hAnsi="Microsoft JhengHei" w:cs="Microsoft JhengHei" w:hint="eastAsia"/>
+              <w:rFonts w:hint="eastAsia" w:ascii="Microsoft JhengHei" w:hAnsi="Microsoft JhengHei" w:eastAsia="Microsoft JhengHei" w:cs="Microsoft JhengHei"/>
+              <w:szCs w:val="24"/>
+            </w:rPr>
+            <w:instrText xml:space="preserve"> HYPERLINK \l _Toc12590 </w:instrText>
+          </w:r>
+          <w:r>
+            <w:rPr>
+              <w:rFonts w:hint="eastAsia" w:ascii="Microsoft JhengHei" w:hAnsi="Microsoft JhengHei" w:eastAsia="Microsoft JhengHei" w:cs="Microsoft JhengHei"/>
               <w:szCs w:val="24"/>
             </w:rPr>
             <w:fldChar w:fldCharType="separate"/>
@@ -1435,7 +1459,7 @@
             <w:fldChar w:fldCharType="begin"/>
           </w:r>
           <w:r>
-            <w:instrText xml:space="preserve"> PAGEREF _Toc6708 \h </w:instrText>
+            <w:instrText xml:space="preserve"> PAGEREF _Toc12590 \h </w:instrText>
           </w:r>
           <w:r>
             <w:fldChar w:fldCharType="separate"/>
@@ -1448,7 +1472,7 @@
           </w:r>
           <w:r>
             <w:rPr>
-              <w:rFonts w:ascii="Microsoft JhengHei" w:eastAsia="Microsoft JhengHei" w:hAnsi="Microsoft JhengHei" w:cs="Microsoft JhengHei" w:hint="eastAsia"/>
+              <w:rFonts w:hint="eastAsia" w:ascii="Microsoft JhengHei" w:hAnsi="Microsoft JhengHei" w:eastAsia="Microsoft JhengHei" w:cs="Microsoft JhengHei"/>
               <w:szCs w:val="24"/>
             </w:rPr>
             <w:fldChar w:fldCharType="end"/>
@@ -1456,28 +1480,28 @@
         </w:p>
         <w:p>
           <w:pPr>
-            <w:pStyle w:val="TOC1"/>
+            <w:pStyle w:val="16"/>
             <w:tabs>
               <w:tab w:val="right" w:leader="dot" w:pos="8497"/>
             </w:tabs>
           </w:pPr>
           <w:r>
             <w:rPr>
-              <w:rFonts w:ascii="Microsoft JhengHei" w:eastAsia="Microsoft JhengHei" w:hAnsi="Microsoft JhengHei" w:cs="Microsoft JhengHei" w:hint="eastAsia"/>
+              <w:rFonts w:hint="eastAsia" w:ascii="Microsoft JhengHei" w:hAnsi="Microsoft JhengHei" w:eastAsia="Microsoft JhengHei" w:cs="Microsoft JhengHei"/>
               <w:szCs w:val="24"/>
             </w:rPr>
             <w:fldChar w:fldCharType="begin"/>
           </w:r>
           <w:r>
             <w:rPr>
-              <w:rFonts w:ascii="Microsoft JhengHei" w:eastAsia="Microsoft JhengHei" w:hAnsi="Microsoft JhengHei" w:cs="Microsoft JhengHei" w:hint="eastAsia"/>
-              <w:szCs w:val="24"/>
-            </w:rPr>
-            <w:instrText xml:space="preserve"> HYPERLINK \l _Toc28434 </w:instrText>
-          </w:r>
-          <w:r>
-            <w:rPr>
-              <w:rFonts w:ascii="Microsoft JhengHei" w:eastAsia="Microsoft JhengHei" w:hAnsi="Microsoft JhengHei" w:cs="Microsoft JhengHei" w:hint="eastAsia"/>
+              <w:rFonts w:hint="eastAsia" w:ascii="Microsoft JhengHei" w:hAnsi="Microsoft JhengHei" w:eastAsia="Microsoft JhengHei" w:cs="Microsoft JhengHei"/>
+              <w:szCs w:val="24"/>
+            </w:rPr>
+            <w:instrText xml:space="preserve"> HYPERLINK \l _Toc12122 </w:instrText>
+          </w:r>
+          <w:r>
+            <w:rPr>
+              <w:rFonts w:hint="eastAsia" w:ascii="Microsoft JhengHei" w:hAnsi="Microsoft JhengHei" w:eastAsia="Microsoft JhengHei" w:cs="Microsoft JhengHei"/>
               <w:szCs w:val="24"/>
             </w:rPr>
             <w:fldChar w:fldCharType="separate"/>
@@ -1498,7 +1522,7 @@
             <w:fldChar w:fldCharType="begin"/>
           </w:r>
           <w:r>
-            <w:instrText xml:space="preserve"> PAGEREF _Toc28434 \h </w:instrText>
+            <w:instrText xml:space="preserve"> PAGEREF _Toc12122 \h </w:instrText>
           </w:r>
           <w:r>
             <w:fldChar w:fldCharType="separate"/>
@@ -1511,7 +1535,7 @@
           </w:r>
           <w:r>
             <w:rPr>
-              <w:rFonts w:ascii="Microsoft JhengHei" w:eastAsia="Microsoft JhengHei" w:hAnsi="Microsoft JhengHei" w:cs="Microsoft JhengHei" w:hint="eastAsia"/>
+              <w:rFonts w:hint="eastAsia" w:ascii="Microsoft JhengHei" w:hAnsi="Microsoft JhengHei" w:eastAsia="Microsoft JhengHei" w:cs="Microsoft JhengHei"/>
               <w:szCs w:val="24"/>
             </w:rPr>
             <w:fldChar w:fldCharType="end"/>
@@ -1519,28 +1543,28 @@
         </w:p>
         <w:p>
           <w:pPr>
-            <w:pStyle w:val="TOC2"/>
+            <w:pStyle w:val="17"/>
             <w:tabs>
               <w:tab w:val="right" w:leader="dot" w:pos="8497"/>
             </w:tabs>
           </w:pPr>
           <w:r>
             <w:rPr>
-              <w:rFonts w:ascii="Microsoft JhengHei" w:eastAsia="Microsoft JhengHei" w:hAnsi="Microsoft JhengHei" w:cs="Microsoft JhengHei" w:hint="eastAsia"/>
+              <w:rFonts w:hint="eastAsia" w:ascii="Microsoft JhengHei" w:hAnsi="Microsoft JhengHei" w:eastAsia="Microsoft JhengHei" w:cs="Microsoft JhengHei"/>
               <w:szCs w:val="24"/>
             </w:rPr>
             <w:fldChar w:fldCharType="begin"/>
           </w:r>
           <w:r>
             <w:rPr>
-              <w:rFonts w:ascii="Microsoft JhengHei" w:eastAsia="Microsoft JhengHei" w:hAnsi="Microsoft JhengHei" w:cs="Microsoft JhengHei" w:hint="eastAsia"/>
-              <w:szCs w:val="24"/>
-            </w:rPr>
-            <w:instrText xml:space="preserve"> HYPERLINK \l _Toc9878 </w:instrText>
-          </w:r>
-          <w:r>
-            <w:rPr>
-              <w:rFonts w:ascii="Microsoft JhengHei" w:eastAsia="Microsoft JhengHei" w:hAnsi="Microsoft JhengHei" w:cs="Microsoft JhengHei" w:hint="eastAsia"/>
+              <w:rFonts w:hint="eastAsia" w:ascii="Microsoft JhengHei" w:hAnsi="Microsoft JhengHei" w:eastAsia="Microsoft JhengHei" w:cs="Microsoft JhengHei"/>
+              <w:szCs w:val="24"/>
+            </w:rPr>
+            <w:instrText xml:space="preserve"> HYPERLINK \l _Toc14504 </w:instrText>
+          </w:r>
+          <w:r>
+            <w:rPr>
+              <w:rFonts w:hint="eastAsia" w:ascii="Microsoft JhengHei" w:hAnsi="Microsoft JhengHei" w:eastAsia="Microsoft JhengHei" w:cs="Microsoft JhengHei"/>
               <w:szCs w:val="24"/>
             </w:rPr>
             <w:fldChar w:fldCharType="separate"/>
@@ -1561,7 +1585,7 @@
             <w:fldChar w:fldCharType="begin"/>
           </w:r>
           <w:r>
-            <w:instrText xml:space="preserve"> PAGEREF _Toc9878 \h </w:instrText>
+            <w:instrText xml:space="preserve"> PAGEREF _Toc14504 \h </w:instrText>
           </w:r>
           <w:r>
             <w:fldChar w:fldCharType="separate"/>
@@ -1574,7 +1598,7 @@
           </w:r>
           <w:r>
             <w:rPr>
-              <w:rFonts w:ascii="Microsoft JhengHei" w:eastAsia="Microsoft JhengHei" w:hAnsi="Microsoft JhengHei" w:cs="Microsoft JhengHei" w:hint="eastAsia"/>
+              <w:rFonts w:hint="eastAsia" w:ascii="Microsoft JhengHei" w:hAnsi="Microsoft JhengHei" w:eastAsia="Microsoft JhengHei" w:cs="Microsoft JhengHei"/>
               <w:szCs w:val="24"/>
             </w:rPr>
             <w:fldChar w:fldCharType="end"/>
@@ -1582,28 +1606,28 @@
         </w:p>
         <w:p>
           <w:pPr>
-            <w:pStyle w:val="TOC2"/>
+            <w:pStyle w:val="17"/>
             <w:tabs>
               <w:tab w:val="right" w:leader="dot" w:pos="8497"/>
             </w:tabs>
           </w:pPr>
           <w:r>
             <w:rPr>
-              <w:rFonts w:ascii="Microsoft JhengHei" w:eastAsia="Microsoft JhengHei" w:hAnsi="Microsoft JhengHei" w:cs="Microsoft JhengHei" w:hint="eastAsia"/>
+              <w:rFonts w:hint="eastAsia" w:ascii="Microsoft JhengHei" w:hAnsi="Microsoft JhengHei" w:eastAsia="Microsoft JhengHei" w:cs="Microsoft JhengHei"/>
               <w:szCs w:val="24"/>
             </w:rPr>
             <w:fldChar w:fldCharType="begin"/>
           </w:r>
           <w:r>
             <w:rPr>
-              <w:rFonts w:ascii="Microsoft JhengHei" w:eastAsia="Microsoft JhengHei" w:hAnsi="Microsoft JhengHei" w:cs="Microsoft JhengHei" w:hint="eastAsia"/>
-              <w:szCs w:val="24"/>
-            </w:rPr>
-            <w:instrText xml:space="preserve"> HYPERLINK \l _Toc20635 </w:instrText>
-          </w:r>
-          <w:r>
-            <w:rPr>
-              <w:rFonts w:ascii="Microsoft JhengHei" w:eastAsia="Microsoft JhengHei" w:hAnsi="Microsoft JhengHei" w:cs="Microsoft JhengHei" w:hint="eastAsia"/>
+              <w:rFonts w:hint="eastAsia" w:ascii="Microsoft JhengHei" w:hAnsi="Microsoft JhengHei" w:eastAsia="Microsoft JhengHei" w:cs="Microsoft JhengHei"/>
+              <w:szCs w:val="24"/>
+            </w:rPr>
+            <w:instrText xml:space="preserve"> HYPERLINK \l _Toc14839 </w:instrText>
+          </w:r>
+          <w:r>
+            <w:rPr>
+              <w:rFonts w:hint="eastAsia" w:ascii="Microsoft JhengHei" w:hAnsi="Microsoft JhengHei" w:eastAsia="Microsoft JhengHei" w:cs="Microsoft JhengHei"/>
               <w:szCs w:val="24"/>
             </w:rPr>
             <w:fldChar w:fldCharType="separate"/>
@@ -1624,7 +1648,7 @@
             <w:fldChar w:fldCharType="begin"/>
           </w:r>
           <w:r>
-            <w:instrText xml:space="preserve"> PAGEREF _Toc20635 \h </w:instrText>
+            <w:instrText xml:space="preserve"> PAGEREF _Toc14839 \h </w:instrText>
           </w:r>
           <w:r>
             <w:fldChar w:fldCharType="separate"/>
@@ -1637,7 +1661,7 @@
           </w:r>
           <w:r>
             <w:rPr>
-              <w:rFonts w:ascii="Microsoft JhengHei" w:eastAsia="Microsoft JhengHei" w:hAnsi="Microsoft JhengHei" w:cs="Microsoft JhengHei" w:hint="eastAsia"/>
+              <w:rFonts w:hint="eastAsia" w:ascii="Microsoft JhengHei" w:hAnsi="Microsoft JhengHei" w:eastAsia="Microsoft JhengHei" w:cs="Microsoft JhengHei"/>
               <w:szCs w:val="24"/>
             </w:rPr>
             <w:fldChar w:fldCharType="end"/>
@@ -1645,28 +1669,28 @@
         </w:p>
         <w:p>
           <w:pPr>
-            <w:pStyle w:val="TOC2"/>
+            <w:pStyle w:val="17"/>
             <w:tabs>
               <w:tab w:val="right" w:leader="dot" w:pos="8497"/>
             </w:tabs>
           </w:pPr>
           <w:r>
             <w:rPr>
-              <w:rFonts w:ascii="Microsoft JhengHei" w:eastAsia="Microsoft JhengHei" w:hAnsi="Microsoft JhengHei" w:cs="Microsoft JhengHei" w:hint="eastAsia"/>
+              <w:rFonts w:hint="eastAsia" w:ascii="Microsoft JhengHei" w:hAnsi="Microsoft JhengHei" w:eastAsia="Microsoft JhengHei" w:cs="Microsoft JhengHei"/>
               <w:szCs w:val="24"/>
             </w:rPr>
             <w:fldChar w:fldCharType="begin"/>
           </w:r>
           <w:r>
             <w:rPr>
-              <w:rFonts w:ascii="Microsoft JhengHei" w:eastAsia="Microsoft JhengHei" w:hAnsi="Microsoft JhengHei" w:cs="Microsoft JhengHei" w:hint="eastAsia"/>
-              <w:szCs w:val="24"/>
-            </w:rPr>
-            <w:instrText xml:space="preserve"> HYPERLINK \l _Toc18446 </w:instrText>
-          </w:r>
-          <w:r>
-            <w:rPr>
-              <w:rFonts w:ascii="Microsoft JhengHei" w:eastAsia="Microsoft JhengHei" w:hAnsi="Microsoft JhengHei" w:cs="Microsoft JhengHei" w:hint="eastAsia"/>
+              <w:rFonts w:hint="eastAsia" w:ascii="Microsoft JhengHei" w:hAnsi="Microsoft JhengHei" w:eastAsia="Microsoft JhengHei" w:cs="Microsoft JhengHei"/>
+              <w:szCs w:val="24"/>
+            </w:rPr>
+            <w:instrText xml:space="preserve"> HYPERLINK \l _Toc9298 </w:instrText>
+          </w:r>
+          <w:r>
+            <w:rPr>
+              <w:rFonts w:hint="eastAsia" w:ascii="Microsoft JhengHei" w:hAnsi="Microsoft JhengHei" w:eastAsia="Microsoft JhengHei" w:cs="Microsoft JhengHei"/>
               <w:szCs w:val="24"/>
             </w:rPr>
             <w:fldChar w:fldCharType="separate"/>
@@ -1687,7 +1711,7 @@
             <w:fldChar w:fldCharType="begin"/>
           </w:r>
           <w:r>
-            <w:instrText xml:space="preserve"> PAGEREF _Toc18446 \h </w:instrText>
+            <w:instrText xml:space="preserve"> PAGEREF _Toc9298 \h </w:instrText>
           </w:r>
           <w:r>
             <w:fldChar w:fldCharType="separate"/>
@@ -1700,7 +1724,7 @@
           </w:r>
           <w:r>
             <w:rPr>
-              <w:rFonts w:ascii="Microsoft JhengHei" w:eastAsia="Microsoft JhengHei" w:hAnsi="Microsoft JhengHei" w:cs="Microsoft JhengHei" w:hint="eastAsia"/>
+              <w:rFonts w:hint="eastAsia" w:ascii="Microsoft JhengHei" w:hAnsi="Microsoft JhengHei" w:eastAsia="Microsoft JhengHei" w:cs="Microsoft JhengHei"/>
               <w:szCs w:val="24"/>
             </w:rPr>
             <w:fldChar w:fldCharType="end"/>
@@ -1708,28 +1732,28 @@
         </w:p>
         <w:p>
           <w:pPr>
-            <w:pStyle w:val="TOC2"/>
+            <w:pStyle w:val="17"/>
             <w:tabs>
               <w:tab w:val="right" w:leader="dot" w:pos="8497"/>
             </w:tabs>
           </w:pPr>
           <w:r>
             <w:rPr>
-              <w:rFonts w:ascii="Microsoft JhengHei" w:eastAsia="Microsoft JhengHei" w:hAnsi="Microsoft JhengHei" w:cs="Microsoft JhengHei" w:hint="eastAsia"/>
+              <w:rFonts w:hint="eastAsia" w:ascii="Microsoft JhengHei" w:hAnsi="Microsoft JhengHei" w:eastAsia="Microsoft JhengHei" w:cs="Microsoft JhengHei"/>
               <w:szCs w:val="24"/>
             </w:rPr>
             <w:fldChar w:fldCharType="begin"/>
           </w:r>
           <w:r>
             <w:rPr>
-              <w:rFonts w:ascii="Microsoft JhengHei" w:eastAsia="Microsoft JhengHei" w:hAnsi="Microsoft JhengHei" w:cs="Microsoft JhengHei" w:hint="eastAsia"/>
-              <w:szCs w:val="24"/>
-            </w:rPr>
-            <w:instrText xml:space="preserve"> HYPERLINK \l _Toc2981 </w:instrText>
-          </w:r>
-          <w:r>
-            <w:rPr>
-              <w:rFonts w:ascii="Microsoft JhengHei" w:eastAsia="Microsoft JhengHei" w:hAnsi="Microsoft JhengHei" w:cs="Microsoft JhengHei" w:hint="eastAsia"/>
+              <w:rFonts w:hint="eastAsia" w:ascii="Microsoft JhengHei" w:hAnsi="Microsoft JhengHei" w:eastAsia="Microsoft JhengHei" w:cs="Microsoft JhengHei"/>
+              <w:szCs w:val="24"/>
+            </w:rPr>
+            <w:instrText xml:space="preserve"> HYPERLINK \l _Toc2208 </w:instrText>
+          </w:r>
+          <w:r>
+            <w:rPr>
+              <w:rFonts w:hint="eastAsia" w:ascii="Microsoft JhengHei" w:hAnsi="Microsoft JhengHei" w:eastAsia="Microsoft JhengHei" w:cs="Microsoft JhengHei"/>
               <w:szCs w:val="24"/>
             </w:rPr>
             <w:fldChar w:fldCharType="separate"/>
@@ -1750,7 +1774,7 @@
             <w:fldChar w:fldCharType="begin"/>
           </w:r>
           <w:r>
-            <w:instrText xml:space="preserve"> PAGEREF _Toc2981 \h </w:instrText>
+            <w:instrText xml:space="preserve"> PAGEREF _Toc2208 \h </w:instrText>
           </w:r>
           <w:r>
             <w:fldChar w:fldCharType="separate"/>
@@ -1763,7 +1787,7 @@
           </w:r>
           <w:r>
             <w:rPr>
-              <w:rFonts w:ascii="Microsoft JhengHei" w:eastAsia="Microsoft JhengHei" w:hAnsi="Microsoft JhengHei" w:cs="Microsoft JhengHei" w:hint="eastAsia"/>
+              <w:rFonts w:hint="eastAsia" w:ascii="Microsoft JhengHei" w:hAnsi="Microsoft JhengHei" w:eastAsia="Microsoft JhengHei" w:cs="Microsoft JhengHei"/>
               <w:szCs w:val="24"/>
             </w:rPr>
             <w:fldChar w:fldCharType="end"/>
@@ -1771,28 +1795,28 @@
         </w:p>
         <w:p>
           <w:pPr>
-            <w:pStyle w:val="TOC2"/>
+            <w:pStyle w:val="17"/>
             <w:tabs>
               <w:tab w:val="right" w:leader="dot" w:pos="8497"/>
             </w:tabs>
           </w:pPr>
           <w:r>
             <w:rPr>
-              <w:rFonts w:ascii="Microsoft JhengHei" w:eastAsia="Microsoft JhengHei" w:hAnsi="Microsoft JhengHei" w:cs="Microsoft JhengHei" w:hint="eastAsia"/>
+              <w:rFonts w:hint="eastAsia" w:ascii="Microsoft JhengHei" w:hAnsi="Microsoft JhengHei" w:eastAsia="Microsoft JhengHei" w:cs="Microsoft JhengHei"/>
               <w:szCs w:val="24"/>
             </w:rPr>
             <w:fldChar w:fldCharType="begin"/>
           </w:r>
           <w:r>
             <w:rPr>
-              <w:rFonts w:ascii="Microsoft JhengHei" w:eastAsia="Microsoft JhengHei" w:hAnsi="Microsoft JhengHei" w:cs="Microsoft JhengHei" w:hint="eastAsia"/>
-              <w:szCs w:val="24"/>
-            </w:rPr>
-            <w:instrText xml:space="preserve"> HYPERLINK \l _Toc25534 </w:instrText>
-          </w:r>
-          <w:r>
-            <w:rPr>
-              <w:rFonts w:ascii="Microsoft JhengHei" w:eastAsia="Microsoft JhengHei" w:hAnsi="Microsoft JhengHei" w:cs="Microsoft JhengHei" w:hint="eastAsia"/>
+              <w:rFonts w:hint="eastAsia" w:ascii="Microsoft JhengHei" w:hAnsi="Microsoft JhengHei" w:eastAsia="Microsoft JhengHei" w:cs="Microsoft JhengHei"/>
+              <w:szCs w:val="24"/>
+            </w:rPr>
+            <w:instrText xml:space="preserve"> HYPERLINK \l _Toc26377 </w:instrText>
+          </w:r>
+          <w:r>
+            <w:rPr>
+              <w:rFonts w:hint="eastAsia" w:ascii="Microsoft JhengHei" w:hAnsi="Microsoft JhengHei" w:eastAsia="Microsoft JhengHei" w:cs="Microsoft JhengHei"/>
               <w:szCs w:val="24"/>
             </w:rPr>
             <w:fldChar w:fldCharType="separate"/>
@@ -1813,7 +1837,7 @@
             <w:fldChar w:fldCharType="begin"/>
           </w:r>
           <w:r>
-            <w:instrText xml:space="preserve"> PAGEREF _Toc25534 \h </w:instrText>
+            <w:instrText xml:space="preserve"> PAGEREF _Toc26377 \h </w:instrText>
           </w:r>
           <w:r>
             <w:fldChar w:fldCharType="separate"/>
@@ -1826,7 +1850,7 @@
           </w:r>
           <w:r>
             <w:rPr>
-              <w:rFonts w:ascii="Microsoft JhengHei" w:eastAsia="Microsoft JhengHei" w:hAnsi="Microsoft JhengHei" w:cs="Microsoft JhengHei" w:hint="eastAsia"/>
+              <w:rFonts w:hint="eastAsia" w:ascii="Microsoft JhengHei" w:hAnsi="Microsoft JhengHei" w:eastAsia="Microsoft JhengHei" w:cs="Microsoft JhengHei"/>
               <w:szCs w:val="24"/>
             </w:rPr>
             <w:fldChar w:fldCharType="end"/>
@@ -1834,28 +1858,28 @@
         </w:p>
         <w:p>
           <w:pPr>
-            <w:pStyle w:val="TOC2"/>
+            <w:pStyle w:val="17"/>
             <w:tabs>
               <w:tab w:val="right" w:leader="dot" w:pos="8497"/>
             </w:tabs>
           </w:pPr>
           <w:r>
             <w:rPr>
-              <w:rFonts w:ascii="Microsoft JhengHei" w:eastAsia="Microsoft JhengHei" w:hAnsi="Microsoft JhengHei" w:cs="Microsoft JhengHei" w:hint="eastAsia"/>
+              <w:rFonts w:hint="eastAsia" w:ascii="Microsoft JhengHei" w:hAnsi="Microsoft JhengHei" w:eastAsia="Microsoft JhengHei" w:cs="Microsoft JhengHei"/>
               <w:szCs w:val="24"/>
             </w:rPr>
             <w:fldChar w:fldCharType="begin"/>
           </w:r>
           <w:r>
             <w:rPr>
-              <w:rFonts w:ascii="Microsoft JhengHei" w:eastAsia="Microsoft JhengHei" w:hAnsi="Microsoft JhengHei" w:cs="Microsoft JhengHei" w:hint="eastAsia"/>
-              <w:szCs w:val="24"/>
-            </w:rPr>
-            <w:instrText xml:space="preserve"> HYPERLINK \l _Toc20679 </w:instrText>
-          </w:r>
-          <w:r>
-            <w:rPr>
-              <w:rFonts w:ascii="Microsoft JhengHei" w:eastAsia="Microsoft JhengHei" w:hAnsi="Microsoft JhengHei" w:cs="Microsoft JhengHei" w:hint="eastAsia"/>
+              <w:rFonts w:hint="eastAsia" w:ascii="Microsoft JhengHei" w:hAnsi="Microsoft JhengHei" w:eastAsia="Microsoft JhengHei" w:cs="Microsoft JhengHei"/>
+              <w:szCs w:val="24"/>
+            </w:rPr>
+            <w:instrText xml:space="preserve"> HYPERLINK \l _Toc2435 </w:instrText>
+          </w:r>
+          <w:r>
+            <w:rPr>
+              <w:rFonts w:hint="eastAsia" w:ascii="Microsoft JhengHei" w:hAnsi="Microsoft JhengHei" w:eastAsia="Microsoft JhengHei" w:cs="Microsoft JhengHei"/>
               <w:szCs w:val="24"/>
             </w:rPr>
             <w:fldChar w:fldCharType="separate"/>
@@ -1876,7 +1900,7 @@
             <w:fldChar w:fldCharType="begin"/>
           </w:r>
           <w:r>
-            <w:instrText xml:space="preserve"> PAGEREF _Toc20679 \h </w:instrText>
+            <w:instrText xml:space="preserve"> PAGEREF _Toc2435 \h </w:instrText>
           </w:r>
           <w:r>
             <w:fldChar w:fldCharType="separate"/>
@@ -1889,7 +1913,7 @@
           </w:r>
           <w:r>
             <w:rPr>
-              <w:rFonts w:ascii="Microsoft JhengHei" w:eastAsia="Microsoft JhengHei" w:hAnsi="Microsoft JhengHei" w:cs="Microsoft JhengHei" w:hint="eastAsia"/>
+              <w:rFonts w:hint="eastAsia" w:ascii="Microsoft JhengHei" w:hAnsi="Microsoft JhengHei" w:eastAsia="Microsoft JhengHei" w:cs="Microsoft JhengHei"/>
               <w:szCs w:val="24"/>
             </w:rPr>
             <w:fldChar w:fldCharType="end"/>
@@ -1897,28 +1921,28 @@
         </w:p>
         <w:p>
           <w:pPr>
-            <w:pStyle w:val="TOC2"/>
+            <w:pStyle w:val="17"/>
             <w:tabs>
               <w:tab w:val="right" w:leader="dot" w:pos="8497"/>
             </w:tabs>
           </w:pPr>
           <w:r>
             <w:rPr>
-              <w:rFonts w:ascii="Microsoft JhengHei" w:eastAsia="Microsoft JhengHei" w:hAnsi="Microsoft JhengHei" w:cs="Microsoft JhengHei" w:hint="eastAsia"/>
+              <w:rFonts w:hint="eastAsia" w:ascii="Microsoft JhengHei" w:hAnsi="Microsoft JhengHei" w:eastAsia="Microsoft JhengHei" w:cs="Microsoft JhengHei"/>
               <w:szCs w:val="24"/>
             </w:rPr>
             <w:fldChar w:fldCharType="begin"/>
           </w:r>
           <w:r>
             <w:rPr>
-              <w:rFonts w:ascii="Microsoft JhengHei" w:eastAsia="Microsoft JhengHei" w:hAnsi="Microsoft JhengHei" w:cs="Microsoft JhengHei" w:hint="eastAsia"/>
-              <w:szCs w:val="24"/>
-            </w:rPr>
-            <w:instrText xml:space="preserve"> HYPERLINK \l _Toc20448 </w:instrText>
-          </w:r>
-          <w:r>
-            <w:rPr>
-              <w:rFonts w:ascii="Microsoft JhengHei" w:eastAsia="Microsoft JhengHei" w:hAnsi="Microsoft JhengHei" w:cs="Microsoft JhengHei" w:hint="eastAsia"/>
+              <w:rFonts w:hint="eastAsia" w:ascii="Microsoft JhengHei" w:hAnsi="Microsoft JhengHei" w:eastAsia="Microsoft JhengHei" w:cs="Microsoft JhengHei"/>
+              <w:szCs w:val="24"/>
+            </w:rPr>
+            <w:instrText xml:space="preserve"> HYPERLINK \l _Toc2538 </w:instrText>
+          </w:r>
+          <w:r>
+            <w:rPr>
+              <w:rFonts w:hint="eastAsia" w:ascii="Microsoft JhengHei" w:hAnsi="Microsoft JhengHei" w:eastAsia="Microsoft JhengHei" w:cs="Microsoft JhengHei"/>
               <w:szCs w:val="24"/>
             </w:rPr>
             <w:fldChar w:fldCharType="separate"/>
@@ -1939,7 +1963,7 @@
             <w:fldChar w:fldCharType="begin"/>
           </w:r>
           <w:r>
-            <w:instrText xml:space="preserve"> PAGEREF _Toc20448 \h </w:instrText>
+            <w:instrText xml:space="preserve"> PAGEREF _Toc2538 \h </w:instrText>
           </w:r>
           <w:r>
             <w:fldChar w:fldCharType="separate"/>
@@ -1952,7 +1976,7 @@
           </w:r>
           <w:r>
             <w:rPr>
-              <w:rFonts w:ascii="Microsoft JhengHei" w:eastAsia="Microsoft JhengHei" w:hAnsi="Microsoft JhengHei" w:cs="Microsoft JhengHei" w:hint="eastAsia"/>
+              <w:rFonts w:hint="eastAsia" w:ascii="Microsoft JhengHei" w:hAnsi="Microsoft JhengHei" w:eastAsia="Microsoft JhengHei" w:cs="Microsoft JhengHei"/>
               <w:szCs w:val="24"/>
             </w:rPr>
             <w:fldChar w:fldCharType="end"/>
@@ -1960,28 +1984,28 @@
         </w:p>
         <w:p>
           <w:pPr>
-            <w:pStyle w:val="TOC2"/>
+            <w:pStyle w:val="17"/>
             <w:tabs>
               <w:tab w:val="right" w:leader="dot" w:pos="8497"/>
             </w:tabs>
           </w:pPr>
           <w:r>
             <w:rPr>
-              <w:rFonts w:ascii="Microsoft JhengHei" w:eastAsia="Microsoft JhengHei" w:hAnsi="Microsoft JhengHei" w:cs="Microsoft JhengHei" w:hint="eastAsia"/>
+              <w:rFonts w:hint="eastAsia" w:ascii="Microsoft JhengHei" w:hAnsi="Microsoft JhengHei" w:eastAsia="Microsoft JhengHei" w:cs="Microsoft JhengHei"/>
               <w:szCs w:val="24"/>
             </w:rPr>
             <w:fldChar w:fldCharType="begin"/>
           </w:r>
           <w:r>
             <w:rPr>
-              <w:rFonts w:ascii="Microsoft JhengHei" w:eastAsia="Microsoft JhengHei" w:hAnsi="Microsoft JhengHei" w:cs="Microsoft JhengHei" w:hint="eastAsia"/>
-              <w:szCs w:val="24"/>
-            </w:rPr>
-            <w:instrText xml:space="preserve"> HYPERLINK \l _Toc19817 </w:instrText>
-          </w:r>
-          <w:r>
-            <w:rPr>
-              <w:rFonts w:ascii="Microsoft JhengHei" w:eastAsia="Microsoft JhengHei" w:hAnsi="Microsoft JhengHei" w:cs="Microsoft JhengHei" w:hint="eastAsia"/>
+              <w:rFonts w:hint="eastAsia" w:ascii="Microsoft JhengHei" w:hAnsi="Microsoft JhengHei" w:eastAsia="Microsoft JhengHei" w:cs="Microsoft JhengHei"/>
+              <w:szCs w:val="24"/>
+            </w:rPr>
+            <w:instrText xml:space="preserve"> HYPERLINK \l _Toc11875 </w:instrText>
+          </w:r>
+          <w:r>
+            <w:rPr>
+              <w:rFonts w:hint="eastAsia" w:ascii="Microsoft JhengHei" w:hAnsi="Microsoft JhengHei" w:eastAsia="Microsoft JhengHei" w:cs="Microsoft JhengHei"/>
               <w:szCs w:val="24"/>
             </w:rPr>
             <w:fldChar w:fldCharType="separate"/>
@@ -2002,7 +2026,7 @@
             <w:fldChar w:fldCharType="begin"/>
           </w:r>
           <w:r>
-            <w:instrText xml:space="preserve"> PAGEREF _Toc19817 \h </w:instrText>
+            <w:instrText xml:space="preserve"> PAGEREF _Toc11875 \h </w:instrText>
           </w:r>
           <w:r>
             <w:fldChar w:fldCharType="separate"/>
@@ -2015,7 +2039,7 @@
           </w:r>
           <w:r>
             <w:rPr>
-              <w:rFonts w:ascii="Microsoft JhengHei" w:eastAsia="Microsoft JhengHei" w:hAnsi="Microsoft JhengHei" w:cs="Microsoft JhengHei" w:hint="eastAsia"/>
+              <w:rFonts w:hint="eastAsia" w:ascii="Microsoft JhengHei" w:hAnsi="Microsoft JhengHei" w:eastAsia="Microsoft JhengHei" w:cs="Microsoft JhengHei"/>
               <w:szCs w:val="24"/>
             </w:rPr>
             <w:fldChar w:fldCharType="end"/>
@@ -2023,28 +2047,28 @@
         </w:p>
         <w:p>
           <w:pPr>
-            <w:pStyle w:val="TOC2"/>
+            <w:pStyle w:val="17"/>
             <w:tabs>
               <w:tab w:val="right" w:leader="dot" w:pos="8497"/>
             </w:tabs>
           </w:pPr>
           <w:r>
             <w:rPr>
-              <w:rFonts w:ascii="Microsoft JhengHei" w:eastAsia="Microsoft JhengHei" w:hAnsi="Microsoft JhengHei" w:cs="Microsoft JhengHei" w:hint="eastAsia"/>
+              <w:rFonts w:hint="eastAsia" w:ascii="Microsoft JhengHei" w:hAnsi="Microsoft JhengHei" w:eastAsia="Microsoft JhengHei" w:cs="Microsoft JhengHei"/>
               <w:szCs w:val="24"/>
             </w:rPr>
             <w:fldChar w:fldCharType="begin"/>
           </w:r>
           <w:r>
             <w:rPr>
-              <w:rFonts w:ascii="Microsoft JhengHei" w:eastAsia="Microsoft JhengHei" w:hAnsi="Microsoft JhengHei" w:cs="Microsoft JhengHei" w:hint="eastAsia"/>
-              <w:szCs w:val="24"/>
-            </w:rPr>
-            <w:instrText xml:space="preserve"> HYPERLINK \l _Toc15367 </w:instrText>
-          </w:r>
-          <w:r>
-            <w:rPr>
-              <w:rFonts w:ascii="Microsoft JhengHei" w:eastAsia="Microsoft JhengHei" w:hAnsi="Microsoft JhengHei" w:cs="Microsoft JhengHei" w:hint="eastAsia"/>
+              <w:rFonts w:hint="eastAsia" w:ascii="Microsoft JhengHei" w:hAnsi="Microsoft JhengHei" w:eastAsia="Microsoft JhengHei" w:cs="Microsoft JhengHei"/>
+              <w:szCs w:val="24"/>
+            </w:rPr>
+            <w:instrText xml:space="preserve"> HYPERLINK \l _Toc30811 </w:instrText>
+          </w:r>
+          <w:r>
+            <w:rPr>
+              <w:rFonts w:hint="eastAsia" w:ascii="Microsoft JhengHei" w:hAnsi="Microsoft JhengHei" w:eastAsia="Microsoft JhengHei" w:cs="Microsoft JhengHei"/>
               <w:szCs w:val="24"/>
             </w:rPr>
             <w:fldChar w:fldCharType="separate"/>
@@ -2065,7 +2089,7 @@
             <w:fldChar w:fldCharType="begin"/>
           </w:r>
           <w:r>
-            <w:instrText xml:space="preserve"> PAGEREF _Toc15367 \h </w:instrText>
+            <w:instrText xml:space="preserve"> PAGEREF _Toc30811 \h </w:instrText>
           </w:r>
           <w:r>
             <w:fldChar w:fldCharType="separate"/>
@@ -2078,7 +2102,7 @@
           </w:r>
           <w:r>
             <w:rPr>
-              <w:rFonts w:ascii="Microsoft JhengHei" w:eastAsia="Microsoft JhengHei" w:hAnsi="Microsoft JhengHei" w:cs="Microsoft JhengHei" w:hint="eastAsia"/>
+              <w:rFonts w:hint="eastAsia" w:ascii="Microsoft JhengHei" w:hAnsi="Microsoft JhengHei" w:eastAsia="Microsoft JhengHei" w:cs="Microsoft JhengHei"/>
               <w:szCs w:val="24"/>
             </w:rPr>
             <w:fldChar w:fldCharType="end"/>
@@ -2086,28 +2110,28 @@
         </w:p>
         <w:p>
           <w:pPr>
-            <w:pStyle w:val="TOC1"/>
+            <w:pStyle w:val="16"/>
             <w:tabs>
               <w:tab w:val="right" w:leader="dot" w:pos="8497"/>
             </w:tabs>
           </w:pPr>
           <w:r>
             <w:rPr>
-              <w:rFonts w:ascii="Microsoft JhengHei" w:eastAsia="Microsoft JhengHei" w:hAnsi="Microsoft JhengHei" w:cs="Microsoft JhengHei" w:hint="eastAsia"/>
+              <w:rFonts w:hint="eastAsia" w:ascii="Microsoft JhengHei" w:hAnsi="Microsoft JhengHei" w:eastAsia="Microsoft JhengHei" w:cs="Microsoft JhengHei"/>
               <w:szCs w:val="24"/>
             </w:rPr>
             <w:fldChar w:fldCharType="begin"/>
           </w:r>
           <w:r>
             <w:rPr>
-              <w:rFonts w:ascii="Microsoft JhengHei" w:eastAsia="Microsoft JhengHei" w:hAnsi="Microsoft JhengHei" w:cs="Microsoft JhengHei" w:hint="eastAsia"/>
-              <w:szCs w:val="24"/>
-            </w:rPr>
-            <w:instrText xml:space="preserve"> HYPERLINK \l _Toc29552 </w:instrText>
-          </w:r>
-          <w:r>
-            <w:rPr>
-              <w:rFonts w:ascii="Microsoft JhengHei" w:eastAsia="Microsoft JhengHei" w:hAnsi="Microsoft JhengHei" w:cs="Microsoft JhengHei" w:hint="eastAsia"/>
+              <w:rFonts w:hint="eastAsia" w:ascii="Microsoft JhengHei" w:hAnsi="Microsoft JhengHei" w:eastAsia="Microsoft JhengHei" w:cs="Microsoft JhengHei"/>
+              <w:szCs w:val="24"/>
+            </w:rPr>
+            <w:instrText xml:space="preserve"> HYPERLINK \l _Toc15102 </w:instrText>
+          </w:r>
+          <w:r>
+            <w:rPr>
+              <w:rFonts w:hint="eastAsia" w:ascii="Microsoft JhengHei" w:hAnsi="Microsoft JhengHei" w:eastAsia="Microsoft JhengHei" w:cs="Microsoft JhengHei"/>
               <w:szCs w:val="24"/>
             </w:rPr>
             <w:fldChar w:fldCharType="separate"/>
@@ -2128,7 +2152,7 @@
             <w:fldChar w:fldCharType="begin"/>
           </w:r>
           <w:r>
-            <w:instrText xml:space="preserve"> PAGEREF _Toc29552 \h </w:instrText>
+            <w:instrText xml:space="preserve"> PAGEREF _Toc15102 \h </w:instrText>
           </w:r>
           <w:r>
             <w:fldChar w:fldCharType="separate"/>
@@ -2141,7 +2165,7 @@
           </w:r>
           <w:r>
             <w:rPr>
-              <w:rFonts w:ascii="Microsoft JhengHei" w:eastAsia="Microsoft JhengHei" w:hAnsi="Microsoft JhengHei" w:cs="Microsoft JhengHei" w:hint="eastAsia"/>
+              <w:rFonts w:hint="eastAsia" w:ascii="Microsoft JhengHei" w:hAnsi="Microsoft JhengHei" w:eastAsia="Microsoft JhengHei" w:cs="Microsoft JhengHei"/>
               <w:szCs w:val="24"/>
             </w:rPr>
             <w:fldChar w:fldCharType="end"/>
@@ -2149,28 +2173,28 @@
         </w:p>
         <w:p>
           <w:pPr>
-            <w:pStyle w:val="TOC1"/>
+            <w:pStyle w:val="16"/>
             <w:tabs>
               <w:tab w:val="right" w:leader="dot" w:pos="8497"/>
             </w:tabs>
           </w:pPr>
           <w:r>
             <w:rPr>
-              <w:rFonts w:ascii="Microsoft JhengHei" w:eastAsia="Microsoft JhengHei" w:hAnsi="Microsoft JhengHei" w:cs="Microsoft JhengHei" w:hint="eastAsia"/>
+              <w:rFonts w:hint="eastAsia" w:ascii="Microsoft JhengHei" w:hAnsi="Microsoft JhengHei" w:eastAsia="Microsoft JhengHei" w:cs="Microsoft JhengHei"/>
               <w:szCs w:val="24"/>
             </w:rPr>
             <w:fldChar w:fldCharType="begin"/>
           </w:r>
           <w:r>
             <w:rPr>
-              <w:rFonts w:ascii="Microsoft JhengHei" w:eastAsia="Microsoft JhengHei" w:hAnsi="Microsoft JhengHei" w:cs="Microsoft JhengHei" w:hint="eastAsia"/>
-              <w:szCs w:val="24"/>
-            </w:rPr>
-            <w:instrText xml:space="preserve"> HYPERLINK \l _Toc22681 </w:instrText>
-          </w:r>
-          <w:r>
-            <w:rPr>
-              <w:rFonts w:ascii="Microsoft JhengHei" w:eastAsia="Microsoft JhengHei" w:hAnsi="Microsoft JhengHei" w:cs="Microsoft JhengHei" w:hint="eastAsia"/>
+              <w:rFonts w:hint="eastAsia" w:ascii="Microsoft JhengHei" w:hAnsi="Microsoft JhengHei" w:eastAsia="Microsoft JhengHei" w:cs="Microsoft JhengHei"/>
+              <w:szCs w:val="24"/>
+            </w:rPr>
+            <w:instrText xml:space="preserve"> HYPERLINK \l _Toc32102 </w:instrText>
+          </w:r>
+          <w:r>
+            <w:rPr>
+              <w:rFonts w:hint="eastAsia" w:ascii="Microsoft JhengHei" w:hAnsi="Microsoft JhengHei" w:eastAsia="Microsoft JhengHei" w:cs="Microsoft JhengHei"/>
               <w:szCs w:val="24"/>
             </w:rPr>
             <w:fldChar w:fldCharType="separate"/>
@@ -2182,7 +2206,7 @@
             <w:t xml:space="preserve">8. </w:t>
           </w:r>
           <w:r>
-            <w:t>附  则</w:t>
+            <w:t>附则</w:t>
           </w:r>
           <w:r>
             <w:tab/>
@@ -2191,7 +2215,7 @@
             <w:fldChar w:fldCharType="begin"/>
           </w:r>
           <w:r>
-            <w:instrText xml:space="preserve"> PAGEREF _Toc22681 \h </w:instrText>
+            <w:instrText xml:space="preserve"> PAGEREF _Toc32102 \h </w:instrText>
           </w:r>
           <w:r>
             <w:fldChar w:fldCharType="separate"/>
@@ -2204,7 +2228,7 @@
           </w:r>
           <w:r>
             <w:rPr>
-              <w:rFonts w:ascii="Microsoft JhengHei" w:eastAsia="Microsoft JhengHei" w:hAnsi="Microsoft JhengHei" w:cs="Microsoft JhengHei" w:hint="eastAsia"/>
+              <w:rFonts w:hint="eastAsia" w:ascii="Microsoft JhengHei" w:hAnsi="Microsoft JhengHei" w:eastAsia="Microsoft JhengHei" w:cs="Microsoft JhengHei"/>
               <w:szCs w:val="24"/>
             </w:rPr>
             <w:fldChar w:fldCharType="end"/>
@@ -2214,7 +2238,7 @@
           <w:pPr>
             <w:spacing w:line="219" w:lineRule="auto"/>
             <w:rPr>
-              <w:rFonts w:ascii="Microsoft JhengHei" w:eastAsia="Microsoft JhengHei" w:hAnsi="Microsoft JhengHei" w:cs="Microsoft JhengHei" w:hint="eastAsia"/>
+              <w:rFonts w:hint="eastAsia" w:ascii="Microsoft JhengHei" w:hAnsi="Microsoft JhengHei" w:eastAsia="Microsoft JhengHei" w:cs="Microsoft JhengHei"/>
               <w:snapToGrid w:val="0"/>
               <w:color w:val="000000"/>
               <w:kern w:val="0"/>
@@ -2225,7 +2249,7 @@
           </w:pPr>
           <w:r>
             <w:rPr>
-              <w:rFonts w:ascii="Microsoft JhengHei" w:eastAsia="Microsoft JhengHei" w:hAnsi="Microsoft JhengHei" w:cs="Microsoft JhengHei" w:hint="eastAsia"/>
+              <w:rFonts w:hint="eastAsia" w:ascii="Microsoft JhengHei" w:hAnsi="Microsoft JhengHei" w:eastAsia="Microsoft JhengHei" w:cs="Microsoft JhengHei"/>
               <w:szCs w:val="24"/>
             </w:rPr>
             <w:fldChar w:fldCharType="end"/>
@@ -2237,7 +2261,7 @@
       <w:pPr>
         <w:spacing w:line="219" w:lineRule="auto"/>
         <w:rPr>
-          <w:rFonts w:ascii="Microsoft JhengHei" w:eastAsia="Microsoft JhengHei" w:hAnsi="Microsoft JhengHei" w:cs="Microsoft JhengHei" w:hint="eastAsia"/>
+          <w:rFonts w:hint="eastAsia" w:ascii="Microsoft JhengHei" w:hAnsi="Microsoft JhengHei" w:eastAsia="Microsoft JhengHei" w:cs="Microsoft JhengHei"/>
           <w:snapToGrid w:val="0"/>
           <w:color w:val="000000"/>
           <w:kern w:val="0"/>
@@ -2248,16 +2272,16 @@
         <w:sectPr>
           <w:pgSz w:w="11906" w:h="16839"/>
           <w:pgMar w:top="1431" w:right="1700" w:bottom="0" w:left="1709" w:header="0" w:footer="0" w:gutter="0"/>
-          <w:cols w:num="1" w:space="720"/>
+          <w:cols w:space="720" w:num="1"/>
         </w:sectPr>
       </w:pPr>
     </w:p>
     <w:p>
       <w:pPr>
-        <w:pStyle w:val="1"/>
+        <w:pStyle w:val="26"/>
         <w:bidi w:val="0"/>
       </w:pPr>
-      <w:bookmarkStart w:id="3" w:name="_Toc10294"/>
+      <w:bookmarkStart w:id="3" w:name="_Toc14736"/>
       <w:r>
         <w:t>目的</w:t>
       </w:r>
@@ -2265,171 +2289,58 @@
     </w:p>
     <w:p>
       <w:pPr>
-        <w:keepNext w:val="0"/>
-        <w:keepLines w:val="0"/>
-        <w:pageBreakBefore w:val="0"/>
-        <w:widowControl/>
-        <w:kinsoku w:val="0"/>
-        <w:wordWrap/>
-        <w:overflowPunct/>
-        <w:topLinePunct w:val="0"/>
-        <w:autoSpaceDE w:val="0"/>
-        <w:autoSpaceDN w:val="0"/>
+        <w:pStyle w:val="27"/>
         <w:bidi w:val="0"/>
-        <w:adjustRightInd w:val="0"/>
-        <w:snapToGrid w:val="0"/>
-        <w:spacing w:line="360" w:lineRule="auto"/>
-        <w:ind w:left="0" w:right="0" w:firstLine="420" w:firstLineChars="200"/>
-        <w:textAlignment w:val="baseline"/>
-        <w:rPr>
-          <w:rFonts w:ascii="宋体" w:eastAsia="宋体" w:hAnsi="宋体" w:cs="宋体"/>
-          <w:spacing w:val="-1"/>
-          <w:sz w:val="24"/>
-          <w:szCs w:val="24"/>
-        </w:rPr>
-      </w:pPr>
-      <w:r>
-        <w:rPr>
-          <w:rFonts w:ascii="宋体" w:eastAsia="宋体" w:hAnsi="宋体" w:cs="宋体"/>
-          <w:spacing w:val="-1"/>
-          <w:sz w:val="24"/>
-          <w:szCs w:val="24"/>
-        </w:rPr>
+      </w:pPr>
+      <w:r>
         <w:t>为推进公司运维服务能力管理工作的持续改进，特建立本程序，主要目的归纳为以下几点：</w:t>
       </w:r>
     </w:p>
     <w:p>
       <w:pPr>
+        <w:pStyle w:val="39"/>
         <w:numPr>
           <w:ilvl w:val="0"/>
           <w:numId w:val="2"/>
         </w:numPr>
-        <w:spacing w:before="1" w:line="289" w:lineRule="auto"/>
-        <w:ind w:left="425" w:right="330" w:hanging="425" w:leftChars="0" w:firstLineChars="0"/>
-        <w:rPr>
-          <w:rFonts w:ascii="宋体" w:eastAsia="宋体" w:hAnsi="宋体" w:cs="宋体"/>
-          <w:sz w:val="24"/>
-          <w:szCs w:val="24"/>
-        </w:rPr>
-      </w:pPr>
-      <w:r>
-        <w:rPr>
-          <w:rFonts w:ascii="宋体" w:eastAsia="宋体" w:hAnsi="宋体" w:cs="宋体"/>
-          <w:spacing w:val="-1"/>
-          <w:sz w:val="24"/>
-          <w:szCs w:val="24"/>
-        </w:rPr>
-        <w:t>根据信息技术服务运行维护相应标准，识别公</w:t>
-      </w:r>
-      <w:r>
-        <w:rPr>
-          <w:rFonts w:ascii="宋体" w:eastAsia="宋体" w:hAnsi="宋体" w:cs="宋体"/>
-          <w:spacing w:val="-2"/>
-          <w:sz w:val="24"/>
-          <w:szCs w:val="24"/>
-        </w:rPr>
-        <w:t>司运维服务能力管理差</w:t>
-      </w:r>
-      <w:r>
-        <w:rPr>
-          <w:rFonts w:ascii="宋体" w:eastAsia="宋体" w:hAnsi="宋体" w:cs="宋体"/>
-          <w:spacing w:val="-10"/>
-          <w:sz w:val="24"/>
-          <w:szCs w:val="24"/>
-        </w:rPr>
-        <w:t>距</w:t>
-      </w:r>
-      <w:r>
-        <w:rPr>
-          <w:rFonts w:ascii="宋体" w:eastAsia="宋体" w:hAnsi="宋体" w:cs="宋体"/>
-          <w:spacing w:val="16"/>
-          <w:sz w:val="24"/>
-          <w:szCs w:val="24"/>
-        </w:rPr>
-        <w:t xml:space="preserve"> </w:t>
-      </w:r>
-      <w:r>
-        <w:rPr>
-          <w:rFonts w:ascii="宋体" w:eastAsia="宋体" w:hAnsi="宋体" w:cs="宋体"/>
-          <w:spacing w:val="-10"/>
-          <w:sz w:val="24"/>
-          <w:szCs w:val="24"/>
-        </w:rPr>
-        <w:t>并进行改进；</w:t>
-      </w:r>
-    </w:p>
-    <w:p>
-      <w:pPr>
+        <w:bidi w:val="0"/>
+      </w:pPr>
+      <w:r>
+        <w:t>根据信息技术服务运行维护相应标准，识别公司运维服务能力管理差距并进行改进；</w:t>
+      </w:r>
+    </w:p>
+    <w:p>
+      <w:pPr>
+        <w:pStyle w:val="39"/>
         <w:numPr>
           <w:ilvl w:val="0"/>
           <w:numId w:val="2"/>
         </w:numPr>
-        <w:spacing w:before="181" w:line="290" w:lineRule="auto"/>
-        <w:ind w:left="425" w:right="326" w:hanging="425" w:leftChars="0" w:firstLineChars="0"/>
-        <w:rPr>
-          <w:rFonts w:ascii="宋体" w:eastAsia="宋体" w:hAnsi="宋体" w:cs="宋体"/>
-          <w:sz w:val="24"/>
-          <w:szCs w:val="24"/>
-        </w:rPr>
-      </w:pPr>
-      <w:r>
-        <w:rPr>
-          <w:rFonts w:ascii="宋体" w:eastAsia="宋体" w:hAnsi="宋体" w:cs="宋体"/>
-          <w:spacing w:val="-1"/>
-          <w:sz w:val="24"/>
-          <w:szCs w:val="24"/>
-        </w:rPr>
-        <w:t>在日常运维服务过程中，识别存在的问题或与同行之间的差距等，进</w:t>
-      </w:r>
-      <w:r>
-        <w:rPr>
-          <w:rFonts w:ascii="宋体" w:eastAsia="宋体" w:hAnsi="宋体" w:cs="宋体"/>
-          <w:spacing w:val="-6"/>
-          <w:sz w:val="24"/>
-          <w:szCs w:val="24"/>
-        </w:rPr>
-        <w:t>行相应措施的落实与改进；</w:t>
-      </w:r>
-    </w:p>
-    <w:p>
-      <w:pPr>
+        <w:bidi w:val="0"/>
+      </w:pPr>
+      <w:r>
+        <w:t>在日常运维服务过程中，识别存在的问题或与同行之间的差距等，进行相应措施的落实与改进；</w:t>
+      </w:r>
+    </w:p>
+    <w:p>
+      <w:pPr>
+        <w:pStyle w:val="39"/>
         <w:numPr>
           <w:ilvl w:val="0"/>
           <w:numId w:val="2"/>
         </w:numPr>
-        <w:spacing w:before="182" w:line="290" w:lineRule="auto"/>
-        <w:ind w:left="425" w:right="196" w:hanging="425" w:leftChars="0" w:firstLineChars="0"/>
-        <w:rPr>
-          <w:rFonts w:ascii="宋体" w:eastAsia="宋体" w:hAnsi="宋体" w:cs="宋体"/>
-          <w:sz w:val="24"/>
-          <w:szCs w:val="24"/>
-        </w:rPr>
-      </w:pPr>
-      <w:r>
-        <w:rPr>
-          <w:rFonts w:ascii="宋体" w:eastAsia="宋体" w:hAnsi="宋体" w:cs="宋体"/>
-          <w:spacing w:val="-1"/>
-          <w:sz w:val="24"/>
-          <w:szCs w:val="24"/>
-        </w:rPr>
-        <w:t>通过一系列指标的收集分析以及目标管理，识别公司服务能力管理水平</w:t>
-      </w:r>
-      <w:r>
-        <w:rPr>
-          <w:rFonts w:ascii="宋体" w:eastAsia="宋体" w:hAnsi="宋体" w:cs="宋体"/>
-          <w:spacing w:val="-3"/>
-          <w:sz w:val="24"/>
-          <w:szCs w:val="24"/>
-        </w:rPr>
-        <w:t>以及需要持续改进之处，并提出可改进的相应措施进行改进。</w:t>
-      </w:r>
-    </w:p>
-    <w:p>
-      <w:pPr>
-        <w:pStyle w:val="1"/>
         <w:bidi w:val="0"/>
       </w:pPr>
-      <w:bookmarkStart w:id="4" w:name="_Toc11059"/>
+      <w:r>
+        <w:t>通过一系列指标的收集分析以及目标管理，识别公司服务能力管理水平以及需要持续改进之处，并提出可改进的相应措施进行改进。</w:t>
+      </w:r>
+    </w:p>
+    <w:p>
+      <w:pPr>
+        <w:pStyle w:val="26"/>
+        <w:bidi w:val="0"/>
+      </w:pPr>
+      <w:bookmarkStart w:id="4" w:name="_Toc18260"/>
       <w:r>
         <w:t>适用范围</w:t>
       </w:r>
@@ -2437,45 +2348,19 @@
     </w:p>
     <w:p>
       <w:pPr>
-        <w:keepNext w:val="0"/>
-        <w:keepLines w:val="0"/>
-        <w:pageBreakBefore w:val="0"/>
-        <w:widowControl/>
-        <w:kinsoku w:val="0"/>
-        <w:wordWrap/>
-        <w:overflowPunct/>
-        <w:topLinePunct w:val="0"/>
-        <w:autoSpaceDE w:val="0"/>
-        <w:autoSpaceDN w:val="0"/>
+        <w:pStyle w:val="27"/>
         <w:bidi w:val="0"/>
-        <w:adjustRightInd w:val="0"/>
-        <w:snapToGrid w:val="0"/>
-        <w:spacing w:line="360" w:lineRule="auto"/>
-        <w:ind w:left="0" w:right="0" w:firstLine="420" w:firstLineChars="200"/>
-        <w:textAlignment w:val="baseline"/>
-        <w:rPr>
-          <w:rFonts w:ascii="宋体" w:eastAsia="宋体" w:hAnsi="宋体" w:cs="宋体"/>
-          <w:spacing w:val="-1"/>
-          <w:sz w:val="24"/>
-          <w:szCs w:val="24"/>
-        </w:rPr>
-      </w:pPr>
-      <w:r>
-        <w:rPr>
-          <w:rFonts w:ascii="宋体" w:eastAsia="宋体" w:hAnsi="宋体" w:cs="宋体"/>
-          <w:spacing w:val="-1"/>
-          <w:sz w:val="24"/>
-          <w:szCs w:val="24"/>
-        </w:rPr>
+      </w:pPr>
+      <w:r>
         <w:t>涉及公司运维服务业务的部门，适用于运维服务过程中提供方与其他相关主体之间就服务质量所进行的协调活动。</w:t>
       </w:r>
     </w:p>
     <w:p>
       <w:pPr>
-        <w:pStyle w:val="1"/>
+        <w:pStyle w:val="26"/>
         <w:bidi w:val="0"/>
       </w:pPr>
-      <w:bookmarkStart w:id="5" w:name="_Toc7801"/>
+      <w:bookmarkStart w:id="5" w:name="_Toc32547"/>
       <w:r>
         <w:t>引用文件</w:t>
       </w:r>
@@ -2483,352 +2368,94 @@
     </w:p>
     <w:p>
       <w:pPr>
+        <w:pStyle w:val="39"/>
         <w:numPr>
           <w:ilvl w:val="0"/>
           <w:numId w:val="3"/>
         </w:numPr>
-        <w:spacing w:before="177" w:line="220" w:lineRule="auto"/>
-        <w:ind w:left="425" w:hanging="425" w:leftChars="0" w:firstLineChars="0"/>
+        <w:bidi w:val="0"/>
+      </w:pPr>
+      <w:r>
         <w:rPr>
-          <w:rFonts w:ascii="宋体" w:eastAsia="宋体" w:hAnsi="宋体" w:cs="宋体"/>
-          <w:sz w:val="24"/>
-          <w:szCs w:val="24"/>
-        </w:rPr>
-      </w:pPr>
-      <w:r>
-        <w:rPr>
-          <w:rFonts w:ascii="宋体" w:eastAsia="宋体" w:hAnsi="宋体" w:cs="宋体" w:hint="eastAsia"/>
-          <w:spacing w:val="-2"/>
-          <w:sz w:val="24"/>
-          <w:szCs w:val="24"/>
+          <w:rFonts w:hint="eastAsia"/>
         </w:rPr>
         <w:t>T/CESA 1299—2023</w:t>
       </w:r>
       <w:r>
-        <w:rPr>
-          <w:rFonts w:ascii="宋体" w:eastAsia="宋体" w:hAnsi="宋体" w:cs="宋体"/>
-          <w:spacing w:val="-2"/>
-          <w:sz w:val="24"/>
-          <w:szCs w:val="24"/>
-        </w:rPr>
         <w:t xml:space="preserve"> 《信息技术服务 运行维护服务能力成熟度模型》</w:t>
       </w:r>
     </w:p>
     <w:p>
       <w:pPr>
+        <w:pStyle w:val="39"/>
         <w:numPr>
           <w:ilvl w:val="0"/>
           <w:numId w:val="3"/>
         </w:numPr>
-        <w:spacing w:before="182" w:line="220" w:lineRule="auto"/>
-        <w:ind w:left="425" w:hanging="425" w:leftChars="0" w:firstLineChars="0"/>
-        <w:rPr>
-          <w:rFonts w:ascii="宋体" w:eastAsia="宋体" w:hAnsi="宋体" w:cs="宋体"/>
-          <w:sz w:val="24"/>
-          <w:szCs w:val="24"/>
-        </w:rPr>
-      </w:pPr>
-      <w:r>
-        <w:rPr>
-          <w:rFonts w:ascii="宋体" w:eastAsia="宋体" w:hAnsi="宋体" w:cs="宋体"/>
-          <w:spacing w:val="-1"/>
-          <w:sz w:val="24"/>
-          <w:szCs w:val="24"/>
-        </w:rPr>
-        <w:t xml:space="preserve">GB/T 28827.1-2022 </w:t>
-      </w:r>
-      <w:r>
-        <w:rPr>
-          <w:rFonts w:ascii="宋体" w:eastAsia="宋体" w:hAnsi="宋体" w:cs="宋体"/>
-          <w:spacing w:val="-2"/>
-          <w:sz w:val="24"/>
-          <w:szCs w:val="24"/>
-        </w:rPr>
-        <w:t>《信息技术服务 运行维护 第</w:t>
-      </w:r>
-      <w:r>
-        <w:rPr>
-          <w:rFonts w:ascii="宋体" w:eastAsia="宋体" w:hAnsi="宋体" w:cs="宋体"/>
-          <w:spacing w:val="-33"/>
-          <w:sz w:val="24"/>
-          <w:szCs w:val="24"/>
-        </w:rPr>
-        <w:t xml:space="preserve"> </w:t>
-      </w:r>
-      <w:r>
-        <w:rPr>
-          <w:rFonts w:ascii="宋体" w:eastAsia="宋体" w:hAnsi="宋体" w:cs="宋体"/>
-          <w:spacing w:val="-2"/>
-          <w:sz w:val="24"/>
-          <w:szCs w:val="24"/>
-        </w:rPr>
-        <w:t>1</w:t>
-      </w:r>
-      <w:r>
-        <w:rPr>
-          <w:rFonts w:ascii="宋体" w:eastAsia="宋体" w:hAnsi="宋体" w:cs="宋体"/>
-          <w:spacing w:val="-47"/>
-          <w:sz w:val="24"/>
-          <w:szCs w:val="24"/>
-        </w:rPr>
-        <w:t xml:space="preserve"> </w:t>
-      </w:r>
-      <w:r>
-        <w:rPr>
-          <w:rFonts w:ascii="宋体" w:eastAsia="宋体" w:hAnsi="宋体" w:cs="宋体"/>
-          <w:spacing w:val="-2"/>
-          <w:sz w:val="24"/>
-          <w:szCs w:val="24"/>
-        </w:rPr>
-        <w:t>部分：通用要求》</w:t>
-      </w:r>
-    </w:p>
-    <w:p>
-      <w:pPr>
+        <w:bidi w:val="0"/>
+      </w:pPr>
+      <w:r>
+        <w:t>GB/T 28827.1-2022 《信息技术服务 运行维护 第 1 部分：通用要求》</w:t>
+      </w:r>
+    </w:p>
+    <w:p>
+      <w:pPr>
+        <w:pStyle w:val="39"/>
         <w:numPr>
           <w:ilvl w:val="0"/>
           <w:numId w:val="3"/>
         </w:numPr>
-        <w:spacing w:before="190" w:line="220" w:lineRule="auto"/>
-        <w:ind w:left="425" w:hanging="425" w:leftChars="0" w:firstLineChars="0"/>
-        <w:rPr>
-          <w:rFonts w:ascii="宋体" w:eastAsia="宋体" w:hAnsi="宋体" w:cs="宋体"/>
-          <w:sz w:val="24"/>
-          <w:szCs w:val="24"/>
-        </w:rPr>
-      </w:pPr>
-      <w:r>
-        <w:rPr>
-          <w:rFonts w:ascii="宋体" w:eastAsia="宋体" w:hAnsi="宋体" w:cs="宋体"/>
-          <w:spacing w:val="-1"/>
-          <w:sz w:val="24"/>
-          <w:szCs w:val="24"/>
-        </w:rPr>
-        <w:t>GB/T 28827.2-2012 《信息技术服务 运行维护</w:t>
-      </w:r>
-      <w:r>
-        <w:rPr>
-          <w:rFonts w:ascii="宋体" w:eastAsia="宋体" w:hAnsi="宋体" w:cs="宋体"/>
-          <w:spacing w:val="-2"/>
-          <w:sz w:val="24"/>
-          <w:szCs w:val="24"/>
-        </w:rPr>
-        <w:t xml:space="preserve"> 第</w:t>
-      </w:r>
-      <w:r>
-        <w:rPr>
-          <w:rFonts w:ascii="宋体" w:eastAsia="宋体" w:hAnsi="宋体" w:cs="宋体"/>
-          <w:spacing w:val="-47"/>
-          <w:sz w:val="24"/>
-          <w:szCs w:val="24"/>
-        </w:rPr>
-        <w:t xml:space="preserve"> </w:t>
-      </w:r>
-      <w:r>
-        <w:rPr>
-          <w:rFonts w:ascii="宋体" w:eastAsia="宋体" w:hAnsi="宋体" w:cs="宋体"/>
-          <w:spacing w:val="-2"/>
-          <w:sz w:val="24"/>
-          <w:szCs w:val="24"/>
-        </w:rPr>
-        <w:t>2</w:t>
-      </w:r>
-      <w:r>
-        <w:rPr>
-          <w:rFonts w:ascii="宋体" w:eastAsia="宋体" w:hAnsi="宋体" w:cs="宋体"/>
-          <w:spacing w:val="-48"/>
-          <w:sz w:val="24"/>
-          <w:szCs w:val="24"/>
-        </w:rPr>
-        <w:t xml:space="preserve"> </w:t>
-      </w:r>
-      <w:r>
-        <w:rPr>
-          <w:rFonts w:ascii="宋体" w:eastAsia="宋体" w:hAnsi="宋体" w:cs="宋体"/>
-          <w:spacing w:val="-2"/>
-          <w:sz w:val="24"/>
-          <w:szCs w:val="24"/>
-        </w:rPr>
-        <w:t>部分:交付规范》</w:t>
-      </w:r>
-    </w:p>
-    <w:p>
-      <w:pPr>
+        <w:bidi w:val="0"/>
+      </w:pPr>
+      <w:r>
+        <w:t>GB/T 28827.2-2012 《信息技术服务 运行维护 第 2 部分:交付规范》</w:t>
+      </w:r>
+    </w:p>
+    <w:p>
+      <w:pPr>
+        <w:pStyle w:val="39"/>
         <w:numPr>
           <w:ilvl w:val="0"/>
           <w:numId w:val="3"/>
         </w:numPr>
-        <w:spacing w:before="182" w:line="292" w:lineRule="auto"/>
-        <w:ind w:left="425" w:right="170" w:hanging="425" w:leftChars="0" w:firstLineChars="0"/>
-        <w:rPr>
-          <w:rFonts w:ascii="宋体" w:eastAsia="宋体" w:hAnsi="宋体" w:cs="宋体"/>
-          <w:sz w:val="24"/>
-          <w:szCs w:val="24"/>
-        </w:rPr>
-      </w:pPr>
-      <w:r>
-        <w:rPr>
-          <w:rFonts w:ascii="宋体" w:eastAsia="宋体" w:hAnsi="宋体" w:cs="宋体"/>
-          <w:spacing w:val="-2"/>
-          <w:sz w:val="24"/>
-          <w:szCs w:val="24"/>
-        </w:rPr>
-        <w:t>GB/T</w:t>
-      </w:r>
-      <w:r>
-        <w:rPr>
-          <w:rFonts w:ascii="宋体" w:eastAsia="宋体" w:hAnsi="宋体" w:cs="宋体"/>
-          <w:spacing w:val="34"/>
-          <w:sz w:val="24"/>
-          <w:szCs w:val="24"/>
-        </w:rPr>
-        <w:t xml:space="preserve"> </w:t>
-      </w:r>
-      <w:r>
-        <w:rPr>
-          <w:rFonts w:ascii="宋体" w:eastAsia="宋体" w:hAnsi="宋体" w:cs="宋体"/>
-          <w:spacing w:val="-2"/>
-          <w:sz w:val="24"/>
-          <w:szCs w:val="24"/>
-        </w:rPr>
-        <w:t>28827.3-2012 《信息技术服务</w:t>
-      </w:r>
-      <w:r>
-        <w:rPr>
-          <w:rFonts w:ascii="宋体" w:eastAsia="宋体" w:hAnsi="宋体" w:cs="宋体"/>
-          <w:spacing w:val="42"/>
-          <w:sz w:val="24"/>
-          <w:szCs w:val="24"/>
-        </w:rPr>
-        <w:t xml:space="preserve"> </w:t>
-      </w:r>
-      <w:r>
-        <w:rPr>
-          <w:rFonts w:ascii="宋体" w:eastAsia="宋体" w:hAnsi="宋体" w:cs="宋体"/>
-          <w:spacing w:val="-2"/>
-          <w:sz w:val="24"/>
-          <w:szCs w:val="24"/>
-        </w:rPr>
-        <w:t>运行维护</w:t>
-      </w:r>
-      <w:r>
-        <w:rPr>
-          <w:rFonts w:ascii="宋体" w:eastAsia="宋体" w:hAnsi="宋体" w:cs="宋体"/>
-          <w:spacing w:val="31"/>
-          <w:sz w:val="24"/>
-          <w:szCs w:val="24"/>
-        </w:rPr>
-        <w:t xml:space="preserve"> </w:t>
-      </w:r>
-      <w:r>
-        <w:rPr>
-          <w:rFonts w:ascii="宋体" w:eastAsia="宋体" w:hAnsi="宋体" w:cs="宋体"/>
-          <w:spacing w:val="-2"/>
-          <w:sz w:val="24"/>
-          <w:szCs w:val="24"/>
-        </w:rPr>
-        <w:t>第</w:t>
-      </w:r>
-      <w:r>
-        <w:rPr>
-          <w:rFonts w:ascii="宋体" w:eastAsia="宋体" w:hAnsi="宋体" w:cs="宋体"/>
-          <w:spacing w:val="-46"/>
-          <w:sz w:val="24"/>
-          <w:szCs w:val="24"/>
-        </w:rPr>
-        <w:t xml:space="preserve"> </w:t>
-      </w:r>
-      <w:r>
-        <w:rPr>
-          <w:rFonts w:ascii="宋体" w:eastAsia="宋体" w:hAnsi="宋体" w:cs="宋体"/>
-          <w:spacing w:val="-2"/>
-          <w:sz w:val="24"/>
-          <w:szCs w:val="24"/>
-        </w:rPr>
-        <w:t>3</w:t>
-      </w:r>
-      <w:r>
-        <w:rPr>
-          <w:rFonts w:ascii="宋体" w:eastAsia="宋体" w:hAnsi="宋体" w:cs="宋体"/>
-          <w:spacing w:val="-48"/>
-          <w:sz w:val="24"/>
-          <w:szCs w:val="24"/>
-        </w:rPr>
-        <w:t xml:space="preserve"> </w:t>
-      </w:r>
-      <w:r>
-        <w:rPr>
-          <w:rFonts w:ascii="宋体" w:eastAsia="宋体" w:hAnsi="宋体" w:cs="宋体"/>
-          <w:spacing w:val="-2"/>
-          <w:sz w:val="24"/>
-          <w:szCs w:val="24"/>
-        </w:rPr>
-        <w:t>部分:应急响应规</w:t>
-      </w:r>
-      <w:r>
-        <w:rPr>
-          <w:rFonts w:ascii="宋体" w:eastAsia="宋体" w:hAnsi="宋体" w:cs="宋体"/>
-          <w:spacing w:val="-7"/>
-          <w:sz w:val="24"/>
-          <w:szCs w:val="24"/>
-        </w:rPr>
-        <w:t>范》</w:t>
-      </w:r>
-    </w:p>
-    <w:p>
-      <w:pPr>
+        <w:bidi w:val="0"/>
+      </w:pPr>
+      <w:r>
+        <w:t>GB/T 28827.3-2012 《信息技术服务 运行维护 第 3 部分:应急响应规范》</w:t>
+      </w:r>
+    </w:p>
+    <w:p>
+      <w:pPr>
+        <w:pStyle w:val="39"/>
         <w:numPr>
           <w:ilvl w:val="0"/>
           <w:numId w:val="3"/>
         </w:numPr>
-        <w:spacing w:before="177" w:line="220" w:lineRule="auto"/>
-        <w:ind w:left="425" w:hanging="425" w:leftChars="0" w:firstLineChars="0"/>
-        <w:rPr>
-          <w:rFonts w:ascii="宋体" w:eastAsia="宋体" w:hAnsi="宋体" w:cs="宋体"/>
-          <w:sz w:val="24"/>
-          <w:szCs w:val="24"/>
-        </w:rPr>
-      </w:pPr>
-      <w:r>
-        <w:rPr>
-          <w:rFonts w:ascii="宋体" w:eastAsia="宋体" w:hAnsi="宋体" w:cs="宋体"/>
-          <w:spacing w:val="-1"/>
-          <w:sz w:val="24"/>
-          <w:szCs w:val="24"/>
-        </w:rPr>
+        <w:bidi w:val="0"/>
+      </w:pPr>
+      <w:r>
         <w:t>GB/T 29264-2012 《信息技术服务 分类与代码》</w:t>
       </w:r>
     </w:p>
     <w:p>
       <w:pPr>
+        <w:pStyle w:val="39"/>
         <w:numPr>
           <w:ilvl w:val="0"/>
           <w:numId w:val="3"/>
         </w:numPr>
-        <w:spacing w:before="182" w:line="220" w:lineRule="auto"/>
-        <w:ind w:left="425" w:hanging="425" w:leftChars="0" w:firstLineChars="0"/>
-        <w:rPr>
-          <w:rFonts w:ascii="宋体" w:eastAsia="宋体" w:hAnsi="宋体" w:cs="宋体"/>
-          <w:sz w:val="24"/>
-          <w:szCs w:val="24"/>
-        </w:rPr>
-      </w:pPr>
-      <w:r>
-        <w:rPr>
-          <w:rFonts w:ascii="宋体" w:eastAsia="宋体" w:hAnsi="宋体" w:cs="宋体"/>
-          <w:spacing w:val="-3"/>
-          <w:sz w:val="24"/>
-          <w:szCs w:val="24"/>
-        </w:rPr>
+        <w:bidi w:val="0"/>
+      </w:pPr>
+      <w:r>
         <w:t>国家有关法律、法规及行业标准</w:t>
       </w:r>
     </w:p>
     <w:p>
       <w:pPr>
-        <w:pStyle w:val="1"/>
+        <w:pStyle w:val="26"/>
         <w:bidi w:val="0"/>
       </w:pPr>
-      <w:bookmarkStart w:id="6" w:name="_Toc18400"/>
+      <w:bookmarkStart w:id="6" w:name="_Toc22031"/>
       <w:r>
         <w:t>术语与定义</w:t>
       </w:r>
@@ -2836,29 +2463,19 @@
     </w:p>
     <w:p>
       <w:pPr>
-        <w:spacing w:before="177" w:line="220" w:lineRule="auto"/>
-        <w:ind w:left="614"/>
-        <w:rPr>
-          <w:rFonts w:ascii="宋体" w:eastAsia="宋体" w:hAnsi="宋体" w:cs="宋体"/>
-          <w:sz w:val="24"/>
-          <w:szCs w:val="24"/>
-        </w:rPr>
-      </w:pPr>
-      <w:r>
-        <w:rPr>
-          <w:rFonts w:ascii="宋体" w:eastAsia="宋体" w:hAnsi="宋体" w:cs="宋体"/>
-          <w:sz w:val="24"/>
-          <w:szCs w:val="24"/>
-        </w:rPr>
+        <w:pStyle w:val="27"/>
+        <w:bidi w:val="0"/>
+      </w:pPr>
+      <w:r>
         <w:t>无</w:t>
       </w:r>
     </w:p>
     <w:p>
       <w:pPr>
-        <w:pStyle w:val="1"/>
+        <w:pStyle w:val="26"/>
         <w:bidi w:val="0"/>
       </w:pPr>
-      <w:bookmarkStart w:id="7" w:name="_Toc6708"/>
+      <w:bookmarkStart w:id="7" w:name="_Toc12590"/>
       <w:r>
         <w:t>角色与职责</w:t>
       </w:r>
@@ -2871,16 +2488,16 @@
     </w:p>
     <w:tbl>
       <w:tblPr>
-        <w:tblStyle w:val="TableNormal0"/>
+        <w:tblStyle w:val="24"/>
         <w:tblW w:w="8532" w:type="dxa"/>
         <w:tblInd w:w="5" w:type="dxa"/>
         <w:tblBorders>
-          <w:top w:val="single" w:sz="4" w:space="0" w:color="000000"/>
-          <w:left w:val="single" w:sz="4" w:space="0" w:color="000000"/>
-          <w:bottom w:val="single" w:sz="4" w:space="0" w:color="000000"/>
-          <w:right w:val="single" w:sz="4" w:space="0" w:color="000000"/>
-          <w:insideH w:val="single" w:sz="4" w:space="0" w:color="000000"/>
-          <w:insideV w:val="single" w:sz="4" w:space="0" w:color="000000"/>
+          <w:top w:val="single" w:color="000000" w:sz="4" w:space="0"/>
+          <w:left w:val="single" w:color="000000" w:sz="4" w:space="0"/>
+          <w:bottom w:val="single" w:color="000000" w:sz="4" w:space="0"/>
+          <w:right w:val="single" w:color="000000" w:sz="4" w:space="0"/>
+          <w:insideH w:val="single" w:color="000000" w:sz="4" w:space="0"/>
+          <w:insideV w:val="single" w:color="000000" w:sz="4" w:space="0"/>
         </w:tblBorders>
         <w:tblLayout w:type="fixed"/>
         <w:tblCellMar>
@@ -2897,17 +2514,14 @@
       </w:tblGrid>
       <w:tr>
         <w:tblPrEx>
-          <w:tblW w:w="8532" w:type="dxa"/>
-          <w:tblInd w:w="5" w:type="dxa"/>
           <w:tblBorders>
-            <w:top w:val="single" w:sz="4" w:space="0" w:color="000000"/>
-            <w:left w:val="single" w:sz="4" w:space="0" w:color="000000"/>
-            <w:bottom w:val="single" w:sz="4" w:space="0" w:color="000000"/>
-            <w:right w:val="single" w:sz="4" w:space="0" w:color="000000"/>
-            <w:insideH w:val="single" w:sz="4" w:space="0" w:color="000000"/>
-            <w:insideV w:val="single" w:sz="4" w:space="0" w:color="000000"/>
+            <w:top w:val="single" w:color="000000" w:sz="4" w:space="0"/>
+            <w:left w:val="single" w:color="000000" w:sz="4" w:space="0"/>
+            <w:bottom w:val="single" w:color="000000" w:sz="4" w:space="0"/>
+            <w:right w:val="single" w:color="000000" w:sz="4" w:space="0"/>
+            <w:insideH w:val="single" w:color="000000" w:sz="4" w:space="0"/>
+            <w:insideV w:val="single" w:color="000000" w:sz="4" w:space="0"/>
           </w:tblBorders>
-          <w:tblLayout w:type="fixed"/>
           <w:tblCellMar>
             <w:top w:w="0" w:type="dxa"/>
             <w:left w:w="0" w:type="dxa"/>
@@ -2916,7 +2530,7 @@
           </w:tblCellMar>
         </w:tblPrEx>
         <w:trPr>
-          <w:trHeight w:val="320"/>
+          <w:trHeight w:val="320" w:hRule="atLeast"/>
         </w:trPr>
         <w:tc>
           <w:tcPr>
@@ -2928,14 +2542,14 @@
               <w:spacing w:before="52" w:line="219" w:lineRule="auto"/>
               <w:ind w:left="939"/>
               <w:rPr>
-                <w:rFonts w:ascii="宋体" w:eastAsia="宋体" w:hAnsi="宋体" w:cs="宋体"/>
+                <w:rFonts w:ascii="宋体" w:hAnsi="宋体" w:eastAsia="宋体" w:cs="宋体"/>
                 <w:sz w:val="21"/>
                 <w:szCs w:val="21"/>
               </w:rPr>
             </w:pPr>
             <w:r>
               <w:rPr>
-                <w:rFonts w:ascii="宋体" w:eastAsia="宋体" w:hAnsi="宋体" w:cs="宋体"/>
+                <w:rFonts w:ascii="宋体" w:hAnsi="宋体" w:eastAsia="宋体" w:cs="宋体"/>
                 <w:spacing w:val="-3"/>
                 <w:sz w:val="21"/>
                 <w:szCs w:val="21"/>
@@ -2954,14 +2568,14 @@
               <w:spacing w:before="52" w:line="221" w:lineRule="auto"/>
               <w:ind w:left="1167"/>
               <w:rPr>
-                <w:rFonts w:ascii="宋体" w:eastAsia="宋体" w:hAnsi="宋体" w:cs="宋体"/>
+                <w:rFonts w:ascii="宋体" w:hAnsi="宋体" w:eastAsia="宋体" w:cs="宋体"/>
                 <w:sz w:val="21"/>
                 <w:szCs w:val="21"/>
               </w:rPr>
             </w:pPr>
             <w:r>
               <w:rPr>
-                <w:rFonts w:ascii="宋体" w:eastAsia="宋体" w:hAnsi="宋体" w:cs="宋体"/>
+                <w:rFonts w:ascii="宋体" w:hAnsi="宋体" w:eastAsia="宋体" w:cs="宋体"/>
                 <w:spacing w:val="-3"/>
                 <w:sz w:val="21"/>
                 <w:szCs w:val="21"/>
@@ -2980,14 +2594,14 @@
               <w:spacing w:before="52" w:line="219" w:lineRule="auto"/>
               <w:ind w:left="212"/>
               <w:rPr>
-                <w:rFonts w:ascii="宋体" w:eastAsia="宋体" w:hAnsi="宋体" w:cs="宋体"/>
+                <w:rFonts w:ascii="宋体" w:hAnsi="宋体" w:eastAsia="宋体" w:cs="宋体"/>
                 <w:sz w:val="21"/>
                 <w:szCs w:val="21"/>
               </w:rPr>
             </w:pPr>
             <w:r>
               <w:rPr>
-                <w:rFonts w:ascii="宋体" w:eastAsia="宋体" w:hAnsi="宋体" w:cs="宋体"/>
+                <w:rFonts w:ascii="宋体" w:hAnsi="宋体" w:eastAsia="宋体" w:cs="宋体"/>
                 <w:spacing w:val="-3"/>
                 <w:sz w:val="21"/>
                 <w:szCs w:val="21"/>
@@ -2999,9 +2613,14 @@
       </w:tr>
       <w:tr>
         <w:tblPrEx>
-          <w:tblW w:w="8532" w:type="dxa"/>
-          <w:tblInd w:w="5" w:type="dxa"/>
-          <w:tblLayout w:type="fixed"/>
+          <w:tblBorders>
+            <w:top w:val="single" w:color="000000" w:sz="4" w:space="0"/>
+            <w:left w:val="single" w:color="000000" w:sz="4" w:space="0"/>
+            <w:bottom w:val="single" w:color="000000" w:sz="4" w:space="0"/>
+            <w:right w:val="single" w:color="000000" w:sz="4" w:space="0"/>
+            <w:insideH w:val="single" w:color="000000" w:sz="4" w:space="0"/>
+            <w:insideV w:val="single" w:color="000000" w:sz="4" w:space="0"/>
+          </w:tblBorders>
           <w:tblCellMar>
             <w:top w:w="0" w:type="dxa"/>
             <w:left w:w="0" w:type="dxa"/>
@@ -3010,13 +2629,13 @@
           </w:tblCellMar>
         </w:tblPrEx>
         <w:trPr>
-          <w:trHeight w:val="315"/>
+          <w:trHeight w:val="315" w:hRule="atLeast"/>
         </w:trPr>
         <w:tc>
           <w:tcPr>
             <w:tcW w:w="2275" w:type="dxa"/>
             <w:tcBorders>
-              <w:bottom w:val="single" w:sz="4" w:space="0" w:color="auto"/>
+              <w:bottom w:val="single" w:color="auto" w:sz="4" w:space="0"/>
             </w:tcBorders>
           </w:tcPr>
           <w:p>
@@ -3024,14 +2643,14 @@
               <w:spacing w:before="43" w:line="220" w:lineRule="auto"/>
               <w:ind w:left="620"/>
               <w:rPr>
-                <w:rFonts w:ascii="宋体" w:eastAsia="宋体" w:hAnsi="宋体" w:cs="宋体"/>
+                <w:rFonts w:ascii="宋体" w:hAnsi="宋体" w:eastAsia="宋体" w:cs="宋体"/>
                 <w:sz w:val="21"/>
                 <w:szCs w:val="21"/>
               </w:rPr>
             </w:pPr>
             <w:r>
               <w:rPr>
-                <w:rFonts w:ascii="宋体" w:eastAsia="宋体" w:hAnsi="宋体" w:cs="宋体"/>
+                <w:rFonts w:ascii="宋体" w:hAnsi="宋体" w:eastAsia="宋体" w:cs="宋体"/>
                 <w:spacing w:val="-2"/>
                 <w:sz w:val="21"/>
                 <w:szCs w:val="21"/>
@@ -3044,7 +2663,7 @@
           <w:tcPr>
             <w:tcW w:w="2740" w:type="dxa"/>
             <w:tcBorders>
-              <w:bottom w:val="single" w:sz="4" w:space="0" w:color="auto"/>
+              <w:bottom w:val="single" w:color="auto" w:sz="4" w:space="0"/>
             </w:tcBorders>
           </w:tcPr>
           <w:p>
@@ -3052,14 +2671,14 @@
               <w:spacing w:before="43" w:line="220" w:lineRule="auto"/>
               <w:ind w:left="334"/>
               <w:rPr>
-                <w:rFonts w:ascii="宋体" w:eastAsia="宋体" w:hAnsi="宋体" w:cs="宋体"/>
+                <w:rFonts w:ascii="宋体" w:hAnsi="宋体" w:eastAsia="宋体" w:cs="宋体"/>
                 <w:sz w:val="21"/>
                 <w:szCs w:val="21"/>
               </w:rPr>
             </w:pPr>
             <w:r>
               <w:rPr>
-                <w:rFonts w:ascii="宋体" w:eastAsia="宋体" w:hAnsi="宋体" w:cs="宋体"/>
+                <w:rFonts w:ascii="宋体" w:hAnsi="宋体" w:eastAsia="宋体" w:cs="宋体"/>
                 <w:spacing w:val="-2"/>
                 <w:sz w:val="21"/>
                 <w:szCs w:val="21"/>
@@ -3072,7 +2691,7 @@
           <w:tcPr>
             <w:tcW w:w="3517" w:type="dxa"/>
             <w:tcBorders>
-              <w:bottom w:val="single" w:sz="4" w:space="0" w:color="auto"/>
+              <w:bottom w:val="single" w:color="auto" w:sz="4" w:space="0"/>
             </w:tcBorders>
           </w:tcPr>
           <w:p>
@@ -3080,14 +2699,14 @@
               <w:spacing w:before="43" w:line="220" w:lineRule="auto"/>
               <w:ind w:left="1135"/>
               <w:rPr>
-                <w:rFonts w:ascii="宋体" w:eastAsia="宋体" w:hAnsi="宋体" w:cs="宋体"/>
+                <w:rFonts w:ascii="宋体" w:hAnsi="宋体" w:eastAsia="宋体" w:cs="宋体"/>
                 <w:sz w:val="21"/>
                 <w:szCs w:val="21"/>
               </w:rPr>
             </w:pPr>
             <w:r>
               <w:rPr>
-                <w:rFonts w:ascii="宋体" w:eastAsia="宋体" w:hAnsi="宋体" w:cs="宋体"/>
+                <w:rFonts w:ascii="宋体" w:hAnsi="宋体" w:eastAsia="宋体" w:cs="宋体"/>
                 <w:spacing w:val="-2"/>
                 <w:sz w:val="21"/>
                 <w:szCs w:val="21"/>
@@ -3099,9 +2718,14 @@
       </w:tr>
       <w:tr>
         <w:tblPrEx>
-          <w:tblW w:w="8532" w:type="dxa"/>
-          <w:tblInd w:w="5" w:type="dxa"/>
-          <w:tblLayout w:type="fixed"/>
+          <w:tblBorders>
+            <w:top w:val="single" w:color="000000" w:sz="4" w:space="0"/>
+            <w:left w:val="single" w:color="000000" w:sz="4" w:space="0"/>
+            <w:bottom w:val="single" w:color="000000" w:sz="4" w:space="0"/>
+            <w:right w:val="single" w:color="000000" w:sz="4" w:space="0"/>
+            <w:insideH w:val="single" w:color="000000" w:sz="4" w:space="0"/>
+            <w:insideV w:val="single" w:color="000000" w:sz="4" w:space="0"/>
+          </w:tblBorders>
           <w:tblCellMar>
             <w:top w:w="0" w:type="dxa"/>
             <w:left w:w="0" w:type="dxa"/>
@@ -3110,15 +2734,15 @@
           </w:tblCellMar>
         </w:tblPrEx>
         <w:trPr>
-          <w:trHeight w:val="310"/>
+          <w:trHeight w:val="310" w:hRule="atLeast"/>
         </w:trPr>
         <w:tc>
           <w:tcPr>
             <w:tcW w:w="2275" w:type="dxa"/>
             <w:tcBorders>
-              <w:top w:val="single" w:sz="4" w:space="0" w:color="auto"/>
-              <w:left w:val="single" w:sz="4" w:space="0" w:color="auto"/>
-              <w:bottom w:val="single" w:sz="4" w:space="0" w:color="auto"/>
+              <w:top w:val="single" w:color="auto" w:sz="4" w:space="0"/>
+              <w:left w:val="single" w:color="auto" w:sz="4" w:space="0"/>
+              <w:bottom w:val="single" w:color="auto" w:sz="4" w:space="0"/>
             </w:tcBorders>
           </w:tcPr>
           <w:p>
@@ -3126,14 +2750,14 @@
               <w:spacing w:before="36" w:line="220" w:lineRule="auto"/>
               <w:ind w:left="550"/>
               <w:rPr>
-                <w:rFonts w:ascii="宋体" w:eastAsia="宋体" w:hAnsi="宋体" w:cs="宋体"/>
+                <w:rFonts w:ascii="宋体" w:hAnsi="宋体" w:eastAsia="宋体" w:cs="宋体"/>
                 <w:sz w:val="21"/>
                 <w:szCs w:val="21"/>
               </w:rPr>
             </w:pPr>
             <w:r>
               <w:rPr>
-                <w:rFonts w:ascii="宋体" w:eastAsia="宋体" w:hAnsi="宋体" w:cs="宋体"/>
+                <w:rFonts w:ascii="宋体" w:hAnsi="宋体" w:eastAsia="宋体" w:cs="宋体"/>
                 <w:spacing w:val="-2"/>
                 <w:sz w:val="21"/>
                 <w:szCs w:val="21"/>
@@ -3146,8 +2770,8 @@
           <w:tcPr>
             <w:tcW w:w="2740" w:type="dxa"/>
             <w:tcBorders>
-              <w:top w:val="single" w:sz="4" w:space="0" w:color="auto"/>
-              <w:bottom w:val="single" w:sz="4" w:space="0" w:color="auto"/>
+              <w:top w:val="single" w:color="auto" w:sz="4" w:space="0"/>
+              <w:bottom w:val="single" w:color="auto" w:sz="4" w:space="0"/>
             </w:tcBorders>
           </w:tcPr>
           <w:p>
@@ -3155,14 +2779,14 @@
               <w:spacing w:before="36" w:line="220" w:lineRule="auto"/>
               <w:ind w:left="782"/>
               <w:rPr>
-                <w:rFonts w:ascii="宋体" w:eastAsia="宋体" w:hAnsi="宋体" w:cs="宋体"/>
+                <w:rFonts w:ascii="宋体" w:hAnsi="宋体" w:eastAsia="宋体" w:cs="宋体"/>
                 <w:sz w:val="21"/>
                 <w:szCs w:val="21"/>
               </w:rPr>
             </w:pPr>
             <w:r>
               <w:rPr>
-                <w:rFonts w:ascii="宋体" w:eastAsia="宋体" w:hAnsi="宋体" w:cs="宋体"/>
+                <w:rFonts w:ascii="宋体" w:hAnsi="宋体" w:eastAsia="宋体" w:cs="宋体"/>
                 <w:spacing w:val="-2"/>
                 <w:sz w:val="21"/>
                 <w:szCs w:val="21"/>
@@ -3175,9 +2799,9 @@
           <w:tcPr>
             <w:tcW w:w="3517" w:type="dxa"/>
             <w:tcBorders>
-              <w:top w:val="single" w:sz="4" w:space="0" w:color="auto"/>
-              <w:bottom w:val="single" w:sz="4" w:space="0" w:color="auto"/>
-              <w:right w:val="single" w:sz="4" w:space="0" w:color="auto"/>
+              <w:top w:val="single" w:color="auto" w:sz="4" w:space="0"/>
+              <w:bottom w:val="single" w:color="auto" w:sz="4" w:space="0"/>
+              <w:right w:val="single" w:color="auto" w:sz="4" w:space="0"/>
             </w:tcBorders>
           </w:tcPr>
           <w:p>
@@ -3185,14 +2809,14 @@
               <w:spacing w:before="36" w:line="229" w:lineRule="auto"/>
               <w:ind w:left="1385"/>
               <w:rPr>
-                <w:rFonts w:ascii="宋体" w:eastAsia="宋体" w:hAnsi="宋体" w:cs="宋体"/>
+                <w:rFonts w:ascii="宋体" w:hAnsi="宋体" w:eastAsia="宋体" w:cs="宋体"/>
                 <w:sz w:val="21"/>
                 <w:szCs w:val="21"/>
               </w:rPr>
             </w:pPr>
             <w:r>
               <w:rPr>
-                <w:rFonts w:ascii="宋体" w:eastAsia="宋体" w:hAnsi="宋体" w:cs="宋体"/>
+                <w:rFonts w:ascii="宋体" w:hAnsi="宋体" w:eastAsia="宋体" w:cs="宋体"/>
                 <w:spacing w:val="-4"/>
                 <w:sz w:val="21"/>
                 <w:szCs w:val="21"/>
@@ -3205,25 +2829,25 @@
     </w:tbl>
     <w:p>
       <w:pPr>
-        <w:pStyle w:val="BodyText"/>
+        <w:pStyle w:val="12"/>
       </w:pPr>
     </w:p>
     <w:p>
       <w:pPr>
         <w:sectPr>
-          <w:footerReference w:type="default" r:id="rId4"/>
+          <w:footerReference r:id="rId5" w:type="default"/>
           <w:pgSz w:w="11906" w:h="16839"/>
           <w:pgMar w:top="1431" w:right="1629" w:bottom="711" w:left="1734" w:header="0" w:footer="548" w:gutter="0"/>
-          <w:cols w:num="1" w:space="720"/>
+          <w:cols w:space="720" w:num="1"/>
         </w:sectPr>
       </w:pPr>
     </w:p>
     <w:p>
       <w:pPr>
-        <w:pStyle w:val="1"/>
+        <w:pStyle w:val="26"/>
         <w:bidi w:val="0"/>
       </w:pPr>
-      <w:bookmarkStart w:id="8" w:name="_Toc28434"/>
+      <w:bookmarkStart w:id="8" w:name="_Toc12122"/>
       <w:r>
         <w:t>工作程序</w:t>
       </w:r>
@@ -3231,12 +2855,12 @@
     </w:p>
     <w:p>
       <w:pPr>
-        <w:pStyle w:val="2"/>
+        <w:pStyle w:val="28"/>
         <w:bidi w:val="0"/>
       </w:pPr>
       <w:bookmarkStart w:id="9" w:name="bookmark19"/>
       <w:bookmarkEnd w:id="9"/>
-      <w:bookmarkStart w:id="10" w:name="_Toc9878"/>
+      <w:bookmarkStart w:id="10" w:name="_Toc14504"/>
       <w:r>
         <w:t>识别、定义度量项</w:t>
       </w:r>
@@ -3244,496 +2868,226 @@
     </w:p>
     <w:p>
       <w:pPr>
-        <w:keepNext w:val="0"/>
-        <w:keepLines w:val="0"/>
-        <w:pageBreakBefore w:val="0"/>
-        <w:widowControl/>
-        <w:kinsoku w:val="0"/>
-        <w:wordWrap/>
-        <w:overflowPunct/>
-        <w:topLinePunct w:val="0"/>
-        <w:autoSpaceDE w:val="0"/>
-        <w:autoSpaceDN w:val="0"/>
+        <w:pStyle w:val="27"/>
         <w:bidi w:val="0"/>
-        <w:adjustRightInd w:val="0"/>
-        <w:snapToGrid w:val="0"/>
-        <w:spacing w:line="360" w:lineRule="auto"/>
-        <w:ind w:left="0" w:right="0" w:firstLine="420" w:firstLineChars="200"/>
-        <w:textAlignment w:val="baseline"/>
+      </w:pPr>
+      <w:r>
+        <w:t>公司运维服务能力</w:t>
+      </w:r>
+      <w:r>
         <w:rPr>
-          <w:rFonts w:ascii="宋体" w:eastAsia="宋体" w:hAnsi="宋体" w:cs="宋体"/>
-          <w:spacing w:val="-1"/>
+          <w:rFonts w:hint="eastAsia"/>
+          <w:lang w:val="en-US" w:eastAsia="zh-CN"/>
+        </w:rPr>
+        <w:t>质</w:t>
+      </w:r>
+      <w:r>
+        <w:t>量体系由运维部负责维护，每年年初需要根据年度实施情况做调整，主要工作：识别新的度量项、去除不合理的度量项，根据本年度运维服务能力量化目标识别本年度需要测量的指标，并对以上指标进行规范定义、发布以及培训指导。</w:t>
+      </w:r>
+    </w:p>
+    <w:p>
+      <w:pPr>
+        <w:pStyle w:val="28"/>
+        <w:bidi w:val="0"/>
+      </w:pPr>
+      <w:bookmarkStart w:id="11" w:name="_Toc14839"/>
+      <w:r>
+        <w:t>确定服务能力基准</w:t>
+      </w:r>
+      <w:bookmarkEnd w:id="11"/>
+    </w:p>
+    <w:p>
+      <w:pPr>
+        <w:pStyle w:val="27"/>
+        <w:bidi w:val="0"/>
+        <w:rPr>
+          <w:rFonts w:ascii="宋体" w:hAnsi="宋体" w:eastAsia="宋体" w:cs="宋体"/>
+          <w:szCs w:val="24"/>
+        </w:rPr>
+      </w:pPr>
+      <w:r>
+        <w:t>运维部需根据上年度运维部能力指标实施情况，收集整理相关指标数据，并建立关键能力指标基线，衡量公司现有服务能力水平。</w:t>
+      </w:r>
+    </w:p>
+    <w:p>
+      <w:pPr>
+        <w:pStyle w:val="28"/>
+        <w:bidi w:val="0"/>
+      </w:pPr>
+      <w:bookmarkStart w:id="12" w:name="_Toc9298"/>
+      <w:r>
+        <w:t>设定目标</w:t>
+      </w:r>
+      <w:bookmarkEnd w:id="12"/>
+    </w:p>
+    <w:p>
+      <w:pPr>
+        <w:pStyle w:val="27"/>
+        <w:bidi w:val="0"/>
+      </w:pPr>
+      <w:r>
+        <w:t>根据公司最新服务能力指标以及客户要求，运维部需要召集相关领导和其他干系人讨论年度运维服务能力目标的合理性问题，最终确定一个合理的目标数据。</w:t>
+      </w:r>
+    </w:p>
+    <w:p>
+      <w:pPr>
+        <w:pStyle w:val="28"/>
+        <w:bidi w:val="0"/>
+      </w:pPr>
+      <w:bookmarkStart w:id="13" w:name="_Toc2208"/>
+      <w:r>
+        <w:t>收集指标数据改进</w:t>
+      </w:r>
+      <w:bookmarkEnd w:id="13"/>
+    </w:p>
+    <w:p>
+      <w:pPr>
+        <w:pStyle w:val="27"/>
+        <w:bidi w:val="0"/>
+      </w:pPr>
+      <w:r>
+        <w:t>质量部根据在监督执行过程改进工作的同时，需要收集相关过程指标数据或一些改进建议信息，供运维部分析使用，过程中发现阶段目标偏离或者其他问题，需及时与运维部进行反应。</w:t>
+      </w:r>
+    </w:p>
+    <w:p>
+      <w:pPr>
+        <w:pStyle w:val="28"/>
+        <w:bidi w:val="0"/>
+      </w:pPr>
+      <w:bookmarkStart w:id="14" w:name="_Toc26377"/>
+      <w:r>
+        <w:t>分析能力数据</w:t>
+      </w:r>
+      <w:bookmarkEnd w:id="14"/>
+    </w:p>
+    <w:p>
+      <w:pPr>
+        <w:pStyle w:val="27"/>
+        <w:bidi w:val="0"/>
+      </w:pPr>
+      <w:r>
+        <w:t>运维部根据质量部收集的过程数据，并依据计划开展过程能力分析活动，依据年初发布的过程能力水平，在过程中需要加强异常指标的管控，按照基线修改判异规则触发条件，及时发现问题进行分析，在一定的管控监控点，运维部还应与设定的目标进行对比，以判定目标设定是否合理，必要时，对设定目标进行调整。</w:t>
+      </w:r>
+    </w:p>
+    <w:p>
+      <w:pPr>
+        <w:pStyle w:val="28"/>
+        <w:bidi w:val="0"/>
+      </w:pPr>
+      <w:bookmarkStart w:id="15" w:name="_Toc2435"/>
+      <w:r>
+        <w:t>识别差距</w:t>
+      </w:r>
+      <w:bookmarkEnd w:id="15"/>
+    </w:p>
+    <w:p>
+      <w:pPr>
+        <w:pStyle w:val="27"/>
+        <w:bidi w:val="0"/>
+      </w:pPr>
+      <w:r>
+        <w:t>在项目日常执行过程中，运维部需要定期收集运维方面的改进建议，主要来源客户反馈、运维部发现以及组织监控中发现的问题等，运维部需要不定期进行相关讨论，识别真正需要改进的差距或提升项。另外运维部针对指标基线以及指标执行数据，分析本年度服务能力水平趋势，识别异常点进行重点分析管控。</w:t>
+      </w:r>
+    </w:p>
+    <w:p>
+      <w:pPr>
+        <w:pStyle w:val="27"/>
+        <w:bidi w:val="0"/>
+      </w:pPr>
+      <w:r>
+        <w:t>运维部需要根据识别的差距严重程度，有选择性地强化某些方面的能力提升，应给予相关人员一定的培训。</w:t>
+      </w:r>
+    </w:p>
+    <w:p>
+      <w:pPr>
+        <w:pStyle w:val="28"/>
+        <w:bidi w:val="0"/>
+      </w:pPr>
+      <w:bookmarkStart w:id="16" w:name="bookmark1"/>
+      <w:bookmarkEnd w:id="16"/>
+      <w:bookmarkStart w:id="17" w:name="_Toc2538"/>
+      <w:r>
+        <w:t>确定服务改进措施</w:t>
+      </w:r>
+      <w:bookmarkEnd w:id="17"/>
+    </w:p>
+    <w:p>
+      <w:pPr>
+        <w:pStyle w:val="27"/>
+        <w:bidi w:val="0"/>
+        <w:rPr>
+          <w:rFonts w:ascii="宋体" w:hAnsi="宋体" w:eastAsia="宋体" w:cs="宋体"/>
+          <w:szCs w:val="24"/>
+        </w:rPr>
+      </w:pPr>
+      <w:r>
+        <w:t>运维部根据收集分析获得的改进项以及发现改进的问题项，进行针对性的提出服务改进解决方案，并通报给相关领导和改进参与人。</w:t>
+      </w:r>
+    </w:p>
+    <w:p>
+      <w:pPr>
+        <w:pStyle w:val="28"/>
+        <w:bidi w:val="0"/>
+      </w:pPr>
+      <w:bookmarkStart w:id="18" w:name="_Toc11875"/>
+      <w:r>
+        <w:t>服务改进实施</w:t>
+      </w:r>
+      <w:bookmarkEnd w:id="18"/>
+    </w:p>
+    <w:p>
+      <w:pPr>
+        <w:pStyle w:val="27"/>
+        <w:bidi w:val="0"/>
+      </w:pPr>
+      <w:r>
+        <w:t>根据改进解决方案，针对性进行改进工作规划与实施，运维部根据改进措施的实施情况，将效果比较好的有效措施固化到流程中，不断优化公司服务能力体系。</w:t>
+      </w:r>
+    </w:p>
+    <w:p>
+      <w:pPr>
+        <w:pStyle w:val="28"/>
+        <w:bidi w:val="0"/>
+      </w:pPr>
+      <w:bookmarkStart w:id="19" w:name="_Toc30811"/>
+      <w:r>
+        <w:t>服务监控</w:t>
+      </w:r>
+      <w:bookmarkEnd w:id="19"/>
+    </w:p>
+    <w:p>
+      <w:pPr>
+        <w:pStyle w:val="27"/>
+        <w:bidi w:val="0"/>
+      </w:pPr>
+      <w:r>
+        <w:t>质量部跟踪服务改进方案实施进行情况，发现措施实施有效问题时，及时通知运维部，商议调整改进方案事项，使改进达到最佳效果。</w:t>
+      </w:r>
+    </w:p>
+    <w:p>
+      <w:pPr>
+        <w:pStyle w:val="26"/>
+        <w:bidi w:val="0"/>
+      </w:pPr>
+      <w:bookmarkStart w:id="20" w:name="_Toc15102"/>
+      <w:r>
+        <w:t>相关文件</w:t>
+      </w:r>
+      <w:bookmarkEnd w:id="20"/>
+    </w:p>
+    <w:p>
+      <w:pPr>
+        <w:spacing w:before="44" w:line="220" w:lineRule="auto"/>
+        <w:ind w:left="505"/>
+        <w:rPr>
+          <w:rFonts w:ascii="宋体" w:hAnsi="宋体" w:eastAsia="宋体" w:cs="宋体"/>
           <w:sz w:val="24"/>
           <w:szCs w:val="24"/>
         </w:rPr>
       </w:pPr>
       <w:r>
         <w:rPr>
-          <w:rFonts w:ascii="宋体" w:eastAsia="宋体" w:hAnsi="宋体" w:cs="宋体"/>
-          <w:spacing w:val="-1"/>
-          <w:sz w:val="24"/>
-          <w:szCs w:val="24"/>
-        </w:rPr>
-        <w:t>公司运维服务能力</w:t>
-      </w:r>
-      <w:r>
-        <w:rPr>
-          <w:rFonts w:ascii="宋体" w:eastAsia="宋体" w:hAnsi="宋体" w:cs="宋体" w:hint="eastAsia"/>
-          <w:spacing w:val="-1"/>
-          <w:sz w:val="24"/>
-          <w:szCs w:val="24"/>
-          <w:lang w:val="en-US" w:eastAsia="zh-CN"/>
-        </w:rPr>
-        <w:t>质</w:t>
-      </w:r>
-      <w:r>
-        <w:rPr>
-          <w:rFonts w:ascii="宋体" w:eastAsia="宋体" w:hAnsi="宋体" w:cs="宋体"/>
-          <w:spacing w:val="-1"/>
-          <w:sz w:val="24"/>
-          <w:szCs w:val="24"/>
-        </w:rPr>
-        <w:t>量体系由运维部负责维护，每年年初需要根据年度实施情况做调整，主要工作：识别新的度量项、去除不合理的度量项，根据本年度运维服务能力量化目标识别本年度需要测量的指标，并对以上指标进行规范定义、发布以及培训指导。</w:t>
-      </w:r>
-    </w:p>
-    <w:p>
-      <w:pPr>
-        <w:pStyle w:val="2"/>
-        <w:bidi w:val="0"/>
-      </w:pPr>
-      <w:bookmarkStart w:id="11" w:name="_Toc20635"/>
-      <w:r>
-        <w:t>确定服务能力基准</w:t>
-      </w:r>
-      <w:bookmarkEnd w:id="11"/>
-    </w:p>
-    <w:p>
-      <w:pPr>
-        <w:keepNext w:val="0"/>
-        <w:keepLines w:val="0"/>
-        <w:pageBreakBefore w:val="0"/>
-        <w:widowControl/>
-        <w:kinsoku w:val="0"/>
-        <w:wordWrap/>
-        <w:overflowPunct/>
-        <w:topLinePunct w:val="0"/>
-        <w:autoSpaceDE w:val="0"/>
-        <w:autoSpaceDN w:val="0"/>
-        <w:bidi w:val="0"/>
-        <w:adjustRightInd w:val="0"/>
-        <w:snapToGrid w:val="0"/>
-        <w:spacing w:line="360" w:lineRule="auto"/>
-        <w:ind w:left="0" w:right="0" w:firstLine="420" w:firstLineChars="200"/>
-        <w:textAlignment w:val="baseline"/>
-        <w:rPr>
-          <w:rFonts w:ascii="宋体" w:eastAsia="宋体" w:hAnsi="宋体" w:cs="宋体"/>
-          <w:sz w:val="24"/>
-          <w:szCs w:val="24"/>
-        </w:rPr>
-      </w:pPr>
-      <w:r>
-        <w:rPr>
-          <w:rFonts w:ascii="宋体" w:eastAsia="宋体" w:hAnsi="宋体" w:cs="宋体"/>
-          <w:spacing w:val="-1"/>
-          <w:sz w:val="24"/>
-          <w:szCs w:val="24"/>
-        </w:rPr>
-        <w:t>运维部需根据上年度运维部能力指标实施情况，收集整理相关指标数据，并建立关键能力指标基线，衡量公司现有服务能力水平。</w:t>
-      </w:r>
-    </w:p>
-    <w:p>
-      <w:pPr>
-        <w:pStyle w:val="2"/>
-        <w:bidi w:val="0"/>
-      </w:pPr>
-      <w:bookmarkStart w:id="12" w:name="_Toc18446"/>
-      <w:r>
-        <w:t>设定目标</w:t>
-      </w:r>
-      <w:bookmarkEnd w:id="12"/>
-    </w:p>
-    <w:p>
-      <w:pPr>
-        <w:keepNext w:val="0"/>
-        <w:keepLines w:val="0"/>
-        <w:pageBreakBefore w:val="0"/>
-        <w:widowControl/>
-        <w:kinsoku w:val="0"/>
-        <w:wordWrap/>
-        <w:overflowPunct/>
-        <w:topLinePunct w:val="0"/>
-        <w:autoSpaceDE w:val="0"/>
-        <w:autoSpaceDN w:val="0"/>
-        <w:bidi w:val="0"/>
-        <w:adjustRightInd w:val="0"/>
-        <w:snapToGrid w:val="0"/>
-        <w:spacing w:line="360" w:lineRule="auto"/>
-        <w:ind w:left="0" w:right="0" w:firstLine="420" w:firstLineChars="200"/>
-        <w:textAlignment w:val="baseline"/>
-        <w:rPr>
-          <w:rFonts w:ascii="宋体" w:eastAsia="宋体" w:hAnsi="宋体" w:cs="宋体"/>
-          <w:spacing w:val="-1"/>
-          <w:sz w:val="24"/>
-          <w:szCs w:val="24"/>
-        </w:rPr>
-      </w:pPr>
-      <w:r>
-        <w:rPr>
-          <w:rFonts w:ascii="宋体" w:eastAsia="宋体" w:hAnsi="宋体" w:cs="宋体"/>
-          <w:spacing w:val="-1"/>
-          <w:sz w:val="24"/>
-          <w:szCs w:val="24"/>
-        </w:rPr>
-        <w:t>根据公司最新服务能力指标以及客户要求，运维部需要召集相关领导和其他干系人讨论年度运维服务能力目标的合理性问题，最终确定一个合理的目标数据。</w:t>
-      </w:r>
-    </w:p>
-    <w:p>
-      <w:pPr>
-        <w:pStyle w:val="2"/>
-        <w:bidi w:val="0"/>
-      </w:pPr>
-      <w:bookmarkStart w:id="13" w:name="_Toc2981"/>
-      <w:r>
-        <w:t>收集指标数据改进</w:t>
-      </w:r>
-      <w:bookmarkEnd w:id="13"/>
-    </w:p>
-    <w:p>
-      <w:pPr>
-        <w:keepNext w:val="0"/>
-        <w:keepLines w:val="0"/>
-        <w:pageBreakBefore w:val="0"/>
-        <w:widowControl/>
-        <w:kinsoku w:val="0"/>
-        <w:wordWrap/>
-        <w:overflowPunct/>
-        <w:topLinePunct w:val="0"/>
-        <w:autoSpaceDE w:val="0"/>
-        <w:autoSpaceDN w:val="0"/>
-        <w:bidi w:val="0"/>
-        <w:adjustRightInd w:val="0"/>
-        <w:snapToGrid w:val="0"/>
-        <w:spacing w:line="360" w:lineRule="auto"/>
-        <w:ind w:left="0" w:right="0" w:firstLine="420" w:firstLineChars="200"/>
-        <w:textAlignment w:val="baseline"/>
-        <w:rPr>
-          <w:rFonts w:ascii="宋体" w:eastAsia="宋体" w:hAnsi="宋体" w:cs="宋体"/>
-          <w:spacing w:val="-1"/>
-          <w:sz w:val="24"/>
-          <w:szCs w:val="24"/>
-        </w:rPr>
-      </w:pPr>
-      <w:r>
-        <w:rPr>
-          <w:rFonts w:ascii="宋体" w:eastAsia="宋体" w:hAnsi="宋体" w:cs="宋体"/>
-          <w:spacing w:val="-1"/>
-          <w:sz w:val="24"/>
-          <w:szCs w:val="24"/>
-        </w:rPr>
-        <w:t>质量部根据在监督执行过程改进工作的同时，需要收集相关过程指标数据或一些改进建议信息，供运维部分析使用，过程中发现阶段目标偏离或者其他问题，需及时与运维部进行反应。</w:t>
-      </w:r>
-    </w:p>
-    <w:p>
-      <w:pPr>
-        <w:pStyle w:val="2"/>
-        <w:bidi w:val="0"/>
-      </w:pPr>
-      <w:bookmarkStart w:id="14" w:name="_Toc25534"/>
-      <w:r>
-        <w:t>分析能力数据</w:t>
-      </w:r>
-      <w:bookmarkEnd w:id="14"/>
-    </w:p>
-    <w:p>
-      <w:pPr>
-        <w:keepNext w:val="0"/>
-        <w:keepLines w:val="0"/>
-        <w:pageBreakBefore w:val="0"/>
-        <w:widowControl/>
-        <w:kinsoku w:val="0"/>
-        <w:wordWrap/>
-        <w:overflowPunct/>
-        <w:topLinePunct w:val="0"/>
-        <w:autoSpaceDE w:val="0"/>
-        <w:autoSpaceDN w:val="0"/>
-        <w:bidi w:val="0"/>
-        <w:adjustRightInd w:val="0"/>
-        <w:snapToGrid w:val="0"/>
-        <w:spacing w:line="360" w:lineRule="auto"/>
-        <w:ind w:left="0" w:right="0" w:firstLine="420" w:firstLineChars="200"/>
-        <w:textAlignment w:val="baseline"/>
-        <w:rPr>
-          <w:rFonts w:ascii="宋体" w:eastAsia="宋体" w:hAnsi="宋体" w:cs="宋体"/>
-          <w:spacing w:val="-1"/>
-          <w:sz w:val="24"/>
-          <w:szCs w:val="24"/>
-        </w:rPr>
-      </w:pPr>
-      <w:r>
-        <w:rPr>
-          <w:rFonts w:ascii="宋体" w:eastAsia="宋体" w:hAnsi="宋体" w:cs="宋体"/>
-          <w:spacing w:val="-1"/>
-          <w:sz w:val="24"/>
-          <w:szCs w:val="24"/>
-        </w:rPr>
-        <w:t>运维部根据质量部收集的过程数据，并依据计划开展过程能力分析活动，依据年初发布的过程能力水平，在过程中需要加强异常指标的管控，按照基线修改判异规则触发条件，及时发现问题进行分析，在一定的管控监控点，运维部还应与设定的目标进行对比，以判定目标设定是否合理，必要时，对设定目标进行调整。</w:t>
-      </w:r>
-    </w:p>
-    <w:p>
-      <w:pPr>
-        <w:pStyle w:val="2"/>
-        <w:bidi w:val="0"/>
-      </w:pPr>
-      <w:bookmarkStart w:id="15" w:name="_Toc20679"/>
-      <w:r>
-        <w:t>识别差距</w:t>
-      </w:r>
-      <w:bookmarkEnd w:id="15"/>
-    </w:p>
-    <w:p>
-      <w:pPr>
-        <w:keepNext w:val="0"/>
-        <w:keepLines w:val="0"/>
-        <w:pageBreakBefore w:val="0"/>
-        <w:widowControl/>
-        <w:kinsoku w:val="0"/>
-        <w:wordWrap/>
-        <w:overflowPunct/>
-        <w:topLinePunct w:val="0"/>
-        <w:autoSpaceDE w:val="0"/>
-        <w:autoSpaceDN w:val="0"/>
-        <w:bidi w:val="0"/>
-        <w:adjustRightInd w:val="0"/>
-        <w:snapToGrid w:val="0"/>
-        <w:spacing w:line="360" w:lineRule="auto"/>
-        <w:ind w:left="0" w:right="0" w:firstLine="420" w:firstLineChars="200"/>
-        <w:textAlignment w:val="baseline"/>
-        <w:rPr>
-          <w:rFonts w:ascii="宋体" w:eastAsia="宋体" w:hAnsi="宋体" w:cs="宋体"/>
-          <w:spacing w:val="-1"/>
-          <w:sz w:val="24"/>
-          <w:szCs w:val="24"/>
-        </w:rPr>
-      </w:pPr>
-      <w:r>
-        <w:rPr>
-          <w:rFonts w:ascii="宋体" w:eastAsia="宋体" w:hAnsi="宋体" w:cs="宋体"/>
-          <w:spacing w:val="-1"/>
-          <w:sz w:val="24"/>
-          <w:szCs w:val="24"/>
-        </w:rPr>
-        <w:t>在项目日常执行过程中，运维部需要定期收集运维方面的改进建议，主要来源客户反馈、运维部发现以及组织监控中发现的问题等，运维部需要不定期进行相关讨论，识别真正需要改进的差距或提升项。另外运维部针对指标基线以及指标执行数据，分析本年度服务能力水平趋势，识别异常点进行重点分析管控。</w:t>
-      </w:r>
-    </w:p>
-    <w:p>
-      <w:pPr>
-        <w:keepNext w:val="0"/>
-        <w:keepLines w:val="0"/>
-        <w:pageBreakBefore w:val="0"/>
-        <w:widowControl/>
-        <w:kinsoku w:val="0"/>
-        <w:wordWrap/>
-        <w:overflowPunct/>
-        <w:topLinePunct w:val="0"/>
-        <w:autoSpaceDE w:val="0"/>
-        <w:autoSpaceDN w:val="0"/>
-        <w:bidi w:val="0"/>
-        <w:adjustRightInd w:val="0"/>
-        <w:snapToGrid w:val="0"/>
-        <w:spacing w:line="360" w:lineRule="auto"/>
-        <w:ind w:left="0" w:right="0" w:firstLine="420" w:firstLineChars="200"/>
-        <w:textAlignment w:val="baseline"/>
-        <w:rPr>
-          <w:rFonts w:ascii="宋体" w:eastAsia="宋体" w:hAnsi="宋体" w:cs="宋体"/>
-          <w:spacing w:val="-1"/>
-          <w:sz w:val="24"/>
-          <w:szCs w:val="24"/>
-        </w:rPr>
-      </w:pPr>
-      <w:r>
-        <w:rPr>
-          <w:rFonts w:ascii="宋体" w:eastAsia="宋体" w:hAnsi="宋体" w:cs="宋体"/>
-          <w:spacing w:val="-1"/>
-          <w:sz w:val="24"/>
-          <w:szCs w:val="24"/>
-        </w:rPr>
-        <w:t>运维部需要根据识别的差距严重程度，有选择性地强化某些方面的能力提升，应给予相关人员一定的培训。</w:t>
-      </w:r>
-    </w:p>
-    <w:p>
-      <w:pPr>
-        <w:pStyle w:val="2"/>
-        <w:bidi w:val="0"/>
-      </w:pPr>
-      <w:bookmarkStart w:id="16" w:name="bookmark1"/>
-      <w:bookmarkEnd w:id="16"/>
-      <w:bookmarkStart w:id="17" w:name="_Toc20448"/>
-      <w:r>
-        <w:t>确定服务改进措施</w:t>
-      </w:r>
-      <w:bookmarkEnd w:id="17"/>
-    </w:p>
-    <w:p>
-      <w:pPr>
-        <w:keepNext w:val="0"/>
-        <w:keepLines w:val="0"/>
-        <w:pageBreakBefore w:val="0"/>
-        <w:widowControl/>
-        <w:kinsoku w:val="0"/>
-        <w:wordWrap/>
-        <w:overflowPunct/>
-        <w:topLinePunct w:val="0"/>
-        <w:autoSpaceDE w:val="0"/>
-        <w:autoSpaceDN w:val="0"/>
-        <w:bidi w:val="0"/>
-        <w:adjustRightInd w:val="0"/>
-        <w:snapToGrid w:val="0"/>
-        <w:spacing w:line="360" w:lineRule="auto"/>
-        <w:ind w:left="0" w:right="0" w:firstLine="420" w:firstLineChars="200"/>
-        <w:textAlignment w:val="baseline"/>
-        <w:rPr>
-          <w:rFonts w:ascii="宋体" w:eastAsia="宋体" w:hAnsi="宋体" w:cs="宋体"/>
-          <w:sz w:val="24"/>
-          <w:szCs w:val="24"/>
-        </w:rPr>
-      </w:pPr>
-      <w:r>
-        <w:rPr>
-          <w:rFonts w:ascii="宋体" w:eastAsia="宋体" w:hAnsi="宋体" w:cs="宋体"/>
-          <w:spacing w:val="-1"/>
-          <w:sz w:val="24"/>
-          <w:szCs w:val="24"/>
-        </w:rPr>
-        <w:t>运维部根据收集分析获得的改进项以及发现改进的问题项，进行针对性的提出服务改进解决方案，并通报给相关领导和改进参与人。</w:t>
-      </w:r>
-    </w:p>
-    <w:p>
-      <w:pPr>
-        <w:pStyle w:val="2"/>
-        <w:bidi w:val="0"/>
-      </w:pPr>
-      <w:bookmarkStart w:id="18" w:name="_Toc19817"/>
-      <w:r>
-        <w:t>服务改进实施</w:t>
-      </w:r>
-      <w:bookmarkEnd w:id="18"/>
-    </w:p>
-    <w:p>
-      <w:pPr>
-        <w:keepNext w:val="0"/>
-        <w:keepLines w:val="0"/>
-        <w:pageBreakBefore w:val="0"/>
-        <w:widowControl/>
-        <w:kinsoku w:val="0"/>
-        <w:wordWrap/>
-        <w:overflowPunct/>
-        <w:topLinePunct w:val="0"/>
-        <w:autoSpaceDE w:val="0"/>
-        <w:autoSpaceDN w:val="0"/>
-        <w:bidi w:val="0"/>
-        <w:adjustRightInd w:val="0"/>
-        <w:snapToGrid w:val="0"/>
-        <w:spacing w:line="360" w:lineRule="auto"/>
-        <w:ind w:left="0" w:right="0" w:firstLine="420" w:firstLineChars="200"/>
-        <w:textAlignment w:val="baseline"/>
-        <w:rPr>
-          <w:rFonts w:ascii="宋体" w:eastAsia="宋体" w:hAnsi="宋体" w:cs="宋体"/>
-          <w:spacing w:val="-1"/>
-          <w:sz w:val="24"/>
-          <w:szCs w:val="24"/>
-        </w:rPr>
-      </w:pPr>
-      <w:r>
-        <w:rPr>
-          <w:rFonts w:ascii="宋体" w:eastAsia="宋体" w:hAnsi="宋体" w:cs="宋体"/>
-          <w:spacing w:val="-1"/>
-          <w:sz w:val="24"/>
-          <w:szCs w:val="24"/>
-        </w:rPr>
-        <w:t>根据改进解决方案，针对性进行改进工作规划与实施，运维部</w:t>
-      </w:r>
-      <w:bookmarkStart w:id="19" w:name="_GoBack"/>
-      <w:bookmarkEnd w:id="19"/>
-      <w:r>
-        <w:rPr>
-          <w:rFonts w:ascii="宋体" w:eastAsia="宋体" w:hAnsi="宋体" w:cs="宋体"/>
-          <w:spacing w:val="-1"/>
-          <w:sz w:val="24"/>
-          <w:szCs w:val="24"/>
-        </w:rPr>
-        <w:t>根据改进措施的实施情况，将效果比较好的有效措施固化到流程中，不断优化公司服务能力体系。</w:t>
-      </w:r>
-    </w:p>
-    <w:p>
-      <w:pPr>
-        <w:pStyle w:val="2"/>
-        <w:bidi w:val="0"/>
-      </w:pPr>
-      <w:bookmarkStart w:id="20" w:name="_Toc15367"/>
-      <w:r>
-        <w:t>服务监控</w:t>
-      </w:r>
-      <w:bookmarkEnd w:id="20"/>
-    </w:p>
-    <w:p>
-      <w:pPr>
-        <w:keepNext w:val="0"/>
-        <w:keepLines w:val="0"/>
-        <w:pageBreakBefore w:val="0"/>
-        <w:widowControl/>
-        <w:kinsoku w:val="0"/>
-        <w:wordWrap/>
-        <w:overflowPunct/>
-        <w:topLinePunct w:val="0"/>
-        <w:autoSpaceDE w:val="0"/>
-        <w:autoSpaceDN w:val="0"/>
-        <w:bidi w:val="0"/>
-        <w:adjustRightInd w:val="0"/>
-        <w:snapToGrid w:val="0"/>
-        <w:spacing w:line="360" w:lineRule="auto"/>
-        <w:ind w:left="0" w:right="0" w:firstLine="420" w:firstLineChars="200"/>
-        <w:textAlignment w:val="baseline"/>
-        <w:rPr>
-          <w:rFonts w:ascii="宋体" w:eastAsia="宋体" w:hAnsi="宋体" w:cs="宋体"/>
-          <w:spacing w:val="-1"/>
-          <w:sz w:val="24"/>
-          <w:szCs w:val="24"/>
-        </w:rPr>
-      </w:pPr>
-      <w:r>
-        <w:rPr>
-          <w:rFonts w:ascii="宋体" w:eastAsia="宋体" w:hAnsi="宋体" w:cs="宋体"/>
-          <w:spacing w:val="-1"/>
-          <w:sz w:val="24"/>
-          <w:szCs w:val="24"/>
-        </w:rPr>
-        <w:t>质量部跟踪服务改进方案实施进行情况，发现措施实施有效问题时，及时通知运维部，商议调整改进方案事项，使改进达到最佳效果。</w:t>
-      </w:r>
-    </w:p>
-    <w:p>
-      <w:pPr>
-        <w:pStyle w:val="1"/>
-        <w:bidi w:val="0"/>
-      </w:pPr>
-      <w:bookmarkStart w:id="21" w:name="_Toc29552"/>
-      <w:r>
-        <w:t>相关文件</w:t>
-      </w:r>
-      <w:bookmarkEnd w:id="21"/>
-    </w:p>
-    <w:p>
-      <w:pPr>
-        <w:spacing w:before="44" w:line="220" w:lineRule="auto"/>
-        <w:ind w:left="505"/>
-        <w:rPr>
-          <w:rFonts w:ascii="宋体" w:eastAsia="宋体" w:hAnsi="宋体" w:cs="宋体"/>
-          <w:sz w:val="24"/>
-          <w:szCs w:val="24"/>
-        </w:rPr>
-      </w:pPr>
-      <w:r>
-        <w:rPr>
-          <w:rFonts w:ascii="宋体" w:eastAsia="宋体" w:hAnsi="宋体" w:cs="宋体"/>
+          <w:rFonts w:ascii="宋体" w:hAnsi="宋体" w:eastAsia="宋体" w:cs="宋体"/>
           <w:sz w:val="24"/>
           <w:szCs w:val="24"/>
         </w:rPr>
@@ -3742,88 +3096,75 @@
     </w:p>
     <w:p>
       <w:pPr>
-        <w:pStyle w:val="1"/>
+        <w:pStyle w:val="26"/>
         <w:bidi w:val="0"/>
       </w:pPr>
-      <w:bookmarkStart w:id="22" w:name="_Toc22681"/>
-      <w:r>
-        <w:t>附  则</w:t>
-      </w:r>
-      <w:bookmarkEnd w:id="22"/>
-    </w:p>
-    <w:p>
-      <w:pPr>
-        <w:spacing w:before="178" w:line="219" w:lineRule="auto"/>
-        <w:ind w:left="461"/>
-        <w:rPr>
-          <w:rFonts w:ascii="宋体" w:eastAsia="宋体" w:hAnsi="宋体" w:cs="宋体"/>
-          <w:sz w:val="24"/>
-          <w:szCs w:val="24"/>
-        </w:rPr>
-      </w:pPr>
-      <w:r>
-        <w:rPr>
-          <w:rFonts w:ascii="宋体" w:eastAsia="宋体" w:hAnsi="宋体" w:cs="宋体"/>
-          <w:spacing w:val="-2"/>
-          <w:sz w:val="24"/>
-          <w:szCs w:val="24"/>
-        </w:rPr>
-        <w:t>1.</w:t>
-      </w:r>
-      <w:r>
-        <w:rPr>
-          <w:rFonts w:ascii="宋体" w:eastAsia="宋体" w:hAnsi="宋体" w:cs="宋体"/>
-          <w:spacing w:val="70"/>
-          <w:sz w:val="24"/>
-          <w:szCs w:val="24"/>
-        </w:rPr>
-        <w:t xml:space="preserve"> </w:t>
-      </w:r>
-      <w:r>
-        <w:rPr>
-          <w:rFonts w:ascii="宋体" w:eastAsia="宋体" w:hAnsi="宋体" w:cs="宋体"/>
-          <w:spacing w:val="-2"/>
-          <w:sz w:val="24"/>
-          <w:szCs w:val="24"/>
-        </w:rPr>
-        <w:t>本制度由公司质量部拟定，自公司总经理</w:t>
-      </w:r>
-      <w:r>
-        <w:rPr>
-          <w:rFonts w:ascii="宋体" w:eastAsia="宋体" w:hAnsi="宋体" w:cs="宋体"/>
-          <w:spacing w:val="-3"/>
-          <w:sz w:val="24"/>
-          <w:szCs w:val="24"/>
-        </w:rPr>
-        <w:t>批准颁布之日起施行。</w:t>
+      <w:bookmarkStart w:id="21" w:name="_Toc32102"/>
+      <w:r>
+        <w:t>附则</w:t>
+      </w:r>
+      <w:bookmarkEnd w:id="21"/>
+    </w:p>
+    <w:p>
+      <w:pPr>
+        <w:pStyle w:val="27"/>
+        <w:bidi w:val="0"/>
+      </w:pPr>
+      <w:r>
+        <w:t>本制度由公司质量部拟定，自公司总经理批准颁布之日起施行。</w:t>
       </w:r>
     </w:p>
     <w:sectPr>
-      <w:headerReference w:type="default" r:id="rId5"/>
-      <w:footerReference w:type="default" r:id="rId6"/>
+      <w:headerReference r:id="rId6" w:type="default"/>
+      <w:footerReference r:id="rId7" w:type="default"/>
       <w:pgSz w:w="11906" w:h="16839"/>
       <w:pgMar w:top="1240" w:right="1785" w:bottom="1375" w:left="1785" w:header="0" w:footer="1211" w:gutter="0"/>
-      <w:cols w:num="1" w:space="720"/>
+      <w:cols w:space="720" w:num="1"/>
     </w:sectPr>
   </w:body>
 </w:document>
 </file>
 
+<file path=word/endnotes.xml><?xml version="1.0" encoding="utf-8"?>
+<w:endnotes xmlns:wpc="http://schemas.microsoft.com/office/word/2010/wordprocessingCanvas" xmlns:mc="http://schemas.openxmlformats.org/markup-compatibility/2006" xmlns:o="urn:schemas-microsoft-com:office:office" xmlns:r="http://schemas.openxmlformats.org/officeDocument/2006/relationships" xmlns:m="http://schemas.openxmlformats.org/officeDocument/2006/math" xmlns:v="urn:schemas-microsoft-com:vml" xmlns:wp14="http://schemas.microsoft.com/office/word/2010/wordprocessingDrawing" xmlns:wp="http://schemas.openxmlformats.org/drawingml/2006/wordprocessingDrawing" xmlns:w="http://schemas.openxmlformats.org/wordprocessingml/2006/main" xmlns:w14="http://schemas.microsoft.com/office/word/2010/wordml" xmlns:w15="http://schemas.microsoft.com/office/word/2012/wordml" xmlns:w10="urn:schemas-microsoft-com:office:word" xmlns:wpg="http://schemas.microsoft.com/office/word/2010/wordprocessingGroup" xmlns:wpi="http://schemas.microsoft.com/office/word/2010/wordprocessingInk" xmlns:wne="http://schemas.microsoft.com/office/word/2006/wordml" xmlns:wps="http://schemas.microsoft.com/office/word/2010/wordprocessingShape" xmlns:wpsCustomData="http://www.wps.cn/officeDocument/2013/wpsCustomData" mc:Ignorable="w14 w15 wp14">
+  <w:endnote w:type="separator" w:id="0">
+    <w:p>
+      <w:pPr>
+        <w:spacing w:line="240" w:lineRule="auto"/>
+      </w:pPr>
+      <w:r>
+        <w:separator/>
+      </w:r>
+    </w:p>
+  </w:endnote>
+  <w:endnote w:type="continuationSeparator" w:id="1">
+    <w:p>
+      <w:pPr>
+        <w:spacing w:line="240" w:lineRule="auto"/>
+      </w:pPr>
+      <w:r>
+        <w:continuationSeparator/>
+      </w:r>
+    </w:p>
+  </w:endnote>
+</w:endnotes>
+</file>
+
 <file path=word/footer1.xml><?xml version="1.0" encoding="utf-8"?>
-<w:ftr xmlns:wpc="http://schemas.microsoft.com/office/word/2010/wordprocessingCanvas" xmlns:mc="http://schemas.openxmlformats.org/markup-compatibility/2006" xmlns:o="urn:schemas-microsoft-com:office:office" xmlns:r="http://schemas.openxmlformats.org/officeDocument/2006/relationships" xmlns:m="http://schemas.openxmlformats.org/officeDocument/2006/math" xmlns:v="urn:schemas-microsoft-com:vml" xmlns:wp14="http://schemas.microsoft.com/office/word/2010/wordprocessingDrawing" xmlns:wp="http://schemas.openxmlformats.org/drawingml/2006/wordprocessingDrawing" xmlns:w10="urn:schemas-microsoft-com:office:word" xmlns:w="http://schemas.openxmlformats.org/wordprocessingml/2006/main" xmlns:w14="http://schemas.microsoft.com/office/word/2010/wordml" xmlns:w15="http://schemas.microsoft.com/office/word/2012/wordml" xmlns:wne="http://schemas.microsoft.com/office/word/2006/wordml" xmlns:wpg="http://schemas.microsoft.com/office/word/2010/wordprocessingGroup" xmlns:wpi="http://schemas.microsoft.com/office/word/2010/wordprocessingInk" xmlns:wps="http://schemas.microsoft.com/office/word/2010/wordprocessingShape" mc:Ignorable="w14 w15 wp14">
+<w:ftr xmlns:wpc="http://schemas.microsoft.com/office/word/2010/wordprocessingCanvas" xmlns:mc="http://schemas.openxmlformats.org/markup-compatibility/2006" xmlns:o="urn:schemas-microsoft-com:office:office" xmlns:r="http://schemas.openxmlformats.org/officeDocument/2006/relationships" xmlns:m="http://schemas.openxmlformats.org/officeDocument/2006/math" xmlns:v="urn:schemas-microsoft-com:vml" xmlns:wp14="http://schemas.microsoft.com/office/word/2010/wordprocessingDrawing" xmlns:wp="http://schemas.openxmlformats.org/drawingml/2006/wordprocessingDrawing" xmlns:w10="urn:schemas-microsoft-com:office:word" xmlns:w="http://schemas.openxmlformats.org/wordprocessingml/2006/main" xmlns:w14="http://schemas.microsoft.com/office/word/2010/wordml" xmlns:w15="http://schemas.microsoft.com/office/word/2012/wordml" xmlns:wpg="http://schemas.microsoft.com/office/word/2010/wordprocessingGroup" xmlns:wpi="http://schemas.microsoft.com/office/word/2010/wordprocessingInk" xmlns:wne="http://schemas.microsoft.com/office/word/2006/wordml" xmlns:wps="http://schemas.microsoft.com/office/word/2010/wordprocessingShape" xmlns:wpsCustomData="http://www.wps.cn/officeDocument/2013/wpsCustomData" mc:Ignorable="w14 w15 wp14">
   <w:p>
     <w:pPr>
       <w:spacing w:line="166" w:lineRule="auto"/>
       <w:ind w:left="4245"/>
       <w:rPr>
-        <w:rFonts w:ascii="Calibri" w:eastAsia="Calibri" w:hAnsi="Calibri" w:cs="Calibri"/>
+        <w:rFonts w:ascii="Calibri" w:hAnsi="Calibri" w:eastAsia="Calibri" w:cs="Calibri"/>
         <w:sz w:val="18"/>
         <w:szCs w:val="18"/>
       </w:rPr>
     </w:pPr>
     <w:r>
       <w:rPr>
-        <w:rFonts w:ascii="Calibri" w:eastAsia="Calibri" w:hAnsi="Calibri" w:cs="Calibri"/>
+        <w:rFonts w:ascii="Calibri" w:hAnsi="Calibri" w:eastAsia="Calibri" w:cs="Calibri"/>
         <w:sz w:val="18"/>
         <w:szCs w:val="18"/>
       </w:rPr>
@@ -3834,20 +3175,20 @@
 </file>
 
 <file path=word/footer2.xml><?xml version="1.0" encoding="utf-8"?>
-<w:ftr xmlns:wpc="http://schemas.microsoft.com/office/word/2010/wordprocessingCanvas" xmlns:mc="http://schemas.openxmlformats.org/markup-compatibility/2006" xmlns:o="urn:schemas-microsoft-com:office:office" xmlns:r="http://schemas.openxmlformats.org/officeDocument/2006/relationships" xmlns:m="http://schemas.openxmlformats.org/officeDocument/2006/math" xmlns:v="urn:schemas-microsoft-com:vml" xmlns:wp14="http://schemas.microsoft.com/office/word/2010/wordprocessingDrawing" xmlns:wp="http://schemas.openxmlformats.org/drawingml/2006/wordprocessingDrawing" xmlns:w10="urn:schemas-microsoft-com:office:word" xmlns:w="http://schemas.openxmlformats.org/wordprocessingml/2006/main" xmlns:w14="http://schemas.microsoft.com/office/word/2010/wordml" xmlns:w15="http://schemas.microsoft.com/office/word/2012/wordml" xmlns:wne="http://schemas.microsoft.com/office/word/2006/wordml" xmlns:wpg="http://schemas.microsoft.com/office/word/2010/wordprocessingGroup" xmlns:wpi="http://schemas.microsoft.com/office/word/2010/wordprocessingInk" xmlns:wps="http://schemas.microsoft.com/office/word/2010/wordprocessingShape" mc:Ignorable="w14 w15 wp14">
+<w:ftr xmlns:wpc="http://schemas.microsoft.com/office/word/2010/wordprocessingCanvas" xmlns:mc="http://schemas.openxmlformats.org/markup-compatibility/2006" xmlns:o="urn:schemas-microsoft-com:office:office" xmlns:r="http://schemas.openxmlformats.org/officeDocument/2006/relationships" xmlns:m="http://schemas.openxmlformats.org/officeDocument/2006/math" xmlns:v="urn:schemas-microsoft-com:vml" xmlns:wp14="http://schemas.microsoft.com/office/word/2010/wordprocessingDrawing" xmlns:wp="http://schemas.openxmlformats.org/drawingml/2006/wordprocessingDrawing" xmlns:w10="urn:schemas-microsoft-com:office:word" xmlns:w="http://schemas.openxmlformats.org/wordprocessingml/2006/main" xmlns:w14="http://schemas.microsoft.com/office/word/2010/wordml" xmlns:w15="http://schemas.microsoft.com/office/word/2012/wordml" xmlns:wpg="http://schemas.microsoft.com/office/word/2010/wordprocessingGroup" xmlns:wpi="http://schemas.microsoft.com/office/word/2010/wordprocessingInk" xmlns:wne="http://schemas.microsoft.com/office/word/2006/wordml" xmlns:wps="http://schemas.microsoft.com/office/word/2010/wordprocessingShape" xmlns:wpsCustomData="http://www.wps.cn/officeDocument/2013/wpsCustomData" mc:Ignorable="w14 w15 wp14">
   <w:p>
     <w:pPr>
       <w:spacing w:line="167" w:lineRule="auto"/>
       <w:ind w:left="4130"/>
       <w:rPr>
-        <w:rFonts w:ascii="Calibri" w:eastAsia="Calibri" w:hAnsi="Calibri" w:cs="Calibri"/>
+        <w:rFonts w:ascii="Calibri" w:hAnsi="Calibri" w:eastAsia="Calibri" w:cs="Calibri"/>
         <w:sz w:val="18"/>
         <w:szCs w:val="18"/>
       </w:rPr>
     </w:pPr>
     <w:r>
       <w:rPr>
-        <w:rFonts w:ascii="Calibri" w:eastAsia="Calibri" w:hAnsi="Calibri" w:cs="Calibri"/>
+        <w:rFonts w:ascii="Calibri" w:hAnsi="Calibri" w:eastAsia="Calibri" w:cs="Calibri"/>
         <w:sz w:val="18"/>
         <w:szCs w:val="18"/>
       </w:rPr>
@@ -3857,11 +3198,36 @@
 </w:ftr>
 </file>
 
+<file path=word/footnotes.xml><?xml version="1.0" encoding="utf-8"?>
+<w:footnotes xmlns:wpc="http://schemas.microsoft.com/office/word/2010/wordprocessingCanvas" xmlns:mc="http://schemas.openxmlformats.org/markup-compatibility/2006" xmlns:o="urn:schemas-microsoft-com:office:office" xmlns:r="http://schemas.openxmlformats.org/officeDocument/2006/relationships" xmlns:m="http://schemas.openxmlformats.org/officeDocument/2006/math" xmlns:v="urn:schemas-microsoft-com:vml" xmlns:wp14="http://schemas.microsoft.com/office/word/2010/wordprocessingDrawing" xmlns:wp="http://schemas.openxmlformats.org/drawingml/2006/wordprocessingDrawing" xmlns:w="http://schemas.openxmlformats.org/wordprocessingml/2006/main" xmlns:w14="http://schemas.microsoft.com/office/word/2010/wordml" xmlns:w15="http://schemas.microsoft.com/office/word/2012/wordml" xmlns:w10="urn:schemas-microsoft-com:office:word" xmlns:wpg="http://schemas.microsoft.com/office/word/2010/wordprocessingGroup" xmlns:wpi="http://schemas.microsoft.com/office/word/2010/wordprocessingInk" xmlns:wne="http://schemas.microsoft.com/office/word/2006/wordml" xmlns:wps="http://schemas.microsoft.com/office/word/2010/wordprocessingShape" xmlns:wpsCustomData="http://www.wps.cn/officeDocument/2013/wpsCustomData" mc:Ignorable="w14 w15 wp14">
+  <w:footnote w:type="separator" w:id="0">
+    <w:p>
+      <w:pPr>
+        <w:spacing w:line="360" w:lineRule="auto"/>
+      </w:pPr>
+      <w:r>
+        <w:separator/>
+      </w:r>
+    </w:p>
+  </w:footnote>
+  <w:footnote w:type="continuationSeparator" w:id="1">
+    <w:p>
+      <w:pPr>
+        <w:spacing w:line="360" w:lineRule="auto"/>
+      </w:pPr>
+      <w:r>
+        <w:continuationSeparator/>
+      </w:r>
+    </w:p>
+  </w:footnote>
+</w:footnotes>
+</file>
+
 <file path=word/header1.xml><?xml version="1.0" encoding="utf-8"?>
-<w:hdr xmlns:wpc="http://schemas.microsoft.com/office/word/2010/wordprocessingCanvas" xmlns:mc="http://schemas.openxmlformats.org/markup-compatibility/2006" xmlns:o="urn:schemas-microsoft-com:office:office" xmlns:r="http://schemas.openxmlformats.org/officeDocument/2006/relationships" xmlns:m="http://schemas.openxmlformats.org/officeDocument/2006/math" xmlns:v="urn:schemas-microsoft-com:vml" xmlns:wp14="http://schemas.microsoft.com/office/word/2010/wordprocessingDrawing" xmlns:wp="http://schemas.openxmlformats.org/drawingml/2006/wordprocessingDrawing" xmlns:w10="urn:schemas-microsoft-com:office:word" xmlns:w="http://schemas.openxmlformats.org/wordprocessingml/2006/main" xmlns:w14="http://schemas.microsoft.com/office/word/2010/wordml" xmlns:w15="http://schemas.microsoft.com/office/word/2012/wordml" xmlns:wne="http://schemas.microsoft.com/office/word/2006/wordml" xmlns:wpg="http://schemas.microsoft.com/office/word/2010/wordprocessingGroup" xmlns:wpi="http://schemas.microsoft.com/office/word/2010/wordprocessingInk" xmlns:wps="http://schemas.microsoft.com/office/word/2010/wordprocessingShape" mc:Ignorable="w14 w15 wp14">
+<w:hdr xmlns:wpc="http://schemas.microsoft.com/office/word/2010/wordprocessingCanvas" xmlns:mc="http://schemas.openxmlformats.org/markup-compatibility/2006" xmlns:o="urn:schemas-microsoft-com:office:office" xmlns:r="http://schemas.openxmlformats.org/officeDocument/2006/relationships" xmlns:m="http://schemas.openxmlformats.org/officeDocument/2006/math" xmlns:v="urn:schemas-microsoft-com:vml" xmlns:wp14="http://schemas.microsoft.com/office/word/2010/wordprocessingDrawing" xmlns:wp="http://schemas.openxmlformats.org/drawingml/2006/wordprocessingDrawing" xmlns:w10="urn:schemas-microsoft-com:office:word" xmlns:w="http://schemas.openxmlformats.org/wordprocessingml/2006/main" xmlns:w14="http://schemas.microsoft.com/office/word/2010/wordml" xmlns:w15="http://schemas.microsoft.com/office/word/2012/wordml" xmlns:wpg="http://schemas.microsoft.com/office/word/2010/wordprocessingGroup" xmlns:wpi="http://schemas.microsoft.com/office/word/2010/wordprocessingInk" xmlns:wne="http://schemas.microsoft.com/office/word/2006/wordml" xmlns:wps="http://schemas.microsoft.com/office/word/2010/wordprocessingShape" xmlns:wpsCustomData="http://www.wps.cn/officeDocument/2013/wpsCustomData" mc:Ignorable="w14 w15 wp14">
   <w:p>
     <w:pPr>
-      <w:pStyle w:val="BodyText"/>
+      <w:pStyle w:val="12"/>
       <w:spacing w:line="14" w:lineRule="auto"/>
       <w:rPr>
         <w:sz w:val="2"/>
@@ -3872,15 +3238,15 @@
 </file>
 
 <file path=word/numbering.xml><?xml version="1.0" encoding="utf-8"?>
-<w:numbering xmlns:wpc="http://schemas.microsoft.com/office/word/2010/wordprocessingCanvas" xmlns:mc="http://schemas.openxmlformats.org/markup-compatibility/2006" xmlns:o="urn:schemas-microsoft-com:office:office" xmlns:r="http://schemas.openxmlformats.org/officeDocument/2006/relationships" xmlns:m="http://schemas.openxmlformats.org/officeDocument/2006/math" xmlns:v="urn:schemas-microsoft-com:vml" xmlns:wp14="http://schemas.microsoft.com/office/word/2010/wordprocessingDrawing" xmlns:wp="http://schemas.openxmlformats.org/drawingml/2006/wordprocessingDrawing" xmlns:w10="urn:schemas-microsoft-com:office:word" xmlns:w="http://schemas.openxmlformats.org/wordprocessingml/2006/main" xmlns:w14="http://schemas.microsoft.com/office/word/2010/wordml" xmlns:w15="http://schemas.microsoft.com/office/word/2012/wordml" xmlns:wne="http://schemas.microsoft.com/office/word/2006/wordml" xmlns:wpg="http://schemas.microsoft.com/office/word/2010/wordprocessingGroup" xmlns:wpi="http://schemas.microsoft.com/office/word/2010/wordprocessingInk" xmlns:wps="http://schemas.microsoft.com/office/word/2010/wordprocessingShape" mc:Ignorable="w14 w15 wp14">
+<w:numbering xmlns:wpc="http://schemas.microsoft.com/office/word/2010/wordprocessingCanvas" xmlns:mc="http://schemas.openxmlformats.org/markup-compatibility/2006" xmlns:o="urn:schemas-microsoft-com:office:office" xmlns:r="http://schemas.openxmlformats.org/officeDocument/2006/relationships" xmlns:m="http://schemas.openxmlformats.org/officeDocument/2006/math" xmlns:v="urn:schemas-microsoft-com:vml" xmlns:wp14="http://schemas.microsoft.com/office/word/2010/wordprocessingDrawing" xmlns:wp="http://schemas.openxmlformats.org/drawingml/2006/wordprocessingDrawing" xmlns:w10="urn:schemas-microsoft-com:office:word" xmlns:w="http://schemas.openxmlformats.org/wordprocessingml/2006/main" xmlns:w14="http://schemas.microsoft.com/office/word/2010/wordml" xmlns:wpg="http://schemas.microsoft.com/office/word/2010/wordprocessingGroup" xmlns:wpi="http://schemas.microsoft.com/office/word/2010/wordprocessingInk" xmlns:wne="http://schemas.microsoft.com/office/word/2006/wordml" xmlns:wps="http://schemas.microsoft.com/office/word/2010/wordprocessingShape" xmlns:wpsCustomData="http://www.wps.cn/officeDocument/2013/wpsCustomData" mc:Ignorable="w14 wp14">
   <w:abstractNum w:abstractNumId="0">
     <w:nsid w:val="8E964DCE"/>
     <w:multiLevelType w:val="multilevel"/>
     <w:tmpl w:val="8E964DCE"/>
-    <w:lvl w:ilvl="0">
+    <w:lvl w:ilvl="0" w:tentative="0">
       <w:start w:val="1"/>
       <w:numFmt w:val="decimal"/>
-      <w:pStyle w:val="Heading1"/>
+      <w:pStyle w:val="2"/>
       <w:lvlText w:val="%1."/>
       <w:lvlJc w:val="left"/>
       <w:pPr>
@@ -3890,10 +3256,10 @@
         <w:rFonts w:hint="default"/>
       </w:rPr>
     </w:lvl>
-    <w:lvl w:ilvl="1">
+    <w:lvl w:ilvl="1" w:tentative="0">
       <w:start w:val="1"/>
       <w:numFmt w:val="decimal"/>
-      <w:pStyle w:val="Heading2"/>
+      <w:pStyle w:val="3"/>
       <w:lvlText w:val="%1.%2."/>
       <w:lvlJc w:val="left"/>
       <w:pPr>
@@ -3903,10 +3269,10 @@
         <w:rFonts w:hint="default"/>
       </w:rPr>
     </w:lvl>
-    <w:lvl w:ilvl="2">
+    <w:lvl w:ilvl="2" w:tentative="0">
       <w:start w:val="1"/>
       <w:numFmt w:val="decimal"/>
-      <w:pStyle w:val="Heading3"/>
+      <w:pStyle w:val="4"/>
       <w:lvlText w:val="%1.%2.%3."/>
       <w:lvlJc w:val="left"/>
       <w:pPr>
@@ -3916,10 +3282,10 @@
         <w:rFonts w:hint="default"/>
       </w:rPr>
     </w:lvl>
-    <w:lvl w:ilvl="3">
+    <w:lvl w:ilvl="3" w:tentative="0">
       <w:start w:val="1"/>
       <w:numFmt w:val="decimal"/>
-      <w:pStyle w:val="Heading4"/>
+      <w:pStyle w:val="5"/>
       <w:lvlText w:val="%1.%2.%3.%4."/>
       <w:lvlJc w:val="left"/>
       <w:pPr>
@@ -3929,10 +3295,10 @@
         <w:rFonts w:hint="default"/>
       </w:rPr>
     </w:lvl>
-    <w:lvl w:ilvl="4">
+    <w:lvl w:ilvl="4" w:tentative="0">
       <w:start w:val="1"/>
       <w:numFmt w:val="decimal"/>
-      <w:pStyle w:val="Heading5"/>
+      <w:pStyle w:val="6"/>
       <w:lvlText w:val="%1.%2.%3.%4.%5."/>
       <w:lvlJc w:val="left"/>
       <w:pPr>
@@ -3942,10 +3308,10 @@
         <w:rFonts w:hint="default"/>
       </w:rPr>
     </w:lvl>
-    <w:lvl w:ilvl="5">
+    <w:lvl w:ilvl="5" w:tentative="0">
       <w:start w:val="1"/>
       <w:numFmt w:val="decimal"/>
-      <w:pStyle w:val="Heading6"/>
+      <w:pStyle w:val="7"/>
       <w:lvlText w:val="%1.%2.%3.%4.%5.%6."/>
       <w:lvlJc w:val="left"/>
       <w:pPr>
@@ -3955,10 +3321,10 @@
         <w:rFonts w:hint="default"/>
       </w:rPr>
     </w:lvl>
-    <w:lvl w:ilvl="6">
+    <w:lvl w:ilvl="6" w:tentative="0">
       <w:start w:val="1"/>
       <w:numFmt w:val="decimal"/>
-      <w:pStyle w:val="Heading7"/>
+      <w:pStyle w:val="8"/>
       <w:lvlText w:val="%1.%2.%3.%4.%5.%6.%7."/>
       <w:lvlJc w:val="left"/>
       <w:pPr>
@@ -3968,10 +3334,10 @@
         <w:rFonts w:hint="default"/>
       </w:rPr>
     </w:lvl>
-    <w:lvl w:ilvl="7">
+    <w:lvl w:ilvl="7" w:tentative="0">
       <w:start w:val="1"/>
       <w:numFmt w:val="decimal"/>
-      <w:pStyle w:val="Heading8"/>
+      <w:pStyle w:val="9"/>
       <w:lvlText w:val="%1.%2.%3.%4.%5.%6.%7.%8."/>
       <w:lvlJc w:val="left"/>
       <w:pPr>
@@ -3981,10 +3347,10 @@
         <w:rFonts w:hint="default"/>
       </w:rPr>
     </w:lvl>
-    <w:lvl w:ilvl="8">
+    <w:lvl w:ilvl="8" w:tentative="0">
       <w:start w:val="1"/>
       <w:numFmt w:val="decimal"/>
-      <w:pStyle w:val="Heading9"/>
+      <w:pStyle w:val="10"/>
       <w:lvlText w:val="%1.%2.%3.%4.%5.%6.%7.%8.%9."/>
       <w:lvlJc w:val="left"/>
       <w:pPr>
@@ -3999,7 +3365,7 @@
     <w:nsid w:val="F2C39084"/>
     <w:multiLevelType w:val="singleLevel"/>
     <w:tmpl w:val="F2C39084"/>
-    <w:lvl w:ilvl="0">
+    <w:lvl w:ilvl="0" w:tentative="0">
       <w:start w:val="1"/>
       <w:numFmt w:val="decimal"/>
       <w:lvlText w:val="%1."/>
@@ -4016,7 +3382,7 @@
     <w:nsid w:val="0E9F921B"/>
     <w:multiLevelType w:val="singleLevel"/>
     <w:tmpl w:val="0E9F921B"/>
-    <w:lvl w:ilvl="0">
+    <w:lvl w:ilvl="0" w:tentative="0">
       <w:start w:val="1"/>
       <w:numFmt w:val="decimal"/>
       <w:lvlText w:val="%1."/>
@@ -4042,267 +3408,269 @@
 </file>
 
 <file path=word/styles.xml><?xml version="1.0" encoding="utf-8"?>
-<w:styles xmlns:mc="http://schemas.openxmlformats.org/markup-compatibility/2006" xmlns:r="http://schemas.openxmlformats.org/officeDocument/2006/relationships" xmlns:w="http://schemas.openxmlformats.org/wordprocessingml/2006/main" xmlns:w14="http://schemas.microsoft.com/office/word/2010/wordml" xmlns:w15="http://schemas.microsoft.com/office/word/2012/wordml" mc:Ignorable="w14 w15">
+<w:styles xmlns:mc="http://schemas.openxmlformats.org/markup-compatibility/2006" xmlns:o="urn:schemas-microsoft-com:office:office" xmlns:r="http://schemas.openxmlformats.org/officeDocument/2006/relationships" xmlns:m="http://schemas.openxmlformats.org/officeDocument/2006/math" xmlns:v="urn:schemas-microsoft-com:vml" xmlns:w="http://schemas.openxmlformats.org/wordprocessingml/2006/main" xmlns:w14="http://schemas.microsoft.com/office/word/2010/wordml" xmlns:w10="urn:schemas-microsoft-com:office:word" xmlns:sl="http://schemas.openxmlformats.org/schemaLibrary/2006/main" xmlns:wpsCustomData="http://www.wps.cn/officeDocument/2013/wpsCustomData" mc:Ignorable="w14">
   <w:docDefaults>
     <w:rPrDefault>
       <w:rPr>
-        <w:rFonts w:ascii="Arial" w:eastAsia="Arial" w:hAnsi="Arial" w:cs="Arial"/>
+        <w:rFonts w:ascii="Arial" w:hAnsi="Arial" w:eastAsia="Arial" w:cs="Arial"/>
       </w:rPr>
     </w:rPrDefault>
     <w:pPrDefault/>
   </w:docDefaults>
-  <w:latentStyles w:defLockedState="0" w:defUIPriority="99" w:defSemiHidden="1" w:defUnhideWhenUsed="1" w:defQFormat="0" w:count="260">
-    <w:lsdException w:name="Normal" w:semiHidden="0" w:uiPriority="0" w:unhideWhenUsed="0" w:qFormat="1"/>
-    <w:lsdException w:name="heading 1" w:semiHidden="0" w:uiPriority="0" w:unhideWhenUsed="0" w:qFormat="1"/>
-    <w:lsdException w:name="heading 2" w:semiHidden="0" w:uiPriority="0" w:qFormat="1"/>
-    <w:lsdException w:name="heading 3" w:uiPriority="0" w:qFormat="1"/>
-    <w:lsdException w:name="heading 4" w:semiHidden="0" w:uiPriority="0" w:qFormat="1"/>
-    <w:lsdException w:name="heading 5" w:uiPriority="0" w:qFormat="1"/>
-    <w:lsdException w:name="heading 6" w:uiPriority="0" w:qFormat="1"/>
-    <w:lsdException w:name="heading 7" w:uiPriority="0" w:qFormat="1"/>
-    <w:lsdException w:name="heading 8" w:uiPriority="0" w:qFormat="1"/>
-    <w:lsdException w:name="heading 9" w:uiPriority="0" w:qFormat="1"/>
-    <w:lsdException w:name="index 1" w:semiHidden="0" w:uiPriority="0" w:unhideWhenUsed="0"/>
-    <w:lsdException w:name="index 2" w:semiHidden="0" w:uiPriority="0" w:unhideWhenUsed="0"/>
-    <w:lsdException w:name="index 3" w:semiHidden="0" w:uiPriority="0" w:unhideWhenUsed="0"/>
-    <w:lsdException w:name="index 4" w:semiHidden="0" w:uiPriority="0" w:unhideWhenUsed="0"/>
-    <w:lsdException w:name="index 5" w:semiHidden="0" w:uiPriority="0" w:unhideWhenUsed="0"/>
-    <w:lsdException w:name="index 6" w:semiHidden="0" w:uiPriority="0" w:unhideWhenUsed="0"/>
-    <w:lsdException w:name="index 7" w:semiHidden="0" w:uiPriority="0" w:unhideWhenUsed="0"/>
-    <w:lsdException w:name="index 8" w:semiHidden="0" w:uiPriority="0" w:unhideWhenUsed="0"/>
-    <w:lsdException w:name="index 9" w:semiHidden="0" w:uiPriority="0" w:unhideWhenUsed="0"/>
-    <w:lsdException w:name="toc 1" w:semiHidden="0" w:uiPriority="0" w:unhideWhenUsed="0" w:qFormat="1"/>
-    <w:lsdException w:name="toc 2" w:semiHidden="0" w:uiPriority="0" w:unhideWhenUsed="0" w:qFormat="1"/>
-    <w:lsdException w:name="toc 3" w:semiHidden="0" w:uiPriority="0" w:unhideWhenUsed="0" w:qFormat="1"/>
-    <w:lsdException w:name="toc 4" w:semiHidden="0" w:uiPriority="0" w:unhideWhenUsed="0"/>
-    <w:lsdException w:name="toc 5" w:semiHidden="0" w:uiPriority="0" w:unhideWhenUsed="0"/>
-    <w:lsdException w:name="toc 6" w:semiHidden="0" w:uiPriority="0" w:unhideWhenUsed="0"/>
-    <w:lsdException w:name="toc 7" w:semiHidden="0" w:uiPriority="0" w:unhideWhenUsed="0"/>
-    <w:lsdException w:name="toc 8" w:semiHidden="0" w:uiPriority="0" w:unhideWhenUsed="0"/>
-    <w:lsdException w:name="toc 9" w:semiHidden="0" w:uiPriority="0" w:unhideWhenUsed="0"/>
-    <w:lsdException w:name="Normal Indent" w:semiHidden="0" w:uiPriority="0" w:unhideWhenUsed="0"/>
-    <w:lsdException w:name="footnote text" w:semiHidden="0" w:uiPriority="0" w:unhideWhenUsed="0"/>
-    <w:lsdException w:name="annotation text" w:semiHidden="0" w:uiPriority="0" w:unhideWhenUsed="0" w:qFormat="1"/>
-    <w:lsdException w:name="header" w:semiHidden="0" w:uiPriority="0" w:unhideWhenUsed="0" w:qFormat="1"/>
-    <w:lsdException w:name="footer" w:semiHidden="0" w:uiPriority="0" w:unhideWhenUsed="0" w:qFormat="1"/>
-    <w:lsdException w:name="index heading" w:semiHidden="0" w:uiPriority="0" w:unhideWhenUsed="0"/>
-    <w:lsdException w:name="caption" w:uiPriority="0" w:qFormat="1"/>
-    <w:lsdException w:name="table of figures" w:semiHidden="0" w:uiPriority="0" w:unhideWhenUsed="0"/>
-    <w:lsdException w:name="envelope address" w:semiHidden="0" w:uiPriority="0" w:unhideWhenUsed="0"/>
-    <w:lsdException w:name="envelope return" w:semiHidden="0" w:uiPriority="0" w:unhideWhenUsed="0"/>
-    <w:lsdException w:name="footnote reference" w:semiHidden="0" w:uiPriority="0" w:unhideWhenUsed="0"/>
-    <w:lsdException w:name="annotation reference" w:semiHidden="0" w:uiPriority="0" w:unhideWhenUsed="0"/>
-    <w:lsdException w:name="line number" w:semiHidden="0" w:uiPriority="0" w:unhideWhenUsed="0"/>
-    <w:lsdException w:name="page number" w:semiHidden="0" w:uiPriority="0" w:unhideWhenUsed="0"/>
-    <w:lsdException w:name="endnote reference" w:semiHidden="0" w:uiPriority="0" w:unhideWhenUsed="0"/>
-    <w:lsdException w:name="endnote text" w:semiHidden="0" w:uiPriority="0" w:unhideWhenUsed="0"/>
-    <w:lsdException w:name="table of authorities" w:semiHidden="0" w:uiPriority="0" w:unhideWhenUsed="0"/>
-    <w:lsdException w:name="macro" w:semiHidden="0" w:uiPriority="0" w:unhideWhenUsed="0"/>
-    <w:lsdException w:name="toa heading" w:semiHidden="0" w:uiPriority="0" w:unhideWhenUsed="0"/>
-    <w:lsdException w:name="List" w:semiHidden="0" w:uiPriority="0" w:unhideWhenUsed="0"/>
-    <w:lsdException w:name="List Bullet" w:semiHidden="0" w:uiPriority="0" w:unhideWhenUsed="0"/>
-    <w:lsdException w:name="List Number" w:semiHidden="0" w:uiPriority="0" w:unhideWhenUsed="0"/>
-    <w:lsdException w:name="List 2" w:semiHidden="0" w:uiPriority="0" w:unhideWhenUsed="0"/>
-    <w:lsdException w:name="List 3" w:semiHidden="0" w:uiPriority="0" w:unhideWhenUsed="0"/>
-    <w:lsdException w:name="List 4" w:semiHidden="0" w:uiPriority="0" w:unhideWhenUsed="0"/>
-    <w:lsdException w:name="List 5" w:semiHidden="0" w:uiPriority="0" w:unhideWhenUsed="0"/>
-    <w:lsdException w:name="List Bullet 2" w:semiHidden="0" w:uiPriority="0" w:unhideWhenUsed="0"/>
-    <w:lsdException w:name="List Bullet 3" w:semiHidden="0" w:uiPriority="0" w:unhideWhenUsed="0"/>
-    <w:lsdException w:name="List Bullet 4" w:semiHidden="0" w:uiPriority="0" w:unhideWhenUsed="0"/>
-    <w:lsdException w:name="List Bullet 5" w:semiHidden="0" w:uiPriority="0" w:unhideWhenUsed="0"/>
-    <w:lsdException w:name="List Number 2" w:semiHidden="0" w:uiPriority="0" w:unhideWhenUsed="0"/>
-    <w:lsdException w:name="List Number 3" w:semiHidden="0" w:uiPriority="0" w:unhideWhenUsed="0"/>
-    <w:lsdException w:name="List Number 4" w:semiHidden="0" w:uiPriority="0" w:unhideWhenUsed="0"/>
-    <w:lsdException w:name="List Number 5" w:semiHidden="0" w:uiPriority="0" w:unhideWhenUsed="0"/>
-    <w:lsdException w:name="Title" w:semiHidden="0" w:uiPriority="0" w:unhideWhenUsed="0" w:qFormat="1"/>
-    <w:lsdException w:name="Closing" w:semiHidden="0" w:uiPriority="0" w:unhideWhenUsed="0"/>
-    <w:lsdException w:name="Signature" w:semiHidden="0" w:uiPriority="0" w:unhideWhenUsed="0"/>
-    <w:lsdException w:name="Default Paragraph Font" w:uiPriority="0" w:unhideWhenUsed="0" w:qFormat="1"/>
-    <w:lsdException w:name="Body Text" w:uiPriority="0" w:unhideWhenUsed="0" w:qFormat="1"/>
-    <w:lsdException w:name="Body Text Indent" w:semiHidden="0" w:uiPriority="0" w:unhideWhenUsed="0"/>
-    <w:lsdException w:name="List Continue" w:semiHidden="0" w:uiPriority="0" w:unhideWhenUsed="0"/>
-    <w:lsdException w:name="List Continue 2" w:semiHidden="0" w:uiPriority="0" w:unhideWhenUsed="0"/>
-    <w:lsdException w:name="List Continue 3" w:semiHidden="0" w:uiPriority="0" w:unhideWhenUsed="0"/>
-    <w:lsdException w:name="List Continue 4" w:semiHidden="0" w:uiPriority="0" w:unhideWhenUsed="0"/>
-    <w:lsdException w:name="List Continue 5" w:semiHidden="0" w:uiPriority="0" w:unhideWhenUsed="0"/>
-    <w:lsdException w:name="Message Header" w:semiHidden="0" w:uiPriority="0" w:unhideWhenUsed="0"/>
-    <w:lsdException w:name="Subtitle" w:semiHidden="0" w:uiPriority="0" w:unhideWhenUsed="0" w:qFormat="1"/>
-    <w:lsdException w:name="Salutation" w:semiHidden="0" w:uiPriority="0" w:unhideWhenUsed="0"/>
-    <w:lsdException w:name="Date" w:semiHidden="0" w:uiPriority="0" w:unhideWhenUsed="0"/>
-    <w:lsdException w:name="Body Text First Indent" w:semiHidden="0" w:uiPriority="0" w:unhideWhenUsed="0"/>
-    <w:lsdException w:name="Body Text First Indent 2" w:semiHidden="0" w:uiPriority="0" w:unhideWhenUsed="0"/>
-    <w:lsdException w:name="Body Text 2" w:semiHidden="0" w:uiPriority="0" w:unhideWhenUsed="0"/>
-    <w:lsdException w:name="Body Text 3" w:semiHidden="0" w:uiPriority="0" w:unhideWhenUsed="0"/>
-    <w:lsdException w:name="Body Text Indent 2" w:semiHidden="0" w:uiPriority="0" w:unhideWhenUsed="0"/>
-    <w:lsdException w:name="Body Text Indent 3" w:semiHidden="0" w:uiPriority="0" w:unhideWhenUsed="0"/>
-    <w:lsdException w:name="Block Text" w:semiHidden="0" w:uiPriority="0" w:unhideWhenUsed="0"/>
-    <w:lsdException w:name="Hyperlink" w:semiHidden="0" w:uiPriority="0" w:unhideWhenUsed="0"/>
-    <w:lsdException w:name="FollowedHyperlink" w:semiHidden="0" w:uiPriority="0" w:unhideWhenUsed="0"/>
-    <w:lsdException w:name="Strong" w:semiHidden="0" w:uiPriority="0" w:unhideWhenUsed="0" w:qFormat="1"/>
-    <w:lsdException w:name="Emphasis" w:semiHidden="0" w:uiPriority="0" w:unhideWhenUsed="0" w:qFormat="1"/>
-    <w:lsdException w:name="Document Map" w:semiHidden="0" w:uiPriority="0" w:unhideWhenUsed="0"/>
-    <w:lsdException w:name="Plain Text" w:semiHidden="0" w:uiPriority="0" w:unhideWhenUsed="0"/>
-    <w:lsdException w:name="E-mail Signature" w:semiHidden="0" w:uiPriority="0" w:unhideWhenUsed="0"/>
-    <w:lsdException w:name="Normal (Web)" w:semiHidden="0" w:uiPriority="0" w:unhideWhenUsed="0" w:qFormat="1"/>
-    <w:lsdException w:name="HTML Acronym" w:semiHidden="0" w:uiPriority="0" w:unhideWhenUsed="0"/>
-    <w:lsdException w:name="HTML Address" w:semiHidden="0" w:uiPriority="0" w:unhideWhenUsed="0"/>
-    <w:lsdException w:name="HTML Cite" w:semiHidden="0" w:uiPriority="0" w:unhideWhenUsed="0"/>
-    <w:lsdException w:name="HTML Code" w:semiHidden="0" w:uiPriority="0" w:unhideWhenUsed="0"/>
-    <w:lsdException w:name="HTML Definition" w:semiHidden="0" w:uiPriority="0" w:unhideWhenUsed="0"/>
-    <w:lsdException w:name="HTML Keyboard" w:semiHidden="0" w:uiPriority="0" w:unhideWhenUsed="0"/>
-    <w:lsdException w:name="HTML Preformatted" w:semiHidden="0" w:uiPriority="0" w:unhideWhenUsed="0"/>
-    <w:lsdException w:name="HTML Sample" w:semiHidden="0" w:uiPriority="0" w:unhideWhenUsed="0"/>
-    <w:lsdException w:name="HTML Typewriter" w:semiHidden="0" w:uiPriority="0" w:unhideWhenUsed="0"/>
-    <w:lsdException w:name="HTML Variable" w:semiHidden="0" w:uiPriority="0" w:unhideWhenUsed="0"/>
-    <w:lsdException w:name="Normal Table" w:uiPriority="0" w:unhideWhenUsed="0" w:qFormat="1"/>
-    <w:lsdException w:name="annotation subject" w:semiHidden="0" w:uiPriority="0" w:unhideWhenUsed="0"/>
-    <w:lsdException w:name="Table Simple 1" w:semiHidden="0" w:uiPriority="0" w:unhideWhenUsed="0"/>
-    <w:lsdException w:name="Table Simple 2" w:semiHidden="0" w:uiPriority="0" w:unhideWhenUsed="0"/>
-    <w:lsdException w:name="Table Simple 3" w:semiHidden="0" w:uiPriority="0" w:unhideWhenUsed="0"/>
-    <w:lsdException w:name="Table Classic 1" w:semiHidden="0" w:uiPriority="0" w:unhideWhenUsed="0"/>
-    <w:lsdException w:name="Table Classic 2" w:semiHidden="0" w:uiPriority="0" w:unhideWhenUsed="0"/>
-    <w:lsdException w:name="Table Classic 3" w:semiHidden="0" w:uiPriority="0" w:unhideWhenUsed="0"/>
-    <w:lsdException w:name="Table Classic 4" w:semiHidden="0" w:uiPriority="0" w:unhideWhenUsed="0"/>
-    <w:lsdException w:name="Table Colorful 1" w:semiHidden="0" w:uiPriority="0" w:unhideWhenUsed="0"/>
-    <w:lsdException w:name="Table Colorful 2" w:semiHidden="0" w:uiPriority="0" w:unhideWhenUsed="0"/>
-    <w:lsdException w:name="Table Colorful 3" w:semiHidden="0" w:uiPriority="0" w:unhideWhenUsed="0"/>
-    <w:lsdException w:name="Table Columns 1" w:semiHidden="0" w:uiPriority="0" w:unhideWhenUsed="0"/>
-    <w:lsdException w:name="Table Columns 2" w:semiHidden="0" w:uiPriority="0" w:unhideWhenUsed="0"/>
-    <w:lsdException w:name="Table Columns 3" w:semiHidden="0" w:uiPriority="0" w:unhideWhenUsed="0"/>
-    <w:lsdException w:name="Table Columns 4" w:semiHidden="0" w:uiPriority="0" w:unhideWhenUsed="0"/>
-    <w:lsdException w:name="Table Columns 5" w:semiHidden="0" w:uiPriority="0" w:unhideWhenUsed="0"/>
-    <w:lsdException w:name="Table Grid 1" w:semiHidden="0" w:uiPriority="0" w:unhideWhenUsed="0"/>
-    <w:lsdException w:name="Table Grid 2" w:semiHidden="0" w:uiPriority="0" w:unhideWhenUsed="0"/>
-    <w:lsdException w:name="Table Grid 3" w:semiHidden="0" w:uiPriority="0" w:unhideWhenUsed="0"/>
-    <w:lsdException w:name="Table Grid 4" w:semiHidden="0" w:uiPriority="0" w:unhideWhenUsed="0"/>
-    <w:lsdException w:name="Table Grid 5" w:semiHidden="0" w:uiPriority="0" w:unhideWhenUsed="0"/>
-    <w:lsdException w:name="Table Grid 6" w:semiHidden="0" w:uiPriority="0" w:unhideWhenUsed="0"/>
-    <w:lsdException w:name="Table Grid 7" w:semiHidden="0" w:uiPriority="0" w:unhideWhenUsed="0"/>
-    <w:lsdException w:name="Table Grid 8" w:semiHidden="0" w:uiPriority="0" w:unhideWhenUsed="0"/>
-    <w:lsdException w:name="Table List 1" w:semiHidden="0" w:uiPriority="0" w:unhideWhenUsed="0"/>
-    <w:lsdException w:name="Table List 2" w:semiHidden="0" w:uiPriority="0" w:unhideWhenUsed="0"/>
-    <w:lsdException w:name="Table List 3" w:semiHidden="0" w:uiPriority="0" w:unhideWhenUsed="0"/>
-    <w:lsdException w:name="Table List 4" w:semiHidden="0" w:uiPriority="0" w:unhideWhenUsed="0"/>
-    <w:lsdException w:name="Table List 5" w:semiHidden="0" w:uiPriority="0" w:unhideWhenUsed="0"/>
-    <w:lsdException w:name="Table List 6" w:semiHidden="0" w:uiPriority="0" w:unhideWhenUsed="0"/>
-    <w:lsdException w:name="Table List 7" w:semiHidden="0" w:uiPriority="0" w:unhideWhenUsed="0"/>
-    <w:lsdException w:name="Table List 8" w:semiHidden="0" w:uiPriority="0" w:unhideWhenUsed="0"/>
-    <w:lsdException w:name="Table 3D effects 1" w:semiHidden="0" w:uiPriority="0" w:unhideWhenUsed="0"/>
-    <w:lsdException w:name="Table 3D effects 2" w:semiHidden="0" w:uiPriority="0" w:unhideWhenUsed="0"/>
-    <w:lsdException w:name="Table 3D effects 3" w:semiHidden="0" w:uiPriority="0" w:unhideWhenUsed="0"/>
-    <w:lsdException w:name="Table Contemporary" w:semiHidden="0" w:uiPriority="0" w:unhideWhenUsed="0"/>
-    <w:lsdException w:name="Table Elegant" w:semiHidden="0" w:uiPriority="0" w:unhideWhenUsed="0"/>
-    <w:lsdException w:name="Table Professional" w:semiHidden="0" w:uiPriority="0" w:unhideWhenUsed="0"/>
-    <w:lsdException w:name="Table Subtle 1" w:semiHidden="0" w:uiPriority="0" w:unhideWhenUsed="0"/>
-    <w:lsdException w:name="Table Subtle 2" w:semiHidden="0" w:uiPriority="0" w:unhideWhenUsed="0"/>
-    <w:lsdException w:name="Table Web 1" w:semiHidden="0" w:uiPriority="0" w:unhideWhenUsed="0"/>
-    <w:lsdException w:name="Table Web 2" w:semiHidden="0" w:uiPriority="0" w:unhideWhenUsed="0"/>
-    <w:lsdException w:name="Table Web 3" w:semiHidden="0" w:uiPriority="0" w:unhideWhenUsed="0"/>
-    <w:lsdException w:name="Balloon Text" w:semiHidden="0" w:uiPriority="0" w:unhideWhenUsed="0"/>
-    <w:lsdException w:name="Table Grid" w:semiHidden="0" w:uiPriority="0" w:unhideWhenUsed="0" w:qFormat="1"/>
-    <w:lsdException w:name="Table Theme" w:semiHidden="0" w:uiPriority="0" w:unhideWhenUsed="0"/>
-    <w:lsdException w:name="Light Shading" w:semiHidden="0" w:uiPriority="60" w:unhideWhenUsed="0"/>
-    <w:lsdException w:name="Light List" w:semiHidden="0" w:uiPriority="61" w:unhideWhenUsed="0"/>
-    <w:lsdException w:name="Light Grid" w:semiHidden="0" w:uiPriority="62" w:unhideWhenUsed="0"/>
-    <w:lsdException w:name="Medium Shading 1" w:semiHidden="0" w:uiPriority="63" w:unhideWhenUsed="0"/>
-    <w:lsdException w:name="Medium Shading 2" w:semiHidden="0" w:uiPriority="64" w:unhideWhenUsed="0"/>
-    <w:lsdException w:name="Medium List 1" w:semiHidden="0" w:uiPriority="65" w:unhideWhenUsed="0"/>
-    <w:lsdException w:name="Medium List 2" w:semiHidden="0" w:uiPriority="66" w:unhideWhenUsed="0"/>
-    <w:lsdException w:name="Medium Grid 1" w:semiHidden="0" w:uiPriority="67" w:unhideWhenUsed="0"/>
-    <w:lsdException w:name="Medium Grid 2" w:semiHidden="0" w:uiPriority="68" w:unhideWhenUsed="0"/>
-    <w:lsdException w:name="Medium Grid 3" w:semiHidden="0" w:uiPriority="69" w:unhideWhenUsed="0"/>
-    <w:lsdException w:name="Dark List" w:semiHidden="0" w:uiPriority="70" w:unhideWhenUsed="0"/>
-    <w:lsdException w:name="Colorful Shading" w:semiHidden="0" w:uiPriority="71" w:unhideWhenUsed="0"/>
-    <w:lsdException w:name="Colorful List" w:semiHidden="0" w:uiPriority="72" w:unhideWhenUsed="0"/>
-    <w:lsdException w:name="Colorful Grid" w:semiHidden="0" w:uiPriority="73" w:unhideWhenUsed="0"/>
-    <w:lsdException w:name="Light Shading Accent 1" w:semiHidden="0" w:uiPriority="60" w:unhideWhenUsed="0"/>
-    <w:lsdException w:name="Light List Accent 1" w:semiHidden="0" w:uiPriority="61" w:unhideWhenUsed="0"/>
-    <w:lsdException w:name="Light Grid Accent 1" w:semiHidden="0" w:uiPriority="62" w:unhideWhenUsed="0"/>
-    <w:lsdException w:name="Medium Shading 1 Accent 1" w:semiHidden="0" w:uiPriority="63" w:unhideWhenUsed="0"/>
-    <w:lsdException w:name="Medium Shading 2 Accent 1" w:semiHidden="0" w:uiPriority="64" w:unhideWhenUsed="0"/>
-    <w:lsdException w:name="Medium List 1 Accent 1" w:semiHidden="0" w:uiPriority="65" w:unhideWhenUsed="0"/>
-    <w:lsdException w:name="Medium List 2 Accent 1" w:semiHidden="0" w:uiPriority="66" w:unhideWhenUsed="0"/>
-    <w:lsdException w:name="Medium Grid 1 Accent 1" w:semiHidden="0" w:uiPriority="67" w:unhideWhenUsed="0"/>
-    <w:lsdException w:name="Medium Grid 2 Accent 1" w:semiHidden="0" w:uiPriority="68" w:unhideWhenUsed="0"/>
-    <w:lsdException w:name="Medium Grid 3 Accent 1" w:semiHidden="0" w:uiPriority="69" w:unhideWhenUsed="0"/>
-    <w:lsdException w:name="Dark List Accent 1" w:semiHidden="0" w:uiPriority="70" w:unhideWhenUsed="0"/>
-    <w:lsdException w:name="Colorful Shading Accent 1" w:semiHidden="0" w:uiPriority="71" w:unhideWhenUsed="0"/>
-    <w:lsdException w:name="Colorful List Accent 1" w:semiHidden="0" w:uiPriority="72" w:unhideWhenUsed="0"/>
-    <w:lsdException w:name="Colorful Grid Accent 1" w:semiHidden="0" w:uiPriority="73" w:unhideWhenUsed="0"/>
-    <w:lsdException w:name="Light Shading Accent 2" w:semiHidden="0" w:uiPriority="60" w:unhideWhenUsed="0"/>
-    <w:lsdException w:name="Light List Accent 2" w:semiHidden="0" w:uiPriority="61" w:unhideWhenUsed="0"/>
-    <w:lsdException w:name="Light Grid Accent 2" w:semiHidden="0" w:uiPriority="62" w:unhideWhenUsed="0"/>
-    <w:lsdException w:name="Medium Shading 1 Accent 2" w:semiHidden="0" w:uiPriority="63" w:unhideWhenUsed="0"/>
-    <w:lsdException w:name="Medium Shading 2 Accent 2" w:semiHidden="0" w:uiPriority="64" w:unhideWhenUsed="0"/>
-    <w:lsdException w:name="Medium List 1 Accent 2" w:semiHidden="0" w:uiPriority="65" w:unhideWhenUsed="0"/>
-    <w:lsdException w:name="Medium List 2 Accent 2" w:semiHidden="0" w:uiPriority="66" w:unhideWhenUsed="0"/>
-    <w:lsdException w:name="Medium Grid 1 Accent 2" w:semiHidden="0" w:uiPriority="67" w:unhideWhenUsed="0"/>
-    <w:lsdException w:name="Medium Grid 2 Accent 2" w:semiHidden="0" w:uiPriority="68" w:unhideWhenUsed="0"/>
-    <w:lsdException w:name="Medium Grid 3 Accent 2" w:semiHidden="0" w:uiPriority="69" w:unhideWhenUsed="0"/>
-    <w:lsdException w:name="Dark List Accent 2" w:semiHidden="0" w:uiPriority="70" w:unhideWhenUsed="0"/>
-    <w:lsdException w:name="Colorful Shading Accent 2" w:semiHidden="0" w:uiPriority="71" w:unhideWhenUsed="0"/>
-    <w:lsdException w:name="Colorful List Accent 2" w:semiHidden="0" w:uiPriority="72" w:unhideWhenUsed="0"/>
-    <w:lsdException w:name="Colorful Grid Accent 2" w:semiHidden="0" w:uiPriority="73" w:unhideWhenUsed="0"/>
-    <w:lsdException w:name="Light Shading Accent 3" w:semiHidden="0" w:uiPriority="60" w:unhideWhenUsed="0"/>
-    <w:lsdException w:name="Light List Accent 3" w:semiHidden="0" w:uiPriority="61" w:unhideWhenUsed="0"/>
-    <w:lsdException w:name="Light Grid Accent 3" w:semiHidden="0" w:uiPriority="62" w:unhideWhenUsed="0"/>
-    <w:lsdException w:name="Medium Shading 1 Accent 3" w:semiHidden="0" w:uiPriority="63" w:unhideWhenUsed="0"/>
-    <w:lsdException w:name="Medium Shading 2 Accent 3" w:semiHidden="0" w:uiPriority="64" w:unhideWhenUsed="0"/>
-    <w:lsdException w:name="Medium List 1 Accent 3" w:semiHidden="0" w:uiPriority="65" w:unhideWhenUsed="0"/>
-    <w:lsdException w:name="Medium List 2 Accent 3" w:semiHidden="0" w:uiPriority="66" w:unhideWhenUsed="0"/>
-    <w:lsdException w:name="Medium Grid 1 Accent 3" w:semiHidden="0" w:uiPriority="67" w:unhideWhenUsed="0"/>
-    <w:lsdException w:name="Medium Grid 2 Accent 3" w:semiHidden="0" w:uiPriority="68" w:unhideWhenUsed="0"/>
-    <w:lsdException w:name="Medium Grid 3 Accent 3" w:semiHidden="0" w:uiPriority="69" w:unhideWhenUsed="0"/>
-    <w:lsdException w:name="Dark List Accent 3" w:semiHidden="0" w:uiPriority="70" w:unhideWhenUsed="0"/>
-    <w:lsdException w:name="Colorful Shading Accent 3" w:semiHidden="0" w:uiPriority="71" w:unhideWhenUsed="0"/>
-    <w:lsdException w:name="Colorful List Accent 3" w:semiHidden="0" w:uiPriority="72" w:unhideWhenUsed="0"/>
-    <w:lsdException w:name="Colorful Grid Accent 3" w:semiHidden="0" w:uiPriority="73" w:unhideWhenUsed="0"/>
-    <w:lsdException w:name="Light Shading Accent 4" w:semiHidden="0" w:uiPriority="60" w:unhideWhenUsed="0"/>
-    <w:lsdException w:name="Light List Accent 4" w:semiHidden="0" w:uiPriority="61" w:unhideWhenUsed="0"/>
-    <w:lsdException w:name="Light Grid Accent 4" w:semiHidden="0" w:uiPriority="62" w:unhideWhenUsed="0"/>
-    <w:lsdException w:name="Medium Shading 1 Accent 4" w:semiHidden="0" w:uiPriority="63" w:unhideWhenUsed="0"/>
-    <w:lsdException w:name="Medium Shading 2 Accent 4" w:semiHidden="0" w:uiPriority="64" w:unhideWhenUsed="0"/>
-    <w:lsdException w:name="Medium List 1 Accent 4" w:semiHidden="0" w:uiPriority="65" w:unhideWhenUsed="0"/>
-    <w:lsdException w:name="Medium List 2 Accent 4" w:semiHidden="0" w:uiPriority="66" w:unhideWhenUsed="0"/>
-    <w:lsdException w:name="Medium Grid 1 Accent 4" w:semiHidden="0" w:uiPriority="67" w:unhideWhenUsed="0"/>
-    <w:lsdException w:name="Medium Grid 2 Accent 4" w:semiHidden="0" w:uiPriority="68" w:unhideWhenUsed="0"/>
-    <w:lsdException w:name="Medium Grid 3 Accent 4" w:semiHidden="0" w:uiPriority="69" w:unhideWhenUsed="0"/>
-    <w:lsdException w:name="Dark List Accent 4" w:semiHidden="0" w:uiPriority="70" w:unhideWhenUsed="0"/>
-    <w:lsdException w:name="Colorful Shading Accent 4" w:semiHidden="0" w:uiPriority="71" w:unhideWhenUsed="0"/>
-    <w:lsdException w:name="Colorful List Accent 4" w:semiHidden="0" w:uiPriority="72" w:unhideWhenUsed="0"/>
-    <w:lsdException w:name="Colorful Grid Accent 4" w:semiHidden="0" w:uiPriority="73" w:unhideWhenUsed="0"/>
-    <w:lsdException w:name="Light Shading Accent 5" w:semiHidden="0" w:uiPriority="60" w:unhideWhenUsed="0"/>
-    <w:lsdException w:name="Light List Accent 5" w:semiHidden="0" w:uiPriority="61" w:unhideWhenUsed="0"/>
-    <w:lsdException w:name="Light Grid Accent 5" w:semiHidden="0" w:uiPriority="62" w:unhideWhenUsed="0"/>
-    <w:lsdException w:name="Medium Shading 1 Accent 5" w:semiHidden="0" w:uiPriority="63" w:unhideWhenUsed="0"/>
-    <w:lsdException w:name="Medium Shading 2 Accent 5" w:semiHidden="0" w:uiPriority="64" w:unhideWhenUsed="0"/>
-    <w:lsdException w:name="Medium List 1 Accent 5" w:semiHidden="0" w:uiPriority="65" w:unhideWhenUsed="0"/>
-    <w:lsdException w:name="Medium List 2 Accent 5" w:semiHidden="0" w:uiPriority="66" w:unhideWhenUsed="0"/>
-    <w:lsdException w:name="Medium Grid 1 Accent 5" w:semiHidden="0" w:uiPriority="67" w:unhideWhenUsed="0"/>
-    <w:lsdException w:name="Medium Grid 2 Accent 5" w:semiHidden="0" w:uiPriority="68" w:unhideWhenUsed="0"/>
-    <w:lsdException w:name="Medium Grid 3 Accent 5" w:semiHidden="0" w:uiPriority="69" w:unhideWhenUsed="0"/>
-    <w:lsdException w:name="Dark List Accent 5" w:semiHidden="0" w:uiPriority="70" w:unhideWhenUsed="0"/>
-    <w:lsdException w:name="Colorful Shading Accent 5" w:semiHidden="0" w:uiPriority="71" w:unhideWhenUsed="0"/>
-    <w:lsdException w:name="Colorful List Accent 5" w:semiHidden="0" w:uiPriority="72" w:unhideWhenUsed="0"/>
-    <w:lsdException w:name="Colorful Grid Accent 5" w:semiHidden="0" w:uiPriority="73" w:unhideWhenUsed="0"/>
-    <w:lsdException w:name="Light Shading Accent 6" w:semiHidden="0" w:uiPriority="60" w:unhideWhenUsed="0"/>
-    <w:lsdException w:name="Light List Accent 6" w:semiHidden="0" w:uiPriority="61" w:unhideWhenUsed="0"/>
-    <w:lsdException w:name="Light Grid Accent 6" w:semiHidden="0" w:uiPriority="62" w:unhideWhenUsed="0"/>
-    <w:lsdException w:name="Medium Shading 1 Accent 6" w:semiHidden="0" w:uiPriority="63" w:unhideWhenUsed="0"/>
-    <w:lsdException w:name="Medium Shading 2 Accent 6" w:semiHidden="0" w:uiPriority="64" w:unhideWhenUsed="0"/>
-    <w:lsdException w:name="Medium List 1 Accent 6" w:semiHidden="0" w:uiPriority="65" w:unhideWhenUsed="0"/>
-    <w:lsdException w:name="Medium List 2 Accent 6" w:semiHidden="0" w:uiPriority="66" w:unhideWhenUsed="0"/>
-    <w:lsdException w:name="Medium Grid 1 Accent 6" w:semiHidden="0" w:uiPriority="67" w:unhideWhenUsed="0"/>
-    <w:lsdException w:name="Medium Grid 2 Accent 6" w:semiHidden="0" w:uiPriority="68" w:unhideWhenUsed="0"/>
-    <w:lsdException w:name="Medium Grid 3 Accent 6" w:semiHidden="0" w:uiPriority="69" w:unhideWhenUsed="0"/>
-    <w:lsdException w:name="Dark List Accent 6" w:semiHidden="0" w:uiPriority="70" w:unhideWhenUsed="0"/>
-    <w:lsdException w:name="Colorful Shading Accent 6" w:semiHidden="0" w:uiPriority="71" w:unhideWhenUsed="0"/>
-    <w:lsdException w:name="Colorful List Accent 6" w:semiHidden="0" w:uiPriority="72" w:unhideWhenUsed="0"/>
-    <w:lsdException w:name="Colorful Grid Accent 6" w:semiHidden="0" w:uiPriority="73" w:unhideWhenUsed="0"/>
+  <w:latentStyles w:count="260" w:defQFormat="0" w:defUnhideWhenUsed="1" w:defSemiHidden="1" w:defUIPriority="99" w:defLockedState="0">
+    <w:lsdException w:qFormat="1" w:unhideWhenUsed="0" w:uiPriority="0" w:semiHidden="0" w:name="Normal"/>
+    <w:lsdException w:qFormat="1" w:unhideWhenUsed="0" w:uiPriority="0" w:semiHidden="0" w:name="heading 1"/>
+    <w:lsdException w:qFormat="1" w:uiPriority="0" w:semiHidden="0" w:name="heading 2"/>
+    <w:lsdException w:qFormat="1" w:uiPriority="0" w:name="heading 3"/>
+    <w:lsdException w:qFormat="1" w:uiPriority="0" w:semiHidden="0" w:name="heading 4"/>
+    <w:lsdException w:qFormat="1" w:uiPriority="0" w:name="heading 5"/>
+    <w:lsdException w:qFormat="1" w:uiPriority="0" w:name="heading 6"/>
+    <w:lsdException w:qFormat="1" w:uiPriority="0" w:name="heading 7"/>
+    <w:lsdException w:qFormat="1" w:uiPriority="0" w:name="heading 8"/>
+    <w:lsdException w:qFormat="1" w:uiPriority="0" w:name="heading 9"/>
+    <w:lsdException w:unhideWhenUsed="0" w:uiPriority="0" w:semiHidden="0" w:name="index 1"/>
+    <w:lsdException w:unhideWhenUsed="0" w:uiPriority="0" w:semiHidden="0" w:name="index 2"/>
+    <w:lsdException w:unhideWhenUsed="0" w:uiPriority="0" w:semiHidden="0" w:name="index 3"/>
+    <w:lsdException w:unhideWhenUsed="0" w:uiPriority="0" w:semiHidden="0" w:name="index 4"/>
+    <w:lsdException w:unhideWhenUsed="0" w:uiPriority="0" w:semiHidden="0" w:name="index 5"/>
+    <w:lsdException w:unhideWhenUsed="0" w:uiPriority="0" w:semiHidden="0" w:name="index 6"/>
+    <w:lsdException w:unhideWhenUsed="0" w:uiPriority="0" w:semiHidden="0" w:name="index 7"/>
+    <w:lsdException w:unhideWhenUsed="0" w:uiPriority="0" w:semiHidden="0" w:name="index 8"/>
+    <w:lsdException w:unhideWhenUsed="0" w:uiPriority="0" w:semiHidden="0" w:name="index 9"/>
+    <w:lsdException w:qFormat="1" w:unhideWhenUsed="0" w:uiPriority="0" w:semiHidden="0" w:name="toc 1"/>
+    <w:lsdException w:qFormat="1" w:unhideWhenUsed="0" w:uiPriority="0" w:semiHidden="0" w:name="toc 2"/>
+    <w:lsdException w:qFormat="1" w:unhideWhenUsed="0" w:uiPriority="0" w:semiHidden="0" w:name="toc 3"/>
+    <w:lsdException w:unhideWhenUsed="0" w:uiPriority="0" w:semiHidden="0" w:name="toc 4"/>
+    <w:lsdException w:unhideWhenUsed="0" w:uiPriority="0" w:semiHidden="0" w:name="toc 5"/>
+    <w:lsdException w:unhideWhenUsed="0" w:uiPriority="0" w:semiHidden="0" w:name="toc 6"/>
+    <w:lsdException w:unhideWhenUsed="0" w:uiPriority="0" w:semiHidden="0" w:name="toc 7"/>
+    <w:lsdException w:unhideWhenUsed="0" w:uiPriority="0" w:semiHidden="0" w:name="toc 8"/>
+    <w:lsdException w:unhideWhenUsed="0" w:uiPriority="0" w:semiHidden="0" w:name="toc 9"/>
+    <w:lsdException w:unhideWhenUsed="0" w:uiPriority="0" w:semiHidden="0" w:name="Normal Indent"/>
+    <w:lsdException w:unhideWhenUsed="0" w:uiPriority="0" w:semiHidden="0" w:name="footnote text"/>
+    <w:lsdException w:qFormat="1" w:unhideWhenUsed="0" w:uiPriority="0" w:semiHidden="0" w:name="annotation text"/>
+    <w:lsdException w:qFormat="1" w:unhideWhenUsed="0" w:uiPriority="0" w:semiHidden="0" w:name="header"/>
+    <w:lsdException w:qFormat="1" w:unhideWhenUsed="0" w:uiPriority="0" w:semiHidden="0" w:name="footer"/>
+    <w:lsdException w:unhideWhenUsed="0" w:uiPriority="0" w:semiHidden="0" w:name="index heading"/>
+    <w:lsdException w:qFormat="1" w:uiPriority="0" w:name="caption"/>
+    <w:lsdException w:unhideWhenUsed="0" w:uiPriority="0" w:semiHidden="0" w:name="table of figures"/>
+    <w:lsdException w:unhideWhenUsed="0" w:uiPriority="0" w:semiHidden="0" w:name="envelope address"/>
+    <w:lsdException w:unhideWhenUsed="0" w:uiPriority="0" w:semiHidden="0" w:name="envelope return"/>
+    <w:lsdException w:unhideWhenUsed="0" w:uiPriority="0" w:semiHidden="0" w:name="footnote reference"/>
+    <w:lsdException w:unhideWhenUsed="0" w:uiPriority="0" w:semiHidden="0" w:name="annotation reference"/>
+    <w:lsdException w:unhideWhenUsed="0" w:uiPriority="0" w:semiHidden="0" w:name="line number"/>
+    <w:lsdException w:unhideWhenUsed="0" w:uiPriority="0" w:semiHidden="0" w:name="page number"/>
+    <w:lsdException w:unhideWhenUsed="0" w:uiPriority="0" w:semiHidden="0" w:name="endnote reference"/>
+    <w:lsdException w:unhideWhenUsed="0" w:uiPriority="0" w:semiHidden="0" w:name="endnote text"/>
+    <w:lsdException w:unhideWhenUsed="0" w:uiPriority="0" w:semiHidden="0" w:name="table of authorities"/>
+    <w:lsdException w:unhideWhenUsed="0" w:uiPriority="0" w:semiHidden="0" w:name="macro"/>
+    <w:lsdException w:unhideWhenUsed="0" w:uiPriority="0" w:semiHidden="0" w:name="toa heading"/>
+    <w:lsdException w:unhideWhenUsed="0" w:uiPriority="0" w:semiHidden="0" w:name="List"/>
+    <w:lsdException w:unhideWhenUsed="0" w:uiPriority="0" w:semiHidden="0" w:name="List Bullet"/>
+    <w:lsdException w:unhideWhenUsed="0" w:uiPriority="0" w:semiHidden="0" w:name="List Number"/>
+    <w:lsdException w:unhideWhenUsed="0" w:uiPriority="0" w:semiHidden="0" w:name="List 2"/>
+    <w:lsdException w:unhideWhenUsed="0" w:uiPriority="0" w:semiHidden="0" w:name="List 3"/>
+    <w:lsdException w:unhideWhenUsed="0" w:uiPriority="0" w:semiHidden="0" w:name="List 4"/>
+    <w:lsdException w:unhideWhenUsed="0" w:uiPriority="0" w:semiHidden="0" w:name="List 5"/>
+    <w:lsdException w:unhideWhenUsed="0" w:uiPriority="0" w:semiHidden="0" w:name="List Bullet 2"/>
+    <w:lsdException w:unhideWhenUsed="0" w:uiPriority="0" w:semiHidden="0" w:name="List Bullet 3"/>
+    <w:lsdException w:unhideWhenUsed="0" w:uiPriority="0" w:semiHidden="0" w:name="List Bullet 4"/>
+    <w:lsdException w:unhideWhenUsed="0" w:uiPriority="0" w:semiHidden="0" w:name="List Bullet 5"/>
+    <w:lsdException w:unhideWhenUsed="0" w:uiPriority="0" w:semiHidden="0" w:name="List Number 2"/>
+    <w:lsdException w:unhideWhenUsed="0" w:uiPriority="0" w:semiHidden="0" w:name="List Number 3"/>
+    <w:lsdException w:unhideWhenUsed="0" w:uiPriority="0" w:semiHidden="0" w:name="List Number 4"/>
+    <w:lsdException w:unhideWhenUsed="0" w:uiPriority="0" w:semiHidden="0" w:name="List Number 5"/>
+    <w:lsdException w:qFormat="1" w:unhideWhenUsed="0" w:uiPriority="0" w:semiHidden="0" w:name="Title"/>
+    <w:lsdException w:unhideWhenUsed="0" w:uiPriority="0" w:semiHidden="0" w:name="Closing"/>
+    <w:lsdException w:unhideWhenUsed="0" w:uiPriority="0" w:semiHidden="0" w:name="Signature"/>
+    <w:lsdException w:qFormat="1" w:unhideWhenUsed="0" w:uiPriority="0" w:name="Default Paragraph Font"/>
+    <w:lsdException w:qFormat="1" w:unhideWhenUsed="0" w:uiPriority="0" w:name="Body Text"/>
+    <w:lsdException w:unhideWhenUsed="0" w:uiPriority="0" w:semiHidden="0" w:name="Body Text Indent"/>
+    <w:lsdException w:unhideWhenUsed="0" w:uiPriority="0" w:semiHidden="0" w:name="List Continue"/>
+    <w:lsdException w:unhideWhenUsed="0" w:uiPriority="0" w:semiHidden="0" w:name="List Continue 2"/>
+    <w:lsdException w:unhideWhenUsed="0" w:uiPriority="0" w:semiHidden="0" w:name="List Continue 3"/>
+    <w:lsdException w:unhideWhenUsed="0" w:uiPriority="0" w:semiHidden="0" w:name="List Continue 4"/>
+    <w:lsdException w:unhideWhenUsed="0" w:uiPriority="0" w:semiHidden="0" w:name="List Continue 5"/>
+    <w:lsdException w:unhideWhenUsed="0" w:uiPriority="0" w:semiHidden="0" w:name="Message Header"/>
+    <w:lsdException w:qFormat="1" w:unhideWhenUsed="0" w:uiPriority="0" w:semiHidden="0" w:name="Subtitle"/>
+    <w:lsdException w:unhideWhenUsed="0" w:uiPriority="0" w:semiHidden="0" w:name="Salutation"/>
+    <w:lsdException w:unhideWhenUsed="0" w:uiPriority="0" w:semiHidden="0" w:name="Date"/>
+    <w:lsdException w:unhideWhenUsed="0" w:uiPriority="0" w:semiHidden="0" w:name="Body Text First Indent"/>
+    <w:lsdException w:unhideWhenUsed="0" w:uiPriority="0" w:semiHidden="0" w:name="Body Text First Indent 2"/>
+    <w:lsdException w:uiPriority="99" w:name="Note Heading"/>
+    <w:lsdException w:unhideWhenUsed="0" w:uiPriority="0" w:semiHidden="0" w:name="Body Text 2"/>
+    <w:lsdException w:unhideWhenUsed="0" w:uiPriority="0" w:semiHidden="0" w:name="Body Text 3"/>
+    <w:lsdException w:unhideWhenUsed="0" w:uiPriority="0" w:semiHidden="0" w:name="Body Text Indent 2"/>
+    <w:lsdException w:unhideWhenUsed="0" w:uiPriority="0" w:semiHidden="0" w:name="Body Text Indent 3"/>
+    <w:lsdException w:unhideWhenUsed="0" w:uiPriority="0" w:semiHidden="0" w:name="Block Text"/>
+    <w:lsdException w:unhideWhenUsed="0" w:uiPriority="0" w:semiHidden="0" w:name="Hyperlink"/>
+    <w:lsdException w:unhideWhenUsed="0" w:uiPriority="0" w:semiHidden="0" w:name="FollowedHyperlink"/>
+    <w:lsdException w:qFormat="1" w:unhideWhenUsed="0" w:uiPriority="0" w:semiHidden="0" w:name="Strong"/>
+    <w:lsdException w:qFormat="1" w:unhideWhenUsed="0" w:uiPriority="0" w:semiHidden="0" w:name="Emphasis"/>
+    <w:lsdException w:unhideWhenUsed="0" w:uiPriority="0" w:semiHidden="0" w:name="Document Map"/>
+    <w:lsdException w:unhideWhenUsed="0" w:uiPriority="0" w:semiHidden="0" w:name="Plain Text"/>
+    <w:lsdException w:unhideWhenUsed="0" w:uiPriority="0" w:semiHidden="0" w:name="E-mail Signature"/>
+    <w:lsdException w:qFormat="1" w:unhideWhenUsed="0" w:uiPriority="0" w:semiHidden="0" w:name="Normal (Web)"/>
+    <w:lsdException w:unhideWhenUsed="0" w:uiPriority="0" w:semiHidden="0" w:name="HTML Acronym"/>
+    <w:lsdException w:unhideWhenUsed="0" w:uiPriority="0" w:semiHidden="0" w:name="HTML Address"/>
+    <w:lsdException w:unhideWhenUsed="0" w:uiPriority="0" w:semiHidden="0" w:name="HTML Cite"/>
+    <w:lsdException w:unhideWhenUsed="0" w:uiPriority="0" w:semiHidden="0" w:name="HTML Code"/>
+    <w:lsdException w:unhideWhenUsed="0" w:uiPriority="0" w:semiHidden="0" w:name="HTML Definition"/>
+    <w:lsdException w:unhideWhenUsed="0" w:uiPriority="0" w:semiHidden="0" w:name="HTML Keyboard"/>
+    <w:lsdException w:unhideWhenUsed="0" w:uiPriority="0" w:semiHidden="0" w:name="HTML Preformatted"/>
+    <w:lsdException w:unhideWhenUsed="0" w:uiPriority="0" w:semiHidden="0" w:name="HTML Sample"/>
+    <w:lsdException w:unhideWhenUsed="0" w:uiPriority="0" w:semiHidden="0" w:name="HTML Typewriter"/>
+    <w:lsdException w:unhideWhenUsed="0" w:uiPriority="0" w:semiHidden="0" w:name="HTML Variable"/>
+    <w:lsdException w:qFormat="1" w:unhideWhenUsed="0" w:uiPriority="0" w:name="Normal Table"/>
+    <w:lsdException w:unhideWhenUsed="0" w:uiPriority="0" w:semiHidden="0" w:name="annotation subject"/>
+    <w:lsdException w:unhideWhenUsed="0" w:uiPriority="0" w:semiHidden="0" w:name="Table Simple 1"/>
+    <w:lsdException w:unhideWhenUsed="0" w:uiPriority="0" w:semiHidden="0" w:name="Table Simple 2"/>
+    <w:lsdException w:unhideWhenUsed="0" w:uiPriority="0" w:semiHidden="0" w:name="Table Simple 3"/>
+    <w:lsdException w:unhideWhenUsed="0" w:uiPriority="0" w:semiHidden="0" w:name="Table Classic 1"/>
+    <w:lsdException w:unhideWhenUsed="0" w:uiPriority="0" w:semiHidden="0" w:name="Table Classic 2"/>
+    <w:lsdException w:unhideWhenUsed="0" w:uiPriority="0" w:semiHidden="0" w:name="Table Classic 3"/>
+    <w:lsdException w:unhideWhenUsed="0" w:uiPriority="0" w:semiHidden="0" w:name="Table Classic 4"/>
+    <w:lsdException w:unhideWhenUsed="0" w:uiPriority="0" w:semiHidden="0" w:name="Table Colorful 1"/>
+    <w:lsdException w:unhideWhenUsed="0" w:uiPriority="0" w:semiHidden="0" w:name="Table Colorful 2"/>
+    <w:lsdException w:unhideWhenUsed="0" w:uiPriority="0" w:semiHidden="0" w:name="Table Colorful 3"/>
+    <w:lsdException w:unhideWhenUsed="0" w:uiPriority="0" w:semiHidden="0" w:name="Table Columns 1"/>
+    <w:lsdException w:unhideWhenUsed="0" w:uiPriority="0" w:semiHidden="0" w:name="Table Columns 2"/>
+    <w:lsdException w:unhideWhenUsed="0" w:uiPriority="0" w:semiHidden="0" w:name="Table Columns 3"/>
+    <w:lsdException w:unhideWhenUsed="0" w:uiPriority="0" w:semiHidden="0" w:name="Table Columns 4"/>
+    <w:lsdException w:unhideWhenUsed="0" w:uiPriority="0" w:semiHidden="0" w:name="Table Columns 5"/>
+    <w:lsdException w:unhideWhenUsed="0" w:uiPriority="0" w:semiHidden="0" w:name="Table Grid 1"/>
+    <w:lsdException w:unhideWhenUsed="0" w:uiPriority="0" w:semiHidden="0" w:name="Table Grid 2"/>
+    <w:lsdException w:unhideWhenUsed="0" w:uiPriority="0" w:semiHidden="0" w:name="Table Grid 3"/>
+    <w:lsdException w:unhideWhenUsed="0" w:uiPriority="0" w:semiHidden="0" w:name="Table Grid 4"/>
+    <w:lsdException w:unhideWhenUsed="0" w:uiPriority="0" w:semiHidden="0" w:name="Table Grid 5"/>
+    <w:lsdException w:unhideWhenUsed="0" w:uiPriority="0" w:semiHidden="0" w:name="Table Grid 6"/>
+    <w:lsdException w:unhideWhenUsed="0" w:uiPriority="0" w:semiHidden="0" w:name="Table Grid 7"/>
+    <w:lsdException w:unhideWhenUsed="0" w:uiPriority="0" w:semiHidden="0" w:name="Table Grid 8"/>
+    <w:lsdException w:unhideWhenUsed="0" w:uiPriority="0" w:semiHidden="0" w:name="Table List 1"/>
+    <w:lsdException w:unhideWhenUsed="0" w:uiPriority="0" w:semiHidden="0" w:name="Table List 2"/>
+    <w:lsdException w:unhideWhenUsed="0" w:uiPriority="0" w:semiHidden="0" w:name="Table List 3"/>
+    <w:lsdException w:unhideWhenUsed="0" w:uiPriority="0" w:semiHidden="0" w:name="Table List 4"/>
+    <w:lsdException w:unhideWhenUsed="0" w:uiPriority="0" w:semiHidden="0" w:name="Table List 5"/>
+    <w:lsdException w:unhideWhenUsed="0" w:uiPriority="0" w:semiHidden="0" w:name="Table List 6"/>
+    <w:lsdException w:unhideWhenUsed="0" w:uiPriority="0" w:semiHidden="0" w:name="Table List 7"/>
+    <w:lsdException w:unhideWhenUsed="0" w:uiPriority="0" w:semiHidden="0" w:name="Table List 8"/>
+    <w:lsdException w:unhideWhenUsed="0" w:uiPriority="0" w:semiHidden="0" w:name="Table 3D effects 1"/>
+    <w:lsdException w:unhideWhenUsed="0" w:uiPriority="0" w:semiHidden="0" w:name="Table 3D effects 2"/>
+    <w:lsdException w:unhideWhenUsed="0" w:uiPriority="0" w:semiHidden="0" w:name="Table 3D effects 3"/>
+    <w:lsdException w:unhideWhenUsed="0" w:uiPriority="0" w:semiHidden="0" w:name="Table Contemporary"/>
+    <w:lsdException w:unhideWhenUsed="0" w:uiPriority="0" w:semiHidden="0" w:name="Table Elegant"/>
+    <w:lsdException w:unhideWhenUsed="0" w:uiPriority="0" w:semiHidden="0" w:name="Table Professional"/>
+    <w:lsdException w:unhideWhenUsed="0" w:uiPriority="0" w:semiHidden="0" w:name="Table Subtle 1"/>
+    <w:lsdException w:unhideWhenUsed="0" w:uiPriority="0" w:semiHidden="0" w:name="Table Subtle 2"/>
+    <w:lsdException w:unhideWhenUsed="0" w:uiPriority="0" w:semiHidden="0" w:name="Table Web 1"/>
+    <w:lsdException w:unhideWhenUsed="0" w:uiPriority="0" w:semiHidden="0" w:name="Table Web 2"/>
+    <w:lsdException w:unhideWhenUsed="0" w:uiPriority="0" w:semiHidden="0" w:name="Table Web 3"/>
+    <w:lsdException w:unhideWhenUsed="0" w:uiPriority="0" w:semiHidden="0" w:name="Balloon Text"/>
+    <w:lsdException w:qFormat="1" w:unhideWhenUsed="0" w:uiPriority="0" w:semiHidden="0" w:name="Table Grid"/>
+    <w:lsdException w:unhideWhenUsed="0" w:uiPriority="0" w:semiHidden="0" w:name="Table Theme"/>
+    <w:lsdException w:unhideWhenUsed="0" w:uiPriority="60" w:semiHidden="0" w:name="Light Shading"/>
+    <w:lsdException w:unhideWhenUsed="0" w:uiPriority="61" w:semiHidden="0" w:name="Light List"/>
+    <w:lsdException w:unhideWhenUsed="0" w:uiPriority="62" w:semiHidden="0" w:name="Light Grid"/>
+    <w:lsdException w:unhideWhenUsed="0" w:uiPriority="63" w:semiHidden="0" w:name="Medium Shading 1"/>
+    <w:lsdException w:unhideWhenUsed="0" w:uiPriority="64" w:semiHidden="0" w:name="Medium Shading 2"/>
+    <w:lsdException w:unhideWhenUsed="0" w:uiPriority="65" w:semiHidden="0" w:name="Medium List 1"/>
+    <w:lsdException w:unhideWhenUsed="0" w:uiPriority="66" w:semiHidden="0" w:name="Medium List 2"/>
+    <w:lsdException w:unhideWhenUsed="0" w:uiPriority="67" w:semiHidden="0" w:name="Medium Grid 1"/>
+    <w:lsdException w:unhideWhenUsed="0" w:uiPriority="68" w:semiHidden="0" w:name="Medium Grid 2"/>
+    <w:lsdException w:unhideWhenUsed="0" w:uiPriority="69" w:semiHidden="0" w:name="Medium Grid 3"/>
+    <w:lsdException w:unhideWhenUsed="0" w:uiPriority="70" w:semiHidden="0" w:name="Dark List"/>
+    <w:lsdException w:unhideWhenUsed="0" w:uiPriority="71" w:semiHidden="0" w:name="Colorful Shading"/>
+    <w:lsdException w:unhideWhenUsed="0" w:uiPriority="72" w:semiHidden="0" w:name="Colorful List"/>
+    <w:lsdException w:unhideWhenUsed="0" w:uiPriority="73" w:semiHidden="0" w:name="Colorful Grid"/>
+    <w:lsdException w:unhideWhenUsed="0" w:uiPriority="60" w:semiHidden="0" w:name="Light Shading Accent 1"/>
+    <w:lsdException w:unhideWhenUsed="0" w:uiPriority="61" w:semiHidden="0" w:name="Light List Accent 1"/>
+    <w:lsdException w:unhideWhenUsed="0" w:uiPriority="62" w:semiHidden="0" w:name="Light Grid Accent 1"/>
+    <w:lsdException w:unhideWhenUsed="0" w:uiPriority="63" w:semiHidden="0" w:name="Medium Shading 1 Accent 1"/>
+    <w:lsdException w:unhideWhenUsed="0" w:uiPriority="64" w:semiHidden="0" w:name="Medium Shading 2 Accent 1"/>
+    <w:lsdException w:unhideWhenUsed="0" w:uiPriority="65" w:semiHidden="0" w:name="Medium List 1 Accent 1"/>
+    <w:lsdException w:unhideWhenUsed="0" w:uiPriority="66" w:semiHidden="0" w:name="Medium List 2 Accent 1"/>
+    <w:lsdException w:unhideWhenUsed="0" w:uiPriority="67" w:semiHidden="0" w:name="Medium Grid 1 Accent 1"/>
+    <w:lsdException w:unhideWhenUsed="0" w:uiPriority="68" w:semiHidden="0" w:name="Medium Grid 2 Accent 1"/>
+    <w:lsdException w:unhideWhenUsed="0" w:uiPriority="69" w:semiHidden="0" w:name="Medium Grid 3 Accent 1"/>
+    <w:lsdException w:unhideWhenUsed="0" w:uiPriority="70" w:semiHidden="0" w:name="Dark List Accent 1"/>
+    <w:lsdException w:unhideWhenUsed="0" w:uiPriority="71" w:semiHidden="0" w:name="Colorful Shading Accent 1"/>
+    <w:lsdException w:unhideWhenUsed="0" w:uiPriority="72" w:semiHidden="0" w:name="Colorful List Accent 1"/>
+    <w:lsdException w:unhideWhenUsed="0" w:uiPriority="73" w:semiHidden="0" w:name="Colorful Grid Accent 1"/>
+    <w:lsdException w:unhideWhenUsed="0" w:uiPriority="60" w:semiHidden="0" w:name="Light Shading Accent 2"/>
+    <w:lsdException w:unhideWhenUsed="0" w:uiPriority="61" w:semiHidden="0" w:name="Light List Accent 2"/>
+    <w:lsdException w:unhideWhenUsed="0" w:uiPriority="62" w:semiHidden="0" w:name="Light Grid Accent 2"/>
+    <w:lsdException w:unhideWhenUsed="0" w:uiPriority="63" w:semiHidden="0" w:name="Medium Shading 1 Accent 2"/>
+    <w:lsdException w:unhideWhenUsed="0" w:uiPriority="64" w:semiHidden="0" w:name="Medium Shading 2 Accent 2"/>
+    <w:lsdException w:unhideWhenUsed="0" w:uiPriority="65" w:semiHidden="0" w:name="Medium List 1 Accent 2"/>
+    <w:lsdException w:unhideWhenUsed="0" w:uiPriority="66" w:semiHidden="0" w:name="Medium List 2 Accent 2"/>
+    <w:lsdException w:unhideWhenUsed="0" w:uiPriority="67" w:semiHidden="0" w:name="Medium Grid 1 Accent 2"/>
+    <w:lsdException w:unhideWhenUsed="0" w:uiPriority="68" w:semiHidden="0" w:name="Medium Grid 2 Accent 2"/>
+    <w:lsdException w:unhideWhenUsed="0" w:uiPriority="69" w:semiHidden="0" w:name="Medium Grid 3 Accent 2"/>
+    <w:lsdException w:unhideWhenUsed="0" w:uiPriority="70" w:semiHidden="0" w:name="Dark List Accent 2"/>
+    <w:lsdException w:unhideWhenUsed="0" w:uiPriority="71" w:semiHidden="0" w:name="Colorful Shading Accent 2"/>
+    <w:lsdException w:unhideWhenUsed="0" w:uiPriority="72" w:semiHidden="0" w:name="Colorful List Accent 2"/>
+    <w:lsdException w:unhideWhenUsed="0" w:uiPriority="73" w:semiHidden="0" w:name="Colorful Grid Accent 2"/>
+    <w:lsdException w:unhideWhenUsed="0" w:uiPriority="60" w:semiHidden="0" w:name="Light Shading Accent 3"/>
+    <w:lsdException w:unhideWhenUsed="0" w:uiPriority="61" w:semiHidden="0" w:name="Light List Accent 3"/>
+    <w:lsdException w:unhideWhenUsed="0" w:uiPriority="62" w:semiHidden="0" w:name="Light Grid Accent 3"/>
+    <w:lsdException w:unhideWhenUsed="0" w:uiPriority="63" w:semiHidden="0" w:name="Medium Shading 1 Accent 3"/>
+    <w:lsdException w:unhideWhenUsed="0" w:uiPriority="64" w:semiHidden="0" w:name="Medium Shading 2 Accent 3"/>
+    <w:lsdException w:unhideWhenUsed="0" w:uiPriority="65" w:semiHidden="0" w:name="Medium List 1 Accent 3"/>
+    <w:lsdException w:unhideWhenUsed="0" w:uiPriority="66" w:semiHidden="0" w:name="Medium List 2 Accent 3"/>
+    <w:lsdException w:unhideWhenUsed="0" w:uiPriority="67" w:semiHidden="0" w:name="Medium Grid 1 Accent 3"/>
+    <w:lsdException w:unhideWhenUsed="0" w:uiPriority="68" w:semiHidden="0" w:name="Medium Grid 2 Accent 3"/>
+    <w:lsdException w:unhideWhenUsed="0" w:uiPriority="69" w:semiHidden="0" w:name="Medium Grid 3 Accent 3"/>
+    <w:lsdException w:unhideWhenUsed="0" w:uiPriority="70" w:semiHidden="0" w:name="Dark List Accent 3"/>
+    <w:lsdException w:unhideWhenUsed="0" w:uiPriority="71" w:semiHidden="0" w:name="Colorful Shading Accent 3"/>
+    <w:lsdException w:unhideWhenUsed="0" w:uiPriority="72" w:semiHidden="0" w:name="Colorful List Accent 3"/>
+    <w:lsdException w:unhideWhenUsed="0" w:uiPriority="73" w:semiHidden="0" w:name="Colorful Grid Accent 3"/>
+    <w:lsdException w:unhideWhenUsed="0" w:uiPriority="60" w:semiHidden="0" w:name="Light Shading Accent 4"/>
+    <w:lsdException w:unhideWhenUsed="0" w:uiPriority="61" w:semiHidden="0" w:name="Light List Accent 4"/>
+    <w:lsdException w:unhideWhenUsed="0" w:uiPriority="62" w:semiHidden="0" w:name="Light Grid Accent 4"/>
+    <w:lsdException w:unhideWhenUsed="0" w:uiPriority="63" w:semiHidden="0" w:name="Medium Shading 1 Accent 4"/>
+    <w:lsdException w:unhideWhenUsed="0" w:uiPriority="64" w:semiHidden="0" w:name="Medium Shading 2 Accent 4"/>
+    <w:lsdException w:unhideWhenUsed="0" w:uiPriority="65" w:semiHidden="0" w:name="Medium List 1 Accent 4"/>
+    <w:lsdException w:unhideWhenUsed="0" w:uiPriority="66" w:semiHidden="0" w:name="Medium List 2 Accent 4"/>
+    <w:lsdException w:unhideWhenUsed="0" w:uiPriority="67" w:semiHidden="0" w:name="Medium Grid 1 Accent 4"/>
+    <w:lsdException w:unhideWhenUsed="0" w:uiPriority="68" w:semiHidden="0" w:name="Medium Grid 2 Accent 4"/>
+    <w:lsdException w:unhideWhenUsed="0" w:uiPriority="69" w:semiHidden="0" w:name="Medium Grid 3 Accent 4"/>
+    <w:lsdException w:unhideWhenUsed="0" w:uiPriority="70" w:semiHidden="0" w:name="Dark List Accent 4"/>
+    <w:lsdException w:unhideWhenUsed="0" w:uiPriority="71" w:semiHidden="0" w:name="Colorful Shading Accent 4"/>
+    <w:lsdException w:unhideWhenUsed="0" w:uiPriority="72" w:semiHidden="0" w:name="Colorful List Accent 4"/>
+    <w:lsdException w:unhideWhenUsed="0" w:uiPriority="73" w:semiHidden="0" w:name="Colorful Grid Accent 4"/>
+    <w:lsdException w:unhideWhenUsed="0" w:uiPriority="60" w:semiHidden="0" w:name="Light Shading Accent 5"/>
+    <w:lsdException w:unhideWhenUsed="0" w:uiPriority="61" w:semiHidden="0" w:name="Light List Accent 5"/>
+    <w:lsdException w:unhideWhenUsed="0" w:uiPriority="62" w:semiHidden="0" w:name="Light Grid Accent 5"/>
+    <w:lsdException w:unhideWhenUsed="0" w:uiPriority="63" w:semiHidden="0" w:name="Medium Shading 1 Accent 5"/>
+    <w:lsdException w:unhideWhenUsed="0" w:uiPriority="64" w:semiHidden="0" w:name="Medium Shading 2 Accent 5"/>
+    <w:lsdException w:unhideWhenUsed="0" w:uiPriority="65" w:semiHidden="0" w:name="Medium List 1 Accent 5"/>
+    <w:lsdException w:unhideWhenUsed="0" w:uiPriority="66" w:semiHidden="0" w:name="Medium List 2 Accent 5"/>
+    <w:lsdException w:unhideWhenUsed="0" w:uiPriority="67" w:semiHidden="0" w:name="Medium Grid 1 Accent 5"/>
+    <w:lsdException w:unhideWhenUsed="0" w:uiPriority="68" w:semiHidden="0" w:name="Medium Grid 2 Accent 5"/>
+    <w:lsdException w:unhideWhenUsed="0" w:uiPriority="69" w:semiHidden="0" w:name="Medium Grid 3 Accent 5"/>
+    <w:lsdException w:unhideWhenUsed="0" w:uiPriority="70" w:semiHidden="0" w:name="Dark List Accent 5"/>
+    <w:lsdException w:unhideWhenUsed="0" w:uiPriority="71" w:semiHidden="0" w:name="Colorful Shading Accent 5"/>
+    <w:lsdException w:unhideWhenUsed="0" w:uiPriority="72" w:semiHidden="0" w:name="Colorful List Accent 5"/>
+    <w:lsdException w:unhideWhenUsed="0" w:uiPriority="73" w:semiHidden="0" w:name="Colorful Grid Accent 5"/>
+    <w:lsdException w:unhideWhenUsed="0" w:uiPriority="60" w:semiHidden="0" w:name="Light Shading Accent 6"/>
+    <w:lsdException w:unhideWhenUsed="0" w:uiPriority="61" w:semiHidden="0" w:name="Light List Accent 6"/>
+    <w:lsdException w:unhideWhenUsed="0" w:uiPriority="62" w:semiHidden="0" w:name="Light Grid Accent 6"/>
+    <w:lsdException w:unhideWhenUsed="0" w:uiPriority="63" w:semiHidden="0" w:name="Medium Shading 1 Accent 6"/>
+    <w:lsdException w:unhideWhenUsed="0" w:uiPriority="64" w:semiHidden="0" w:name="Medium Shading 2 Accent 6"/>
+    <w:lsdException w:unhideWhenUsed="0" w:uiPriority="65" w:semiHidden="0" w:name="Medium List 1 Accent 6"/>
+    <w:lsdException w:unhideWhenUsed="0" w:uiPriority="66" w:semiHidden="0" w:name="Medium List 2 Accent 6"/>
+    <w:lsdException w:unhideWhenUsed="0" w:uiPriority="67" w:semiHidden="0" w:name="Medium Grid 1 Accent 6"/>
+    <w:lsdException w:unhideWhenUsed="0" w:uiPriority="68" w:semiHidden="0" w:name="Medium Grid 2 Accent 6"/>
+    <w:lsdException w:unhideWhenUsed="0" w:uiPriority="69" w:semiHidden="0" w:name="Medium Grid 3 Accent 6"/>
+    <w:lsdException w:unhideWhenUsed="0" w:uiPriority="70" w:semiHidden="0" w:name="Dark List Accent 6"/>
+    <w:lsdException w:unhideWhenUsed="0" w:uiPriority="71" w:semiHidden="0" w:name="Colorful Shading Accent 6"/>
+    <w:lsdException w:unhideWhenUsed="0" w:uiPriority="72" w:semiHidden="0" w:name="Colorful List Accent 6"/>
+    <w:lsdException w:unhideWhenUsed="0" w:uiPriority="73" w:semiHidden="0" w:name="Colorful Grid Accent 6"/>
   </w:latentStyles>
-  <w:style w:type="paragraph" w:default="1" w:styleId="Normal">
+  <w:style w:type="paragraph" w:default="1" w:styleId="1">
     <w:name w:val="Normal"/>
     <w:qFormat/>
+    <w:uiPriority w:val="0"/>
     <w:pPr>
       <w:kinsoku w:val="0"/>
       <w:autoSpaceDE w:val="0"/>
@@ -4314,7 +3682,7 @@
       <w:textAlignment w:val="baseline"/>
     </w:pPr>
     <w:rPr>
-      <w:rFonts w:ascii="Arial" w:eastAsia="宋体" w:hAnsi="Arial" w:cs="Arial"/>
+      <w:rFonts w:ascii="Arial" w:hAnsi="Arial" w:eastAsia="宋体" w:cs="Arial"/>
       <w:snapToGrid w:val="0"/>
       <w:color w:val="000000"/>
       <w:kern w:val="0"/>
@@ -4323,11 +3691,12 @@
       <w:lang w:val="en-US" w:eastAsia="en-US" w:bidi="ar-SA"/>
     </w:rPr>
   </w:style>
-  <w:style w:type="paragraph" w:styleId="Heading1">
+  <w:style w:type="paragraph" w:styleId="2">
     <w:name w:val="heading 1"/>
-    <w:basedOn w:val="Normal"/>
-    <w:next w:val="Normal"/>
+    <w:basedOn w:val="1"/>
+    <w:next w:val="1"/>
     <w:qFormat/>
+    <w:uiPriority w:val="0"/>
     <w:pPr>
       <w:keepNext/>
       <w:keepLines/>
@@ -4345,12 +3714,13 @@
       <w:sz w:val="44"/>
     </w:rPr>
   </w:style>
-  <w:style w:type="paragraph" w:styleId="Heading2">
+  <w:style w:type="paragraph" w:styleId="3">
     <w:name w:val="heading 2"/>
-    <w:basedOn w:val="Normal"/>
-    <w:next w:val="Normal"/>
+    <w:basedOn w:val="1"/>
+    <w:next w:val="1"/>
     <w:unhideWhenUsed/>
     <w:qFormat/>
+    <w:uiPriority w:val="0"/>
     <w:pPr>
       <w:keepNext/>
       <w:keepLines/>
@@ -4363,18 +3733,19 @@
       <w:outlineLvl w:val="1"/>
     </w:pPr>
     <w:rPr>
-      <w:rFonts w:ascii="Arial" w:eastAsia="黑体" w:hAnsi="Arial"/>
+      <w:rFonts w:ascii="Arial" w:hAnsi="Arial" w:eastAsia="黑体"/>
       <w:b/>
       <w:sz w:val="32"/>
     </w:rPr>
   </w:style>
-  <w:style w:type="paragraph" w:styleId="Heading3">
+  <w:style w:type="paragraph" w:styleId="4">
     <w:name w:val="heading 3"/>
-    <w:basedOn w:val="Normal"/>
-    <w:next w:val="Normal"/>
+    <w:basedOn w:val="1"/>
+    <w:next w:val="1"/>
     <w:semiHidden/>
     <w:unhideWhenUsed/>
     <w:qFormat/>
+    <w:uiPriority w:val="0"/>
     <w:pPr>
       <w:keepNext/>
       <w:keepLines/>
@@ -4391,12 +3762,13 @@
       <w:sz w:val="32"/>
     </w:rPr>
   </w:style>
-  <w:style w:type="paragraph" w:styleId="Heading4">
+  <w:style w:type="paragraph" w:styleId="5">
     <w:name w:val="heading 4"/>
-    <w:basedOn w:val="Normal"/>
-    <w:next w:val="Normal"/>
+    <w:basedOn w:val="1"/>
+    <w:next w:val="1"/>
     <w:unhideWhenUsed/>
     <w:qFormat/>
+    <w:uiPriority w:val="0"/>
     <w:pPr>
       <w:keepNext/>
       <w:keepLines/>
@@ -4409,18 +3781,19 @@
       <w:outlineLvl w:val="3"/>
     </w:pPr>
     <w:rPr>
-      <w:rFonts w:ascii="Arial" w:eastAsia="黑体" w:hAnsi="Arial"/>
+      <w:rFonts w:ascii="Arial" w:hAnsi="Arial" w:eastAsia="黑体"/>
       <w:b/>
       <w:sz w:val="28"/>
     </w:rPr>
   </w:style>
-  <w:style w:type="paragraph" w:styleId="Heading5">
+  <w:style w:type="paragraph" w:styleId="6">
     <w:name w:val="heading 5"/>
-    <w:basedOn w:val="Normal"/>
-    <w:next w:val="Normal"/>
+    <w:basedOn w:val="1"/>
+    <w:next w:val="1"/>
     <w:semiHidden/>
     <w:unhideWhenUsed/>
     <w:qFormat/>
+    <w:uiPriority w:val="0"/>
     <w:pPr>
       <w:keepNext/>
       <w:keepLines/>
@@ -4437,13 +3810,14 @@
       <w:sz w:val="28"/>
     </w:rPr>
   </w:style>
-  <w:style w:type="paragraph" w:styleId="Heading6">
+  <w:style w:type="paragraph" w:styleId="7">
     <w:name w:val="heading 6"/>
-    <w:basedOn w:val="Normal"/>
-    <w:next w:val="Normal"/>
+    <w:basedOn w:val="1"/>
+    <w:next w:val="1"/>
     <w:semiHidden/>
     <w:unhideWhenUsed/>
     <w:qFormat/>
+    <w:uiPriority w:val="0"/>
     <w:pPr>
       <w:keepNext/>
       <w:keepLines/>
@@ -4456,18 +3830,19 @@
       <w:outlineLvl w:val="5"/>
     </w:pPr>
     <w:rPr>
-      <w:rFonts w:ascii="Arial" w:eastAsia="黑体" w:hAnsi="Arial"/>
+      <w:rFonts w:ascii="Arial" w:hAnsi="Arial" w:eastAsia="黑体"/>
       <w:b/>
       <w:sz w:val="24"/>
     </w:rPr>
   </w:style>
-  <w:style w:type="paragraph" w:styleId="Heading7">
+  <w:style w:type="paragraph" w:styleId="8">
     <w:name w:val="heading 7"/>
-    <w:basedOn w:val="Normal"/>
-    <w:next w:val="Normal"/>
+    <w:basedOn w:val="1"/>
+    <w:next w:val="1"/>
     <w:semiHidden/>
     <w:unhideWhenUsed/>
     <w:qFormat/>
+    <w:uiPriority w:val="0"/>
     <w:pPr>
       <w:keepNext/>
       <w:keepLines/>
@@ -4484,13 +3859,14 @@
       <w:sz w:val="24"/>
     </w:rPr>
   </w:style>
-  <w:style w:type="paragraph" w:styleId="Heading8">
+  <w:style w:type="paragraph" w:styleId="9">
     <w:name w:val="heading 8"/>
-    <w:basedOn w:val="Normal"/>
-    <w:next w:val="Normal"/>
+    <w:basedOn w:val="1"/>
+    <w:next w:val="1"/>
     <w:semiHidden/>
     <w:unhideWhenUsed/>
     <w:qFormat/>
+    <w:uiPriority w:val="0"/>
     <w:pPr>
       <w:keepNext/>
       <w:keepLines/>
@@ -4503,17 +3879,18 @@
       <w:outlineLvl w:val="7"/>
     </w:pPr>
     <w:rPr>
-      <w:rFonts w:ascii="Arial" w:eastAsia="黑体" w:hAnsi="Arial"/>
+      <w:rFonts w:ascii="Arial" w:hAnsi="Arial" w:eastAsia="黑体"/>
       <w:sz w:val="24"/>
     </w:rPr>
   </w:style>
-  <w:style w:type="paragraph" w:styleId="Heading9">
+  <w:style w:type="paragraph" w:styleId="10">
     <w:name w:val="heading 9"/>
-    <w:basedOn w:val="Normal"/>
-    <w:next w:val="Normal"/>
+    <w:basedOn w:val="1"/>
+    <w:next w:val="1"/>
     <w:semiHidden/>
     <w:unhideWhenUsed/>
     <w:qFormat/>
+    <w:uiPriority w:val="0"/>
     <w:pPr>
       <w:keepNext/>
       <w:keepLines/>
@@ -4526,19 +3903,21 @@
       <w:outlineLvl w:val="8"/>
     </w:pPr>
     <w:rPr>
-      <w:rFonts w:ascii="Arial" w:eastAsia="黑体" w:hAnsi="Arial"/>
+      <w:rFonts w:ascii="Arial" w:hAnsi="Arial" w:eastAsia="黑体"/>
       <w:sz w:val="21"/>
     </w:rPr>
   </w:style>
-  <w:style w:type="character" w:default="1" w:styleId="DefaultParagraphFont">
+  <w:style w:type="character" w:default="1" w:styleId="22">
     <w:name w:val="Default Paragraph Font"/>
     <w:semiHidden/>
     <w:qFormat/>
+    <w:uiPriority w:val="0"/>
   </w:style>
-  <w:style w:type="table" w:default="1" w:styleId="TableNormal">
+  <w:style w:type="table" w:default="1" w:styleId="20">
     <w:name w:val="Normal Table"/>
     <w:semiHidden/>
     <w:qFormat/>
+    <w:uiPriority w:val="0"/>
     <w:tblPr>
       <w:tblCellMar>
         <w:top w:w="0" w:type="dxa"/>
@@ -4548,39 +3927,43 @@
       </w:tblCellMar>
     </w:tblPr>
   </w:style>
-  <w:style w:type="paragraph" w:styleId="CommentText">
+  <w:style w:type="paragraph" w:styleId="11">
     <w:name w:val="annotation text"/>
-    <w:basedOn w:val="Normal"/>
+    <w:basedOn w:val="1"/>
     <w:qFormat/>
+    <w:uiPriority w:val="0"/>
     <w:pPr>
       <w:jc w:val="left"/>
     </w:pPr>
   </w:style>
-  <w:style w:type="paragraph" w:styleId="BodyText">
+  <w:style w:type="paragraph" w:styleId="12">
     <w:name w:val="Body Text"/>
-    <w:basedOn w:val="Normal"/>
+    <w:basedOn w:val="1"/>
     <w:semiHidden/>
     <w:qFormat/>
+    <w:uiPriority w:val="0"/>
     <w:rPr>
-      <w:rFonts w:ascii="Arial" w:eastAsia="Arial" w:hAnsi="Arial" w:cs="Arial"/>
+      <w:rFonts w:ascii="Arial" w:hAnsi="Arial" w:eastAsia="Arial" w:cs="Arial"/>
       <w:sz w:val="21"/>
       <w:szCs w:val="21"/>
       <w:lang w:val="en-US" w:eastAsia="en-US" w:bidi="ar-SA"/>
     </w:rPr>
   </w:style>
-  <w:style w:type="paragraph" w:styleId="TOC3">
+  <w:style w:type="paragraph" w:styleId="13">
     <w:name w:val="toc 3"/>
-    <w:basedOn w:val="Normal"/>
-    <w:next w:val="Normal"/>
+    <w:basedOn w:val="1"/>
+    <w:next w:val="1"/>
     <w:qFormat/>
+    <w:uiPriority w:val="0"/>
     <w:pPr>
       <w:ind w:left="840" w:leftChars="400"/>
     </w:pPr>
   </w:style>
-  <w:style w:type="paragraph" w:styleId="Footer">
+  <w:style w:type="paragraph" w:styleId="14">
     <w:name w:val="footer"/>
-    <w:basedOn w:val="Normal"/>
+    <w:basedOn w:val="1"/>
     <w:qFormat/>
+    <w:uiPriority w:val="0"/>
     <w:pPr>
       <w:tabs>
         <w:tab w:val="center" w:pos="4153"/>
@@ -4593,16 +3976,17 @@
       <w:sz w:val="18"/>
     </w:rPr>
   </w:style>
-  <w:style w:type="paragraph" w:styleId="Header">
+  <w:style w:type="paragraph" w:styleId="15">
     <w:name w:val="header"/>
-    <w:basedOn w:val="Normal"/>
+    <w:basedOn w:val="1"/>
     <w:qFormat/>
+    <w:uiPriority w:val="0"/>
     <w:pPr>
       <w:pBdr>
-        <w:top w:val="nil"/>
-        <w:left w:val="nil"/>
-        <w:bottom w:val="nil"/>
-        <w:right w:val="nil"/>
+        <w:top w:val="none" w:color="auto" w:sz="0" w:space="0"/>
+        <w:left w:val="none" w:color="auto" w:sz="0" w:space="0"/>
+        <w:bottom w:val="none" w:color="auto" w:sz="0" w:space="0"/>
+        <w:right w:val="none" w:color="auto" w:sz="0" w:space="0"/>
       </w:pBdr>
       <w:tabs>
         <w:tab w:val="center" w:pos="4153"/>
@@ -4617,37 +4001,41 @@
       <w:sz w:val="18"/>
     </w:rPr>
   </w:style>
-  <w:style w:type="paragraph" w:styleId="TOC1">
+  <w:style w:type="paragraph" w:styleId="16">
     <w:name w:val="toc 1"/>
-    <w:basedOn w:val="Normal"/>
-    <w:next w:val="Normal"/>
+    <w:basedOn w:val="1"/>
+    <w:next w:val="1"/>
     <w:qFormat/>
+    <w:uiPriority w:val="0"/>
     <w:rPr>
-      <w:rFonts w:ascii="Arial" w:eastAsia="Microsoft JhengHei" w:hAnsi="Arial"/>
+      <w:rFonts w:ascii="Arial" w:hAnsi="Arial" w:eastAsia="Microsoft JhengHei"/>
       <w:sz w:val="24"/>
     </w:rPr>
   </w:style>
-  <w:style w:type="paragraph" w:styleId="TOC2">
+  <w:style w:type="paragraph" w:styleId="17">
     <w:name w:val="toc 2"/>
-    <w:basedOn w:val="Normal"/>
-    <w:next w:val="Normal"/>
+    <w:basedOn w:val="1"/>
+    <w:next w:val="1"/>
     <w:qFormat/>
+    <w:uiPriority w:val="0"/>
     <w:pPr>
       <w:ind w:left="420" w:leftChars="200"/>
     </w:pPr>
   </w:style>
-  <w:style w:type="paragraph" w:styleId="NormalWeb">
+  <w:style w:type="paragraph" w:styleId="18">
     <w:name w:val="Normal (Web)"/>
-    <w:basedOn w:val="Normal"/>
+    <w:basedOn w:val="1"/>
     <w:qFormat/>
+    <w:uiPriority w:val="0"/>
     <w:rPr>
       <w:sz w:val="24"/>
     </w:rPr>
   </w:style>
-  <w:style w:type="paragraph" w:styleId="Title">
+  <w:style w:type="paragraph" w:styleId="19">
     <w:name w:val="Title"/>
-    <w:basedOn w:val="Normal"/>
+    <w:basedOn w:val="1"/>
     <w:qFormat/>
+    <w:uiPriority w:val="0"/>
     <w:pPr>
       <w:spacing w:before="240" w:beforeLines="0" w:beforeAutospacing="0" w:after="60" w:afterLines="0" w:afterAutospacing="0"/>
       <w:jc w:val="center"/>
@@ -4659,38 +4047,41 @@
       <w:sz w:val="32"/>
     </w:rPr>
   </w:style>
-  <w:style w:type="table" w:styleId="TableGrid">
+  <w:style w:type="table" w:styleId="21">
     <w:name w:val="Table Grid"/>
-    <w:basedOn w:val="TableNormal"/>
+    <w:basedOn w:val="20"/>
     <w:qFormat/>
+    <w:uiPriority w:val="0"/>
     <w:pPr>
       <w:widowControl w:val="0"/>
       <w:jc w:val="both"/>
     </w:pPr>
     <w:tblPr>
       <w:tblBorders>
-        <w:top w:val="single" w:sz="4" w:space="0" w:color="auto"/>
-        <w:left w:val="single" w:sz="4" w:space="0" w:color="auto"/>
-        <w:bottom w:val="single" w:sz="4" w:space="0" w:color="auto"/>
-        <w:right w:val="single" w:sz="4" w:space="0" w:color="auto"/>
-        <w:insideH w:val="single" w:sz="4" w:space="0" w:color="auto"/>
-        <w:insideV w:val="single" w:sz="4" w:space="0" w:color="auto"/>
+        <w:top w:val="single" w:color="auto" w:sz="4" w:space="0"/>
+        <w:left w:val="single" w:color="auto" w:sz="4" w:space="0"/>
+        <w:bottom w:val="single" w:color="auto" w:sz="4" w:space="0"/>
+        <w:right w:val="single" w:color="auto" w:sz="4" w:space="0"/>
+        <w:insideH w:val="single" w:color="auto" w:sz="4" w:space="0"/>
+        <w:insideV w:val="single" w:color="auto" w:sz="4" w:space="0"/>
       </w:tblBorders>
     </w:tblPr>
   </w:style>
-  <w:style w:type="character" w:styleId="Strong">
+  <w:style w:type="character" w:styleId="23">
     <w:name w:val="Strong"/>
-    <w:basedOn w:val="DefaultParagraphFont"/>
+    <w:basedOn w:val="22"/>
     <w:qFormat/>
+    <w:uiPriority w:val="0"/>
     <w:rPr>
       <w:b/>
     </w:rPr>
   </w:style>
-  <w:style w:type="table" w:customStyle="1" w:styleId="TableNormal0">
+  <w:style w:type="table" w:customStyle="1" w:styleId="24">
     <w:name w:val="Table Normal_0"/>
     <w:semiHidden/>
     <w:unhideWhenUsed/>
     <w:qFormat/>
+    <w:uiPriority w:val="0"/>
     <w:tblPr>
       <w:tblCellMar>
         <w:top w:w="0" w:type="dxa"/>
@@ -4700,81 +4091,87 @@
       </w:tblCellMar>
     </w:tblPr>
   </w:style>
-  <w:style w:type="paragraph" w:customStyle="1" w:styleId="TableText">
+  <w:style w:type="paragraph" w:customStyle="1" w:styleId="25">
     <w:name w:val="Table Text"/>
-    <w:basedOn w:val="Normal"/>
+    <w:basedOn w:val="1"/>
     <w:semiHidden/>
     <w:qFormat/>
+    <w:uiPriority w:val="0"/>
     <w:rPr>
-      <w:rFonts w:ascii="宋体" w:eastAsia="宋体" w:hAnsi="宋体" w:cs="宋体"/>
+      <w:rFonts w:ascii="宋体" w:hAnsi="宋体" w:eastAsia="宋体" w:cs="宋体"/>
       <w:sz w:val="21"/>
       <w:szCs w:val="21"/>
       <w:lang w:val="en-US" w:eastAsia="en-US" w:bidi="ar-SA"/>
     </w:rPr>
   </w:style>
-  <w:style w:type="paragraph" w:customStyle="1" w:styleId="1">
+  <w:style w:type="paragraph" w:customStyle="1" w:styleId="26">
     <w:name w:val="柴_标题1"/>
-    <w:basedOn w:val="Heading1"/>
-    <w:next w:val="a"/>
-    <w:link w:val="1Char"/>
+    <w:basedOn w:val="2"/>
+    <w:next w:val="27"/>
+    <w:link w:val="38"/>
     <w:qFormat/>
+    <w:uiPriority w:val="0"/>
     <w:pPr>
       <w:spacing w:before="100" w:after="90" w:line="360" w:lineRule="auto"/>
     </w:pPr>
     <w:rPr>
-      <w:rFonts w:ascii="Arial" w:eastAsia="宋体" w:hAnsi="Arial"/>
+      <w:rFonts w:ascii="Arial" w:hAnsi="Arial" w:eastAsia="宋体"/>
       <w:sz w:val="32"/>
     </w:rPr>
   </w:style>
-  <w:style w:type="paragraph" w:customStyle="1" w:styleId="a">
+  <w:style w:type="paragraph" w:customStyle="1" w:styleId="27">
     <w:name w:val="柴_正文"/>
-    <w:basedOn w:val="BodyText"/>
-    <w:link w:val="Char"/>
+    <w:basedOn w:val="12"/>
+    <w:link w:val="41"/>
     <w:qFormat/>
+    <w:uiPriority w:val="0"/>
     <w:pPr>
       <w:spacing w:line="360" w:lineRule="auto"/>
       <w:ind w:firstLine="470" w:firstLineChars="200"/>
     </w:pPr>
     <w:rPr>
-      <w:rFonts w:ascii="Arial" w:eastAsia="宋体" w:hAnsi="Arial"/>
+      <w:rFonts w:ascii="Arial" w:hAnsi="Arial" w:eastAsia="宋体"/>
       <w:sz w:val="24"/>
       <w:lang w:eastAsia="zh-CN"/>
     </w:rPr>
   </w:style>
-  <w:style w:type="paragraph" w:customStyle="1" w:styleId="2">
+  <w:style w:type="paragraph" w:customStyle="1" w:styleId="28">
     <w:name w:val="柴_标题2"/>
-    <w:basedOn w:val="Heading2"/>
-    <w:next w:val="a"/>
+    <w:basedOn w:val="3"/>
+    <w:next w:val="27"/>
     <w:qFormat/>
+    <w:uiPriority w:val="0"/>
     <w:pPr>
       <w:spacing w:line="360" w:lineRule="auto"/>
     </w:pPr>
     <w:rPr>
-      <w:rFonts w:ascii="Arial" w:eastAsia="宋体" w:hAnsi="Arial"/>
+      <w:rFonts w:ascii="Arial" w:hAnsi="Arial" w:eastAsia="宋体"/>
       <w:sz w:val="28"/>
     </w:rPr>
   </w:style>
-  <w:style w:type="paragraph" w:customStyle="1" w:styleId="3">
+  <w:style w:type="paragraph" w:customStyle="1" w:styleId="29">
     <w:name w:val="柴_标题3"/>
-    <w:basedOn w:val="Heading3"/>
-    <w:next w:val="a"/>
+    <w:basedOn w:val="4"/>
+    <w:next w:val="27"/>
     <w:qFormat/>
+    <w:uiPriority w:val="0"/>
     <w:pPr>
       <w:spacing w:line="360" w:lineRule="auto"/>
       <w:ind w:left="0" w:firstLine="472" w:firstLineChars="200"/>
     </w:pPr>
     <w:rPr>
-      <w:rFonts w:ascii="宋体" w:eastAsia="宋体" w:hAnsi="宋体" w:cs="宋体"/>
+      <w:rFonts w:ascii="宋体" w:hAnsi="宋体" w:eastAsia="宋体" w:cs="宋体"/>
       <w:spacing w:val="-2"/>
       <w:sz w:val="24"/>
       <w:szCs w:val="24"/>
     </w:rPr>
   </w:style>
-  <w:style w:type="paragraph" w:customStyle="1" w:styleId="a0">
+  <w:style w:type="paragraph" w:customStyle="1" w:styleId="30">
     <w:name w:val="柴_目录"/>
-    <w:basedOn w:val="Normal"/>
-    <w:next w:val="BodyText"/>
+    <w:basedOn w:val="1"/>
+    <w:next w:val="12"/>
     <w:qFormat/>
+    <w:uiPriority w:val="0"/>
     <w:pPr>
       <w:tabs>
         <w:tab w:val="right" w:leader="dot" w:pos="8442"/>
@@ -4782,89 +4179,96 @@
       <w:ind w:left="0" w:leftChars="0"/>
     </w:pPr>
     <w:rPr>
-      <w:rFonts w:ascii="Arial" w:eastAsia="Microsoft JhengHei" w:hAnsi="Arial"/>
+      <w:rFonts w:ascii="Arial" w:hAnsi="Arial" w:eastAsia="Microsoft JhengHei"/>
       <w:sz w:val="24"/>
     </w:rPr>
   </w:style>
-  <w:style w:type="paragraph" w:customStyle="1" w:styleId="a1">
+  <w:style w:type="paragraph" w:customStyle="1" w:styleId="31">
     <w:name w:val="柴_公司名"/>
-    <w:basedOn w:val="Title"/>
+    <w:basedOn w:val="19"/>
     <w:qFormat/>
+    <w:uiPriority w:val="0"/>
     <w:pPr>
       <w:spacing w:after="600" w:afterLines="600"/>
     </w:pPr>
     <w:rPr>
-      <w:rFonts w:ascii="宋体" w:eastAsia="宋体" w:hAnsi="宋体" w:cs="宋体" w:hint="eastAsia"/>
+      <w:rFonts w:hint="eastAsia" w:ascii="宋体" w:hAnsi="宋体" w:eastAsia="宋体" w:cs="宋体"/>
       <w:bCs/>
       <w:spacing w:val="-6"/>
       <w:sz w:val="52"/>
       <w:szCs w:val="52"/>
     </w:rPr>
   </w:style>
-  <w:style w:type="paragraph" w:customStyle="1" w:styleId="a2">
+  <w:style w:type="paragraph" w:customStyle="1" w:styleId="32">
     <w:name w:val="柴_文档名"/>
-    <w:basedOn w:val="Title"/>
+    <w:basedOn w:val="19"/>
     <w:qFormat/>
+    <w:uiPriority w:val="0"/>
     <w:pPr>
       <w:spacing w:after="900" w:afterLines="900"/>
     </w:pPr>
     <w:rPr>
-      <w:rFonts w:ascii="黑体" w:eastAsia="黑体" w:hAnsi="黑体" w:cs="黑体"/>
+      <w:rFonts w:ascii="黑体" w:hAnsi="黑体" w:eastAsia="黑体" w:cs="黑体"/>
       <w:bCs/>
       <w:spacing w:val="-7"/>
       <w:sz w:val="52"/>
       <w:szCs w:val="52"/>
     </w:rPr>
   </w:style>
-  <w:style w:type="paragraph" w:customStyle="1" w:styleId="WPSOffice1">
+  <w:style w:type="paragraph" w:customStyle="1" w:styleId="33">
     <w:name w:val="WPSOffice手动目录 1"/>
     <w:qFormat/>
+    <w:uiPriority w:val="0"/>
     <w:pPr>
       <w:ind w:leftChars="0"/>
     </w:pPr>
     <w:rPr>
-      <w:rFonts w:ascii="Times New Roman" w:eastAsia="宋体" w:hAnsi="Times New Roman" w:cs="Times New Roman"/>
+      <w:rFonts w:ascii="Times New Roman" w:hAnsi="Times New Roman" w:eastAsia="宋体" w:cs="Times New Roman"/>
       <w:sz w:val="20"/>
       <w:szCs w:val="20"/>
     </w:rPr>
   </w:style>
-  <w:style w:type="paragraph" w:customStyle="1" w:styleId="WPSOffice2">
+  <w:style w:type="paragraph" w:customStyle="1" w:styleId="34">
     <w:name w:val="WPSOffice手动目录 2"/>
     <w:qFormat/>
+    <w:uiPriority w:val="0"/>
     <w:pPr>
       <w:ind w:leftChars="200"/>
     </w:pPr>
     <w:rPr>
-      <w:rFonts w:ascii="Times New Roman" w:eastAsia="宋体" w:hAnsi="Times New Roman" w:cs="Times New Roman"/>
+      <w:rFonts w:ascii="Times New Roman" w:hAnsi="Times New Roman" w:eastAsia="宋体" w:cs="Times New Roman"/>
       <w:sz w:val="20"/>
       <w:szCs w:val="20"/>
     </w:rPr>
   </w:style>
-  <w:style w:type="paragraph" w:customStyle="1" w:styleId="WPSOffice3">
+  <w:style w:type="paragraph" w:customStyle="1" w:styleId="35">
     <w:name w:val="WPSOffice手动目录 3"/>
     <w:qFormat/>
+    <w:uiPriority w:val="0"/>
     <w:pPr>
       <w:ind w:leftChars="400"/>
     </w:pPr>
     <w:rPr>
-      <w:rFonts w:ascii="Times New Roman" w:eastAsia="宋体" w:hAnsi="Times New Roman" w:cs="Times New Roman"/>
+      <w:rFonts w:ascii="Times New Roman" w:hAnsi="Times New Roman" w:eastAsia="宋体" w:cs="Times New Roman"/>
       <w:sz w:val="20"/>
       <w:szCs w:val="20"/>
     </w:rPr>
   </w:style>
-  <w:style w:type="paragraph" w:customStyle="1" w:styleId="Compact">
+  <w:style w:type="paragraph" w:customStyle="1" w:styleId="36">
     <w:name w:val="Compact"/>
-    <w:basedOn w:val="BodyText"/>
+    <w:basedOn w:val="12"/>
     <w:qFormat/>
+    <w:uiPriority w:val="0"/>
     <w:pPr>
       <w:spacing w:before="36" w:after="36"/>
     </w:pPr>
   </w:style>
-  <w:style w:type="table" w:customStyle="1" w:styleId="Table">
+  <w:style w:type="table" w:customStyle="1" w:styleId="37">
     <w:name w:val="Table"/>
     <w:semiHidden/>
     <w:unhideWhenUsed/>
     <w:qFormat/>
+    <w:uiPriority w:val="0"/>
     <w:tblPr>
       <w:tblCellMar>
         <w:top w:w="0" w:type="dxa"/>
@@ -4876,25 +4280,27 @@
     <w:tblStylePr w:type="firstRow">
       <w:tcPr>
         <w:tcBorders>
-          <w:bottom w:val="single" w:sz="0" w:space="0" w:color="auto"/>
+          <w:bottom w:val="single" w:color="auto" w:sz="0" w:space="0"/>
         </w:tcBorders>
         <w:vAlign w:val="bottom"/>
       </w:tcPr>
     </w:tblStylePr>
   </w:style>
-  <w:style w:type="character" w:customStyle="1" w:styleId="1Char">
+  <w:style w:type="character" w:customStyle="1" w:styleId="38">
     <w:name w:val="柴_标题1 Char"/>
-    <w:link w:val="1"/>
+    <w:link w:val="26"/>
     <w:qFormat/>
+    <w:uiPriority w:val="0"/>
     <w:rPr>
-      <w:rFonts w:ascii="Arial" w:eastAsia="宋体" w:hAnsi="Arial"/>
+      <w:rFonts w:ascii="Arial" w:hAnsi="Arial" w:eastAsia="宋体"/>
       <w:sz w:val="32"/>
     </w:rPr>
   </w:style>
-  <w:style w:type="paragraph" w:customStyle="1" w:styleId="a3">
+  <w:style w:type="paragraph" w:customStyle="1" w:styleId="39">
     <w:name w:val="柴_正文_无缩进"/>
-    <w:basedOn w:val="Normal"/>
+    <w:basedOn w:val="1"/>
     <w:qFormat/>
+    <w:uiPriority w:val="0"/>
     <w:pPr>
       <w:ind w:firstLine="0" w:firstLineChars="0"/>
     </w:pPr>
@@ -4904,29 +4310,31 @@
       <w:lang w:eastAsia="zh-CN"/>
     </w:rPr>
   </w:style>
-  <w:style w:type="paragraph" w:customStyle="1" w:styleId="4">
+  <w:style w:type="paragraph" w:customStyle="1" w:styleId="40">
     <w:name w:val="柴_标题4"/>
-    <w:basedOn w:val="Heading4"/>
-    <w:next w:val="Normal"/>
+    <w:basedOn w:val="5"/>
+    <w:next w:val="1"/>
     <w:qFormat/>
+    <w:uiPriority w:val="0"/>
     <w:pPr>
       <w:widowControl w:val="0"/>
       <w:spacing w:before="160" w:line="360" w:lineRule="auto"/>
-      <w:ind w:left="981" w:hanging="862" w:leftChars="300"/>
+      <w:ind w:left="981" w:leftChars="300" w:hanging="862"/>
     </w:pPr>
     <w:rPr>
-      <w:rFonts w:ascii="Calibri" w:eastAsia="宋体" w:hAnsi="Calibri" w:cs="宋体" w:hint="eastAsia"/>
+      <w:rFonts w:hint="eastAsia" w:ascii="Calibri" w:hAnsi="Calibri" w:eastAsia="宋体" w:cs="宋体"/>
       <w:sz w:val="24"/>
       <w:szCs w:val="24"/>
       <w:lang w:eastAsia="zh-CN" w:bidi="zh-CN"/>
     </w:rPr>
   </w:style>
-  <w:style w:type="character" w:customStyle="1" w:styleId="Char">
+  <w:style w:type="character" w:customStyle="1" w:styleId="41">
     <w:name w:val="柴_正文 Char"/>
-    <w:link w:val="a"/>
+    <w:link w:val="27"/>
     <w:qFormat/>
+    <w:uiPriority w:val="0"/>
     <w:rPr>
-      <w:rFonts w:ascii="Arial" w:eastAsia="宋体" w:hAnsi="Arial"/>
+      <w:rFonts w:ascii="Arial" w:hAnsi="Arial" w:eastAsia="宋体"/>
       <w:sz w:val="24"/>
       <w:lang w:eastAsia="zh-CN"/>
     </w:rPr>
